--- a/documents/FuZhengCVwebsite.docx
+++ b/documents/FuZhengCVwebsite.docx
@@ -1,45 +1,7 @@
 
 <file path=word/document.xml><?xml version="1.0" encoding="utf-8"?>
-<w:document xmlns:wpc="http://schemas.microsoft.com/office/word/2010/wordprocessingCanvas" xmlns:cx="http://schemas.microsoft.com/office/drawing/2014/chartex" xmlns:cx1="http://schemas.microsoft.com/office/drawing/2015/9/8/chartex" xmlns:cx2="http://schemas.microsoft.com/office/drawing/2015/10/21/chartex" xmlns:cx3="http://schemas.microsoft.com/office/drawing/2016/5/9/chartex" xmlns:cx4="http://schemas.microsoft.com/office/drawing/2016/5/10/chartex" xmlns:cx5="http://schemas.microsoft.com/office/drawing/2016/5/11/chartex" xmlns:cx6="http://schemas.microsoft.com/office/drawing/2016/5/12/chartex" xmlns:cx7="http://schemas.microsoft.com/office/drawing/2016/5/13/chartex" xmlns:cx8="http://schemas.microsoft.com/office/drawing/2016/5/14/chartex" xmlns:mc="http://schemas.openxmlformats.org/markup-compatibility/2006" xmlns:aink="http://schemas.microsoft.com/office/drawing/2016/ink" xmlns:am3d="http://schemas.microsoft.com/office/drawing/2017/model3d" xmlns:o="urn:schemas-microsoft-com:office:office" xmlns:oel="http://schemas.microsoft.com/office/2019/extlst" xmlns:r="http://schemas.openxmlformats.org/officeDocument/2006/relationships" xmlns:m="http://schemas.openxmlformats.org/officeDocument/2006/math" xmlns:v="urn:schemas-microsoft-com:vml" xmlns:wp14="http://schemas.microsoft.com/office/word/2010/wordprocessingDrawing" xmlns:wp="http://schemas.openxmlformats.org/drawingml/2006/wordprocessingDrawing" xmlns:w10="urn:schemas-microsoft-com:office:word" xmlns:w="http://schemas.openxmlformats.org/wordprocessingml/2006/main" xmlns:w14="http://schemas.microsoft.com/office/word/2010/wordml" xmlns:w15="http://schemas.microsoft.com/office/word/2012/wordml" xmlns:w16cex="http://schemas.microsoft.com/office/word/2018/wordml/cex" xmlns:w16cid="http://schemas.microsoft.com/office/word/2016/wordml/cid" xmlns:w16="http://schemas.microsoft.com/office/word/2018/wordml" xmlns:w16sdtdh="http://schemas.microsoft.com/office/word/2020/wordml/sdtdatahash" xmlns:w16se="http://schemas.microsoft.com/office/word/2015/wordml/symex" xmlns:wpg="http://schemas.microsoft.com/office/word/2010/wordprocessingGroup" xmlns:wpi="http://schemas.microsoft.com/office/word/2010/wordprocessingInk" xmlns:wne="http://schemas.microsoft.com/office/word/2006/wordml" xmlns:wps="http://schemas.microsoft.com/office/word/2010/wordprocessingShape" mc:Ignorable="w14 w15 w16se w16cid w16 w16cex w16sdtdh wp14">
+<w:document xmlns:wpc="http://schemas.microsoft.com/office/word/2010/wordprocessingCanvas" xmlns:cx="http://schemas.microsoft.com/office/drawing/2014/chartex" xmlns:cx1="http://schemas.microsoft.com/office/drawing/2015/9/8/chartex" xmlns:cx2="http://schemas.microsoft.com/office/drawing/2015/10/21/chartex" xmlns:cx3="http://schemas.microsoft.com/office/drawing/2016/5/9/chartex" xmlns:cx4="http://schemas.microsoft.com/office/drawing/2016/5/10/chartex" xmlns:cx5="http://schemas.microsoft.com/office/drawing/2016/5/11/chartex" xmlns:cx6="http://schemas.microsoft.com/office/drawing/2016/5/12/chartex" xmlns:cx7="http://schemas.microsoft.com/office/drawing/2016/5/13/chartex" xmlns:cx8="http://schemas.microsoft.com/office/drawing/2016/5/14/chartex" xmlns:mc="http://schemas.openxmlformats.org/markup-compatibility/2006" xmlns:aink="http://schemas.microsoft.com/office/drawing/2016/ink" xmlns:am3d="http://schemas.microsoft.com/office/drawing/2017/model3d" xmlns:o="urn:schemas-microsoft-com:office:office" xmlns:oel="http://schemas.microsoft.com/office/2019/extlst" xmlns:r="http://schemas.openxmlformats.org/officeDocument/2006/relationships" xmlns:m="http://schemas.openxmlformats.org/officeDocument/2006/math" xmlns:v="urn:schemas-microsoft-com:vml" xmlns:wp14="http://schemas.microsoft.com/office/word/2010/wordprocessingDrawing" xmlns:wp="http://schemas.openxmlformats.org/drawingml/2006/wordprocessingDrawing" xmlns:w10="urn:schemas-microsoft-com:office:word" xmlns:w="http://schemas.openxmlformats.org/wordprocessingml/2006/main" xmlns:w14="http://schemas.microsoft.com/office/word/2010/wordml" xmlns:w15="http://schemas.microsoft.com/office/word/2012/wordml" xmlns:w16cex="http://schemas.microsoft.com/office/word/2018/wordml/cex" xmlns:w16cid="http://schemas.microsoft.com/office/word/2016/wordml/cid" xmlns:w16="http://schemas.microsoft.com/office/word/2018/wordml" xmlns:w16du="http://schemas.microsoft.com/office/word/2023/wordml/word16du" xmlns:w16sdtdh="http://schemas.microsoft.com/office/word/2020/wordml/sdtdatahash" xmlns:w16sdtfl="http://schemas.microsoft.com/office/word/2024/wordml/sdtformatlock" xmlns:w16se="http://schemas.microsoft.com/office/word/2015/wordml/symex" xmlns:wpg="http://schemas.microsoft.com/office/word/2010/wordprocessingGroup" xmlns:wpi="http://schemas.microsoft.com/office/word/2010/wordprocessingInk" xmlns:wne="http://schemas.microsoft.com/office/word/2006/wordml" xmlns:wps="http://schemas.microsoft.com/office/word/2010/wordprocessingShape" mc:Ignorable="w14 w15 w16se w16cid w16 w16cex w16sdtdh w16sdtfl w16du wp14">
   <w:body>
-    <w:p>
-      <w:pPr>
-        <w:pStyle w:val="Title"/>
-        <w:tabs>
-          <w:tab w:val="left" w:pos="360"/>
-        </w:tabs>
-        <w:outlineLvl w:val="0"/>
-        <w:rPr>
-          <w:rFonts w:eastAsia="Heiti TC Medium"/>
-          <w:sz w:val="32"/>
-          <w:szCs w:val="32"/>
-        </w:rPr>
-      </w:pPr>
-      <w:r>
-        <w:rPr>
-          <w:rFonts w:eastAsia="Heiti TC Medium" w:hint="eastAsia"/>
-          <w:sz w:val="32"/>
-          <w:szCs w:val="32"/>
-        </w:rPr>
-        <w:t>Zh</w:t>
-      </w:r>
-      <w:r>
-        <w:rPr>
-          <w:rFonts w:eastAsia="Heiti TC Medium"/>
-          <w:sz w:val="32"/>
-          <w:szCs w:val="32"/>
-        </w:rPr>
-        <w:t>eng Fu</w:t>
-      </w:r>
-      <w:r>
-        <w:rPr>
-          <w:rFonts w:eastAsia="Heiti TC Medium"/>
-          <w:sz w:val="32"/>
-          <w:szCs w:val="32"/>
-        </w:rPr>
-        <w:t xml:space="preserve"> </w:t>
-      </w:r>
-    </w:p>
     <w:p>
       <w:pPr>
         <w:pStyle w:val="Title"/>
@@ -50,11 +12,26 @@
         <w:outlineLvl w:val="0"/>
         <w:rPr>
           <w:rFonts w:eastAsia="Heiti TC Medium"/>
-          <w:b w:val="0"/>
-          <w:sz w:val="20"/>
-          <w:szCs w:val="20"/>
-        </w:rPr>
-      </w:pPr>
+          <w:sz w:val="32"/>
+          <w:szCs w:val="32"/>
+        </w:rPr>
+      </w:pPr>
+      <w:r>
+        <w:rPr>
+          <w:rFonts w:eastAsia="Heiti TC Medium" w:hint="eastAsia"/>
+          <w:sz w:val="32"/>
+          <w:szCs w:val="32"/>
+        </w:rPr>
+        <w:t>Zh</w:t>
+      </w:r>
+      <w:r>
+        <w:rPr>
+          <w:rFonts w:eastAsia="Heiti TC Medium"/>
+          <w:sz w:val="32"/>
+          <w:szCs w:val="32"/>
+        </w:rPr>
+        <w:t>eng Fu</w:t>
+      </w:r>
     </w:p>
     <w:p>
       <w:pPr>
@@ -62,6 +39,7 @@
         <w:tabs>
           <w:tab w:val="left" w:pos="360"/>
         </w:tabs>
+        <w:jc w:val="both"/>
         <w:outlineLvl w:val="0"/>
         <w:rPr>
           <w:rFonts w:eastAsia="Heiti TC Medium"/>
@@ -70,87 +48,6 @@
           <w:szCs w:val="20"/>
         </w:rPr>
       </w:pPr>
-      <w:r>
-        <w:rPr>
-          <w:rFonts w:eastAsia="Heiti TC Medium"/>
-          <w:b w:val="0"/>
-          <w:sz w:val="20"/>
-          <w:szCs w:val="20"/>
-        </w:rPr>
-        <w:t>Ph</w:t>
-      </w:r>
-      <w:r>
-        <w:rPr>
-          <w:rFonts w:eastAsia="Heiti TC Medium"/>
-          <w:b w:val="0"/>
-          <w:sz w:val="20"/>
-          <w:szCs w:val="20"/>
-        </w:rPr>
-        <w:t>.</w:t>
-      </w:r>
-      <w:r>
-        <w:rPr>
-          <w:rFonts w:eastAsia="Heiti TC Medium"/>
-          <w:b w:val="0"/>
-          <w:sz w:val="20"/>
-          <w:szCs w:val="20"/>
-        </w:rPr>
-        <w:t>D</w:t>
-      </w:r>
-      <w:r>
-        <w:rPr>
-          <w:rFonts w:eastAsia="Heiti TC Medium"/>
-          <w:b w:val="0"/>
-          <w:sz w:val="20"/>
-          <w:szCs w:val="20"/>
-        </w:rPr>
-        <w:t>.</w:t>
-      </w:r>
-      <w:r>
-        <w:rPr>
-          <w:rFonts w:eastAsia="Heiti TC Medium"/>
-          <w:b w:val="0"/>
-          <w:sz w:val="20"/>
-          <w:szCs w:val="20"/>
-        </w:rPr>
-        <w:t xml:space="preserve"> Candidate in Sociology</w:t>
-      </w:r>
-      <w:r>
-        <w:rPr>
-          <w:rFonts w:eastAsia="Heiti TC Medium"/>
-          <w:b w:val="0"/>
-          <w:sz w:val="20"/>
-          <w:szCs w:val="20"/>
-        </w:rPr>
-        <w:t xml:space="preserve"> </w:t>
-      </w:r>
-      <w:r>
-        <w:rPr>
-          <w:rFonts w:eastAsia="Heiti TC Medium"/>
-          <w:b w:val="0"/>
-          <w:sz w:val="20"/>
-          <w:szCs w:val="20"/>
-        </w:rPr>
-        <w:t>•</w:t>
-      </w:r>
-      <w:r>
-        <w:rPr>
-          <w:rFonts w:eastAsia="Heiti TC Medium"/>
-          <w:b w:val="0"/>
-          <w:sz w:val="20"/>
-          <w:szCs w:val="20"/>
-        </w:rPr>
-        <w:t xml:space="preserve"> </w:t>
-      </w:r>
-      <w:r>
-        <w:rPr>
-          <w:rFonts w:eastAsia="Heiti TC Medium"/>
-          <w:b w:val="0"/>
-          <w:sz w:val="20"/>
-          <w:szCs w:val="20"/>
-        </w:rPr>
-        <w:t>Columbia University</w:t>
-      </w:r>
     </w:p>
     <w:p>
       <w:pPr>
@@ -158,6 +55,7 @@
         <w:tabs>
           <w:tab w:val="left" w:pos="360"/>
         </w:tabs>
+        <w:jc w:val="both"/>
         <w:outlineLvl w:val="0"/>
         <w:rPr>
           <w:rFonts w:eastAsia="Heiti TC Medium"/>
@@ -168,12 +66,12 @@
       </w:pPr>
       <w:r>
         <w:rPr>
-          <w:rFonts w:eastAsia="Heiti TC Medium"/>
+          <w:rFonts w:eastAsia="Heiti TC Medium" w:hint="eastAsia"/>
           <w:b w:val="0"/>
           <w:sz w:val="20"/>
           <w:szCs w:val="20"/>
         </w:rPr>
-        <w:t>e</w:t>
+        <w:t>PRODIG+ Fellow of critical AI</w:t>
       </w:r>
       <w:r>
         <w:rPr>
@@ -182,7 +80,7 @@
           <w:sz w:val="20"/>
           <w:szCs w:val="20"/>
         </w:rPr>
-        <w:t>mail:</w:t>
+        <w:t xml:space="preserve"> </w:t>
       </w:r>
       <w:r>
         <w:rPr>
@@ -191,20 +89,96 @@
           <w:sz w:val="20"/>
           <w:szCs w:val="20"/>
         </w:rPr>
+        <w:t>•</w:t>
+      </w:r>
+      <w:r>
+        <w:rPr>
+          <w:rFonts w:eastAsia="Heiti TC Medium"/>
+          <w:b w:val="0"/>
+          <w:sz w:val="20"/>
+          <w:szCs w:val="20"/>
+        </w:rPr>
         <w:t xml:space="preserve"> </w:t>
       </w:r>
-      <w:hyperlink r:id="rId7" w:history="1">
-        <w:r>
-          <w:rPr>
-            <w:rStyle w:val="Hyperlink"/>
-            <w:rFonts w:eastAsia="Heiti TC Medium"/>
-            <w:b w:val="0"/>
-            <w:sz w:val="20"/>
-            <w:szCs w:val="20"/>
-          </w:rPr>
-          <w:t>zf2205@columbia.edu</w:t>
-        </w:r>
-      </w:hyperlink>
+      <w:r>
+        <w:rPr>
+          <w:rFonts w:eastAsia="Heiti TC Medium" w:hint="eastAsia"/>
+          <w:b w:val="0"/>
+          <w:sz w:val="20"/>
+          <w:szCs w:val="20"/>
+        </w:rPr>
+        <w:t>Stony Brook</w:t>
+      </w:r>
+      <w:r>
+        <w:rPr>
+          <w:rFonts w:eastAsia="Heiti TC Medium"/>
+          <w:b w:val="0"/>
+          <w:sz w:val="20"/>
+          <w:szCs w:val="20"/>
+        </w:rPr>
+        <w:t xml:space="preserve"> University</w:t>
+      </w:r>
+      <w:r>
+        <w:rPr>
+          <w:rFonts w:eastAsia="Heiti TC Medium"/>
+          <w:b w:val="0"/>
+          <w:sz w:val="20"/>
+          <w:szCs w:val="20"/>
+        </w:rPr>
+        <w:t xml:space="preserve"> </w:t>
+      </w:r>
+    </w:p>
+    <w:p>
+      <w:pPr>
+        <w:pStyle w:val="Title"/>
+        <w:tabs>
+          <w:tab w:val="left" w:pos="360"/>
+        </w:tabs>
+        <w:jc w:val="both"/>
+        <w:outlineLvl w:val="0"/>
+        <w:rPr>
+          <w:rFonts w:eastAsia="Heiti TC Medium"/>
+          <w:b w:val="0"/>
+          <w:sz w:val="20"/>
+          <w:szCs w:val="20"/>
+        </w:rPr>
+      </w:pPr>
+      <w:r>
+        <w:rPr>
+          <w:rFonts w:eastAsia="Heiti TC Medium"/>
+          <w:b w:val="0"/>
+          <w:sz w:val="20"/>
+          <w:szCs w:val="20"/>
+        </w:rPr>
+        <w:t>e</w:t>
+      </w:r>
+      <w:r>
+        <w:rPr>
+          <w:rFonts w:eastAsia="Heiti TC Medium"/>
+          <w:b w:val="0"/>
+          <w:sz w:val="20"/>
+          <w:szCs w:val="20"/>
+        </w:rPr>
+        <w:t>mail:</w:t>
+      </w:r>
+      <w:r>
+        <w:rPr>
+          <w:rFonts w:eastAsia="Heiti TC Medium"/>
+          <w:b w:val="0"/>
+          <w:sz w:val="20"/>
+          <w:szCs w:val="20"/>
+        </w:rPr>
+        <w:t xml:space="preserve"> </w:t>
+      </w:r>
+      <w:r>
+        <w:rPr>
+          <w:rFonts w:eastAsia="Heiti TC Medium" w:hint="eastAsia"/>
+          <w:b w:val="0"/>
+          <w:sz w:val="20"/>
+          <w:szCs w:val="20"/>
+        </w:rPr>
+        <w:t>zheng.fu@stonybrook.edu</w:t>
+      </w:r>
     </w:p>
     <w:p>
       <w:pPr>
@@ -243,7 +217,15 @@
           <w:bCs w:val="0"/>
           <w:u w:val="single"/>
         </w:rPr>
-        <w:t>EDUCATION</w:t>
+        <w:t>E</w:t>
+      </w:r>
+      <w:r>
+        <w:rPr>
+          <w:rFonts w:eastAsia="Heiti TC Medium"/>
+          <w:bCs w:val="0"/>
+          <w:u w:val="single"/>
+        </w:rPr>
+        <w:t>MPLOYMENT</w:t>
       </w:r>
       <w:r>
         <w:rPr>
@@ -336,17 +318,17 @@
     </w:p>
     <w:p>
       <w:pPr>
+        <w:pStyle w:val="Title"/>
         <w:tabs>
           <w:tab w:val="left" w:pos="360"/>
-          <w:tab w:val="left" w:pos="1080"/>
-          <w:tab w:val="left" w:pos="8640"/>
         </w:tabs>
         <w:spacing w:line="280" w:lineRule="exact"/>
         <w:jc w:val="both"/>
-        <w:rPr>
-          <w:rFonts w:eastAsia="Heiti TC Medium"/>
-          <w:b/>
-          <w:bCs/>
+        <w:outlineLvl w:val="0"/>
+        <w:rPr>
+          <w:rFonts w:eastAsia="Heiti TC Medium"/>
+          <w:bCs w:val="0"/>
+          <w:u w:val="single"/>
         </w:rPr>
       </w:pPr>
     </w:p>
@@ -369,13 +351,13 @@
         <w:tblLook w:val="04A0" w:firstRow="1" w:lastRow="0" w:firstColumn="1" w:lastColumn="0" w:noHBand="0" w:noVBand="1"/>
       </w:tblPr>
       <w:tblGrid>
-        <w:gridCol w:w="990"/>
-        <w:gridCol w:w="8360"/>
+        <w:gridCol w:w="1615"/>
+        <w:gridCol w:w="7735"/>
       </w:tblGrid>
       <w:tr>
         <w:tc>
           <w:tcPr>
-            <w:tcW w:w="990" w:type="dxa"/>
+            <w:tcW w:w="1615" w:type="dxa"/>
           </w:tcPr>
           <w:p>
             <w:pPr>
@@ -387,24 +369,21 @@
               <w:spacing w:line="280" w:lineRule="exact"/>
               <w:rPr>
                 <w:rFonts w:eastAsia="Heiti TC Medium"/>
-                <w:b/>
-                <w:bCs/>
                 <w:iCs/>
               </w:rPr>
             </w:pPr>
             <w:r>
               <w:rPr>
                 <w:rFonts w:eastAsia="Heiti TC Medium"/>
-                <w:bCs/>
                 <w:iCs/>
               </w:rPr>
-              <w:t xml:space="preserve">expected </w:t>
+              <w:t>2025-</w:t>
             </w:r>
           </w:p>
         </w:tc>
         <w:tc>
           <w:tcPr>
-            <w:tcW w:w="8360" w:type="dxa"/>
+            <w:tcW w:w="7735" w:type="dxa"/>
           </w:tcPr>
           <w:p>
             <w:pPr>
@@ -425,42 +404,21 @@
                 <w:rFonts w:eastAsia="Heiti TC Medium"/>
                 <w:bCs/>
               </w:rPr>
-              <w:t>Ph</w:t>
+              <w:t xml:space="preserve">PRODIG+ Fellow </w:t>
             </w:r>
             <w:r>
               <w:rPr>
-                <w:rFonts w:eastAsia="Heiti TC Medium"/>
+                <w:rFonts w:eastAsia="Heiti TC Medium" w:hint="eastAsia"/>
                 <w:bCs/>
               </w:rPr>
-              <w:t>.</w:t>
+              <w:t>in</w:t>
             </w:r>
             <w:r>
               <w:rPr>
                 <w:rFonts w:eastAsia="Heiti TC Medium"/>
                 <w:bCs/>
               </w:rPr>
-              <w:t>D</w:t>
-            </w:r>
-            <w:r>
-              <w:rPr>
-                <w:rFonts w:eastAsia="Heiti TC Medium"/>
-                <w:bCs/>
-              </w:rPr>
-              <w:t>.</w:t>
-            </w:r>
-            <w:r>
-              <w:rPr>
-                <w:rFonts w:eastAsia="Heiti TC Medium"/>
-                <w:bCs/>
-              </w:rPr>
-              <w:t>, Sociology</w:t>
-            </w:r>
-            <w:r>
-              <w:rPr>
-                <w:rFonts w:eastAsia="Heiti TC Medium"/>
-                <w:bCs/>
-              </w:rPr>
-              <w:t>, Columbia University</w:t>
+              <w:t xml:space="preserve"> critical AI, Stony Brook University</w:t>
             </w:r>
           </w:p>
         </w:tc>
@@ -468,7 +426,7 @@
       <w:tr>
         <w:tc>
           <w:tcPr>
-            <w:tcW w:w="990" w:type="dxa"/>
+            <w:tcW w:w="1615" w:type="dxa"/>
           </w:tcPr>
           <w:p>
             <w:pPr>
@@ -484,27 +442,11 @@
                 <w:bCs/>
               </w:rPr>
             </w:pPr>
-            <w:r>
-              <w:rPr>
-                <w:rFonts w:eastAsia="Heiti TC Medium"/>
-                <w:bCs/>
-                <w:iCs/>
-              </w:rPr>
-              <w:t>202</w:t>
-            </w:r>
-            <w:r>
-              <w:rPr>
-                <w:rFonts w:eastAsia="Heiti TC Medium"/>
-                <w:bCs/>
-                <w:iCs/>
-              </w:rPr>
-              <w:t>5</w:t>
-            </w:r>
           </w:p>
         </w:tc>
         <w:tc>
           <w:tcPr>
-            <w:tcW w:w="8360" w:type="dxa"/>
+            <w:tcW w:w="7735" w:type="dxa"/>
           </w:tcPr>
           <w:p>
             <w:pPr>
@@ -518,25 +460,13 @@
                 <w:rFonts w:eastAsia="Heiti TC Medium"/>
               </w:rPr>
             </w:pPr>
-            <w:r>
-              <w:rPr>
-                <w:rFonts w:eastAsia="Heiti TC Medium"/>
-              </w:rPr>
-              <w:t xml:space="preserve">Dissertation: </w:t>
-            </w:r>
-            <w:r>
-              <w:rPr>
-                <w:rFonts w:eastAsia="Heiti TC Medium"/>
-              </w:rPr>
-              <w:t>Work of Legitimacy: Legitimation and Repression in the Context of Labor Unrest in China</w:t>
-            </w:r>
           </w:p>
         </w:tc>
       </w:tr>
       <w:tr>
         <w:tc>
           <w:tcPr>
-            <w:tcW w:w="990" w:type="dxa"/>
+            <w:tcW w:w="1615" w:type="dxa"/>
           </w:tcPr>
           <w:p>
             <w:pPr>
@@ -556,7 +486,7 @@
         </w:tc>
         <w:tc>
           <w:tcPr>
-            <w:tcW w:w="8360" w:type="dxa"/>
+            <w:tcW w:w="7735" w:type="dxa"/>
           </w:tcPr>
           <w:p>
             <w:pPr>
@@ -570,19 +500,13 @@
                 <w:rFonts w:eastAsia="Heiti TC Medium"/>
               </w:rPr>
             </w:pPr>
-            <w:r>
-              <w:rPr>
-                <w:rFonts w:eastAsia="Heiti TC Medium"/>
-              </w:rPr>
-              <w:t>Committee: Peter Bearman (Chair), Gil Eyal, James Chu</w:t>
-            </w:r>
           </w:p>
         </w:tc>
       </w:tr>
       <w:tr>
         <w:tc>
           <w:tcPr>
-            <w:tcW w:w="990" w:type="dxa"/>
+            <w:tcW w:w="1615" w:type="dxa"/>
           </w:tcPr>
           <w:p>
             <w:pPr>
@@ -596,17 +520,11 @@
                 <w:rFonts w:eastAsia="Heiti TC Medium"/>
               </w:rPr>
             </w:pPr>
-            <w:r>
-              <w:rPr>
-                <w:rFonts w:eastAsia="Heiti TC Medium"/>
-              </w:rPr>
-              <w:t>2022</w:t>
-            </w:r>
           </w:p>
         </w:tc>
         <w:tc>
           <w:tcPr>
-            <w:tcW w:w="8360" w:type="dxa"/>
+            <w:tcW w:w="7735" w:type="dxa"/>
           </w:tcPr>
           <w:p>
             <w:pPr>
@@ -620,19 +538,164 @@
                 <w:rFonts w:eastAsia="Heiti TC Medium"/>
               </w:rPr>
             </w:pPr>
-            <w:r>
-              <w:rPr>
-                <w:rFonts w:eastAsia="Heiti TC Medium"/>
-              </w:rPr>
-              <w:t>M.Phil., Sociology, Columbia University</w:t>
-            </w:r>
           </w:p>
         </w:tc>
       </w:tr>
+    </w:tbl>
+    <w:p>
+      <w:pPr>
+        <w:pStyle w:val="Title"/>
+        <w:tabs>
+          <w:tab w:val="left" w:pos="360"/>
+        </w:tabs>
+        <w:spacing w:line="280" w:lineRule="exact"/>
+        <w:jc w:val="both"/>
+        <w:outlineLvl w:val="0"/>
+        <w:rPr>
+          <w:rFonts w:eastAsia="Heiti TC Medium"/>
+          <w:bCs w:val="0"/>
+          <w:u w:val="single"/>
+        </w:rPr>
+      </w:pPr>
+      <w:r>
+        <w:rPr>
+          <w:rFonts w:eastAsia="Heiti TC Medium"/>
+          <w:bCs w:val="0"/>
+          <w:u w:val="single"/>
+        </w:rPr>
+        <w:t>EDUCATION</w:t>
+      </w:r>
+      <w:r>
+        <w:rPr>
+          <w:rFonts w:eastAsia="Heiti TC Medium"/>
+          <w:bCs w:val="0"/>
+          <w:u w:val="single"/>
+        </w:rPr>
+        <w:tab/>
+      </w:r>
+      <w:r>
+        <w:rPr>
+          <w:rFonts w:eastAsia="Heiti TC Medium"/>
+          <w:bCs w:val="0"/>
+          <w:u w:val="single"/>
+        </w:rPr>
+        <w:tab/>
+      </w:r>
+      <w:r>
+        <w:rPr>
+          <w:rFonts w:eastAsia="Heiti TC Medium"/>
+          <w:bCs w:val="0"/>
+          <w:u w:val="single"/>
+        </w:rPr>
+        <w:tab/>
+      </w:r>
+      <w:r>
+        <w:rPr>
+          <w:rFonts w:eastAsia="Heiti TC Medium"/>
+          <w:bCs w:val="0"/>
+          <w:u w:val="single"/>
+        </w:rPr>
+        <w:tab/>
+      </w:r>
+      <w:r>
+        <w:rPr>
+          <w:rFonts w:eastAsia="Heiti TC Medium"/>
+          <w:bCs w:val="0"/>
+          <w:u w:val="single"/>
+        </w:rPr>
+        <w:tab/>
+      </w:r>
+      <w:r>
+        <w:rPr>
+          <w:rFonts w:eastAsia="Heiti TC Medium"/>
+          <w:bCs w:val="0"/>
+          <w:u w:val="single"/>
+        </w:rPr>
+        <w:tab/>
+      </w:r>
+      <w:r>
+        <w:rPr>
+          <w:rFonts w:eastAsia="Heiti TC Medium"/>
+          <w:bCs w:val="0"/>
+          <w:u w:val="single"/>
+        </w:rPr>
+        <w:tab/>
+      </w:r>
+      <w:r>
+        <w:rPr>
+          <w:rFonts w:eastAsia="Heiti TC Medium"/>
+          <w:bCs w:val="0"/>
+          <w:u w:val="single"/>
+        </w:rPr>
+        <w:tab/>
+      </w:r>
+      <w:r>
+        <w:rPr>
+          <w:rFonts w:eastAsia="Heiti TC Medium"/>
+          <w:bCs w:val="0"/>
+          <w:u w:val="single"/>
+        </w:rPr>
+        <w:tab/>
+      </w:r>
+      <w:r>
+        <w:rPr>
+          <w:rFonts w:eastAsia="Heiti TC Medium"/>
+          <w:bCs w:val="0"/>
+          <w:u w:val="single"/>
+        </w:rPr>
+        <w:tab/>
+      </w:r>
+      <w:r>
+        <w:rPr>
+          <w:rFonts w:eastAsia="Heiti TC Medium"/>
+          <w:bCs w:val="0"/>
+          <w:u w:val="single"/>
+        </w:rPr>
+        <w:tab/>
+      </w:r>
+    </w:p>
+    <w:p>
+      <w:pPr>
+        <w:tabs>
+          <w:tab w:val="left" w:pos="360"/>
+          <w:tab w:val="left" w:pos="1080"/>
+          <w:tab w:val="left" w:pos="8640"/>
+        </w:tabs>
+        <w:spacing w:line="280" w:lineRule="exact"/>
+        <w:jc w:val="both"/>
+        <w:rPr>
+          <w:rFonts w:eastAsia="Heiti TC Medium"/>
+          <w:b/>
+          <w:bCs/>
+        </w:rPr>
+      </w:pPr>
+    </w:p>
+    <w:tbl>
+      <w:tblPr>
+        <w:tblStyle w:val="TableGrid"/>
+        <w:tblW w:w="0" w:type="auto"/>
+        <w:tblBorders>
+          <w:top w:val="none" w:sz="0" w:space="0" w:color="auto"/>
+          <w:left w:val="none" w:sz="0" w:space="0" w:color="auto"/>
+          <w:bottom w:val="none" w:sz="0" w:space="0" w:color="auto"/>
+          <w:right w:val="none" w:sz="0" w:space="0" w:color="auto"/>
+          <w:insideH w:val="none" w:sz="0" w:space="0" w:color="auto"/>
+          <w:insideV w:val="none" w:sz="0" w:space="0" w:color="auto"/>
+        </w:tblBorders>
+        <w:tblCellMar>
+          <w:left w:w="0" w:type="dxa"/>
+          <w:right w:w="0" w:type="dxa"/>
+        </w:tblCellMar>
+        <w:tblLook w:val="04A0" w:firstRow="1" w:lastRow="0" w:firstColumn="1" w:lastColumn="0" w:noHBand="0" w:noVBand="1"/>
+      </w:tblPr>
+      <w:tblGrid>
+        <w:gridCol w:w="1615"/>
+        <w:gridCol w:w="7735"/>
+      </w:tblGrid>
       <w:tr>
         <w:tc>
           <w:tcPr>
-            <w:tcW w:w="990" w:type="dxa"/>
+            <w:tcW w:w="1615" w:type="dxa"/>
           </w:tcPr>
           <w:p>
             <w:pPr>
@@ -644,19 +707,32 @@
               <w:spacing w:line="280" w:lineRule="exact"/>
               <w:rPr>
                 <w:rFonts w:eastAsia="Heiti TC Medium"/>
+                <w:b/>
+                <w:bCs/>
+                <w:iCs/>
               </w:rPr>
             </w:pPr>
             <w:r>
               <w:rPr>
                 <w:rFonts w:eastAsia="Heiti TC Medium"/>
-              </w:rPr>
-              <w:t>2018</w:t>
+                <w:bCs/>
+                <w:iCs/>
+              </w:rPr>
+              <w:t>202</w:t>
+            </w:r>
+            <w:r>
+              <w:rPr>
+                <w:rFonts w:eastAsia="Heiti TC Medium"/>
+                <w:bCs/>
+                <w:iCs/>
+              </w:rPr>
+              <w:t>5</w:t>
             </w:r>
           </w:p>
         </w:tc>
         <w:tc>
           <w:tcPr>
-            <w:tcW w:w="8360" w:type="dxa"/>
+            <w:tcW w:w="7735" w:type="dxa"/>
           </w:tcPr>
           <w:p>
             <w:pPr>
@@ -668,13 +744,51 @@
               <w:spacing w:line="280" w:lineRule="exact"/>
               <w:rPr>
                 <w:rFonts w:eastAsia="Heiti TC Medium"/>
+                <w:b/>
+                <w:bCs/>
               </w:rPr>
             </w:pPr>
             <w:r>
               <w:rPr>
                 <w:rFonts w:eastAsia="Heiti TC Medium"/>
-              </w:rPr>
-              <w:t>M.Phil., Social Science, Hong Kong University of Science and Technology</w:t>
+                <w:bCs/>
+              </w:rPr>
+              <w:t>Ph</w:t>
+            </w:r>
+            <w:r>
+              <w:rPr>
+                <w:rFonts w:eastAsia="Heiti TC Medium"/>
+                <w:bCs/>
+              </w:rPr>
+              <w:t>.</w:t>
+            </w:r>
+            <w:r>
+              <w:rPr>
+                <w:rFonts w:eastAsia="Heiti TC Medium"/>
+                <w:bCs/>
+              </w:rPr>
+              <w:t>D</w:t>
+            </w:r>
+            <w:r>
+              <w:rPr>
+                <w:rFonts w:eastAsia="Heiti TC Medium"/>
+                <w:bCs/>
+              </w:rPr>
+              <w:t>.</w:t>
+            </w:r>
+            <w:r>
+              <w:rPr>
+                <w:rFonts w:eastAsia="Heiti TC Medium"/>
+                <w:bCs/>
+              </w:rPr>
+              <w:t>, Sociology</w:t>
+            </w:r>
+            <w:r>
+              <w:rPr>
+                <w:rFonts w:eastAsia="Heiti TC Medium"/>
+                <w:bCs/>
+              </w:rPr>
+              <w:t>, Columbia University</w:t>
             </w:r>
           </w:p>
         </w:tc>
@@ -682,7 +796,7 @@
       <w:tr>
         <w:tc>
           <w:tcPr>
-            <w:tcW w:w="990" w:type="dxa"/>
+            <w:tcW w:w="1615" w:type="dxa"/>
           </w:tcPr>
           <w:p>
             <w:pPr>
@@ -694,19 +808,21 @@
               <w:spacing w:line="280" w:lineRule="exact"/>
               <w:rPr>
                 <w:rFonts w:eastAsia="Heiti TC Medium"/>
+                <w:b/>
+                <w:bCs/>
               </w:rPr>
             </w:pPr>
             <w:r>
               <w:rPr>
                 <w:rFonts w:eastAsia="Heiti TC Medium"/>
               </w:rPr>
-              <w:t>2016</w:t>
+              <w:t>2022</w:t>
             </w:r>
           </w:p>
         </w:tc>
         <w:tc>
           <w:tcPr>
-            <w:tcW w:w="8360" w:type="dxa"/>
+            <w:tcW w:w="7735" w:type="dxa"/>
           </w:tcPr>
           <w:p>
             <w:pPr>
@@ -720,50 +836,144 @@
                 <w:rFonts w:eastAsia="Heiti TC Medium"/>
               </w:rPr>
             </w:pPr>
-            <w:proofErr w:type="gramStart"/>
             <w:r>
               <w:rPr>
                 <w:rFonts w:eastAsia="Heiti TC Medium"/>
               </w:rPr>
-              <w:t>B.A..</w:t>
-            </w:r>
-            <w:proofErr w:type="gramEnd"/>
-            <w:r>
-              <w:rPr>
-                <w:rFonts w:eastAsia="Heiti TC Medium"/>
-              </w:rPr>
-              <w:t xml:space="preserve"> </w:t>
-            </w:r>
-            <w:r>
-              <w:t>Sun Yat-sen University (</w:t>
-            </w:r>
-            <w:r>
-              <w:rPr>
-                <w:i/>
-                <w:iCs/>
-              </w:rPr>
-              <w:t>summa cum laude</w:t>
-            </w:r>
-            <w:r>
-              <w:t>)</w:t>
+              <w:t>M.Phil., Sociology, Columbia University</w:t>
             </w:r>
           </w:p>
         </w:tc>
       </w:tr>
+      <w:tr>
+        <w:tc>
+          <w:tcPr>
+            <w:tcW w:w="1615" w:type="dxa"/>
+          </w:tcPr>
+          <w:p>
+            <w:pPr>
+              <w:tabs>
+                <w:tab w:val="left" w:pos="360"/>
+                <w:tab w:val="left" w:pos="1080"/>
+                <w:tab w:val="left" w:pos="8640"/>
+              </w:tabs>
+              <w:spacing w:line="280" w:lineRule="exact"/>
+              <w:rPr>
+                <w:rFonts w:eastAsia="Heiti TC Medium"/>
+                <w:b/>
+                <w:bCs/>
+              </w:rPr>
+            </w:pPr>
+            <w:r>
+              <w:rPr>
+                <w:rFonts w:eastAsia="Heiti TC Medium"/>
+              </w:rPr>
+              <w:t>2018</w:t>
+            </w:r>
+          </w:p>
+        </w:tc>
+        <w:tc>
+          <w:tcPr>
+            <w:tcW w:w="7735" w:type="dxa"/>
+          </w:tcPr>
+          <w:p>
+            <w:pPr>
+              <w:tabs>
+                <w:tab w:val="left" w:pos="360"/>
+                <w:tab w:val="left" w:pos="1080"/>
+                <w:tab w:val="left" w:pos="8640"/>
+              </w:tabs>
+              <w:spacing w:line="280" w:lineRule="exact"/>
+              <w:rPr>
+                <w:rFonts w:eastAsia="Heiti TC Medium"/>
+              </w:rPr>
+            </w:pPr>
+            <w:r>
+              <w:rPr>
+                <w:rFonts w:eastAsia="Heiti TC Medium"/>
+              </w:rPr>
+              <w:t>M.Phil., Social Science, Hong Kong University of Science and Technology</w:t>
+            </w:r>
+          </w:p>
+        </w:tc>
+      </w:tr>
+      <w:tr>
+        <w:tc>
+          <w:tcPr>
+            <w:tcW w:w="1615" w:type="dxa"/>
+          </w:tcPr>
+          <w:p>
+            <w:pPr>
+              <w:tabs>
+                <w:tab w:val="left" w:pos="360"/>
+                <w:tab w:val="left" w:pos="1080"/>
+                <w:tab w:val="left" w:pos="8640"/>
+              </w:tabs>
+              <w:spacing w:line="280" w:lineRule="exact"/>
+              <w:rPr>
+                <w:rFonts w:eastAsia="Heiti TC Medium"/>
+              </w:rPr>
+            </w:pPr>
+          </w:p>
+        </w:tc>
+        <w:tc>
+          <w:tcPr>
+            <w:tcW w:w="7735" w:type="dxa"/>
+          </w:tcPr>
+          <w:p>
+            <w:pPr>
+              <w:tabs>
+                <w:tab w:val="left" w:pos="360"/>
+                <w:tab w:val="left" w:pos="1080"/>
+                <w:tab w:val="left" w:pos="8640"/>
+              </w:tabs>
+              <w:spacing w:line="280" w:lineRule="exact"/>
+              <w:rPr>
+                <w:rFonts w:eastAsia="Heiti TC Medium"/>
+              </w:rPr>
+            </w:pPr>
+          </w:p>
+        </w:tc>
+      </w:tr>
+      <w:tr>
+        <w:tc>
+          <w:tcPr>
+            <w:tcW w:w="1615" w:type="dxa"/>
+          </w:tcPr>
+          <w:p>
+            <w:pPr>
+              <w:tabs>
+                <w:tab w:val="left" w:pos="360"/>
+                <w:tab w:val="left" w:pos="1080"/>
+                <w:tab w:val="left" w:pos="8640"/>
+              </w:tabs>
+              <w:spacing w:line="280" w:lineRule="exact"/>
+              <w:rPr>
+                <w:rFonts w:eastAsia="Heiti TC Medium"/>
+              </w:rPr>
+            </w:pPr>
+          </w:p>
+        </w:tc>
+        <w:tc>
+          <w:tcPr>
+            <w:tcW w:w="7735" w:type="dxa"/>
+          </w:tcPr>
+          <w:p>
+            <w:pPr>
+              <w:tabs>
+                <w:tab w:val="left" w:pos="360"/>
+                <w:tab w:val="left" w:pos="1080"/>
+                <w:tab w:val="left" w:pos="8640"/>
+              </w:tabs>
+              <w:spacing w:line="280" w:lineRule="exact"/>
+              <w:rPr>
+                <w:rFonts w:eastAsia="Heiti TC Medium"/>
+              </w:rPr>
+            </w:pPr>
+          </w:p>
+        </w:tc>
+      </w:tr>
     </w:tbl>
-    <w:p>
-      <w:pPr>
-        <w:tabs>
-          <w:tab w:val="left" w:pos="360"/>
-        </w:tabs>
-        <w:spacing w:line="280" w:lineRule="exact"/>
-        <w:jc w:val="both"/>
-        <w:rPr>
-          <w:rFonts w:eastAsia="Heiti TC Medium"/>
-          <w:b/>
-        </w:rPr>
-      </w:pPr>
-    </w:p>
     <w:p>
       <w:pPr>
         <w:tabs>
@@ -888,7 +1098,6 @@
     </w:p>
     <w:p>
       <w:pPr>
-        <w:spacing w:after="240"/>
         <w:rPr>
           <w:rFonts w:eastAsia="Heiti TC Medium"/>
           <w:b/>
@@ -910,6 +1119,165 @@
     </w:p>
     <w:p>
       <w:pPr>
+        <w:tabs>
+          <w:tab w:val="left" w:pos="360"/>
+          <w:tab w:val="left" w:pos="1080"/>
+        </w:tabs>
+        <w:spacing w:line="280" w:lineRule="exact"/>
+        <w:jc w:val="both"/>
+        <w:outlineLvl w:val="0"/>
+        <w:rPr>
+          <w:rFonts w:eastAsia="Heiti TC Medium"/>
+        </w:rPr>
+      </w:pPr>
+      <w:r>
+        <w:rPr>
+          <w:rFonts w:eastAsia="Heiti TC Medium"/>
+          <w:b/>
+          <w:bCs/>
+        </w:rPr>
+        <w:t>Zheng Fu</w:t>
+      </w:r>
+      <w:r>
+        <w:rPr>
+          <w:rFonts w:eastAsia="Heiti TC Medium"/>
+        </w:rPr>
+        <w:t xml:space="preserve">. “Missing Binds: How Absent Ties Unleash </w:t>
+      </w:r>
+      <w:r>
+        <w:rPr>
+          <w:rFonts w:eastAsia="Heiti TC Medium"/>
+        </w:rPr>
+        <w:t xml:space="preserve">Migrant Worker Activism </w:t>
+      </w:r>
+      <w:r>
+        <w:rPr>
+          <w:rFonts w:eastAsia="Heiti TC Medium"/>
+        </w:rPr>
+        <w:t>Under an Authoritarian Regime” (</w:t>
+      </w:r>
+      <w:r>
+        <w:rPr>
+          <w:rFonts w:eastAsia="Heiti TC Medium" w:hint="eastAsia"/>
+        </w:rPr>
+        <w:t xml:space="preserve">Accepted at </w:t>
+      </w:r>
+      <w:r>
+        <w:rPr>
+          <w:rFonts w:eastAsia="Heiti TC Medium" w:hint="eastAsia"/>
+          <w:i/>
+        </w:rPr>
+        <w:t>Sociological Forum</w:t>
+      </w:r>
+      <w:r>
+        <w:rPr>
+          <w:rFonts w:eastAsia="Heiti TC Medium"/>
+        </w:rPr>
+        <w:t>)</w:t>
+      </w:r>
+    </w:p>
+    <w:p>
+      <w:pPr>
+        <w:numPr>
+          <w:ilvl w:val="0"/>
+          <w:numId w:val="34"/>
+        </w:numPr>
+        <w:tabs>
+          <w:tab w:val="left" w:pos="360"/>
+          <w:tab w:val="left" w:pos="1080"/>
+        </w:tabs>
+        <w:spacing w:after="240" w:line="280" w:lineRule="exact"/>
+        <w:jc w:val="both"/>
+        <w:outlineLvl w:val="0"/>
+        <w:rPr>
+          <w:rFonts w:eastAsia="Heiti TC Medium"/>
+          <w:bCs/>
+        </w:rPr>
+      </w:pPr>
+      <w:r>
+        <w:rPr>
+          <w:rFonts w:eastAsia="Heiti TC Medium"/>
+          <w:bCs/>
+        </w:rPr>
+        <w:t xml:space="preserve">Co-Winner, </w:t>
+      </w:r>
+      <w:r>
+        <w:rPr>
+          <w:rFonts w:eastAsia="Heiti TC Medium"/>
+          <w:bCs/>
+        </w:rPr>
+        <w:t>Distinguished Contribution to Scholarship for a Paper by a Graduate Student Award</w:t>
+      </w:r>
+      <w:r>
+        <w:rPr>
+          <w:rFonts w:eastAsia="Heiti TC Medium"/>
+          <w:bCs/>
+        </w:rPr>
+        <w:t xml:space="preserve">, </w:t>
+      </w:r>
+      <w:r>
+        <w:rPr>
+          <w:rFonts w:eastAsia="Heiti TC Medium"/>
+          <w:bCs/>
+        </w:rPr>
+        <w:t>ASA Political Sociology section, 2024.</w:t>
+      </w:r>
+      <w:r>
+        <w:rPr>
+          <w:rFonts w:eastAsia="Heiti TC Medium"/>
+          <w:bCs/>
+        </w:rPr>
+        <w:t xml:space="preserve"> (earlier version of this paper)</w:t>
+      </w:r>
+    </w:p>
+    <w:p>
+      <w:pPr>
+        <w:numPr>
+          <w:ilvl w:val="0"/>
+          <w:numId w:val="34"/>
+        </w:numPr>
+        <w:tabs>
+          <w:tab w:val="left" w:pos="360"/>
+          <w:tab w:val="left" w:pos="1080"/>
+        </w:tabs>
+        <w:spacing w:after="240" w:line="280" w:lineRule="exact"/>
+        <w:jc w:val="both"/>
+        <w:outlineLvl w:val="0"/>
+        <w:rPr>
+          <w:rFonts w:eastAsia="Heiti TC Medium"/>
+          <w:bCs/>
+        </w:rPr>
+      </w:pPr>
+      <w:r>
+        <w:rPr>
+          <w:rFonts w:eastAsia="Heiti TC Medium"/>
+        </w:rPr>
+        <w:t xml:space="preserve">Earlier version of this paper was presented </w:t>
+      </w:r>
+      <w:r>
+        <w:rPr>
+          <w:rFonts w:eastAsia="Heiti TC Medium"/>
+          <w:bCs/>
+        </w:rPr>
+        <w:t>American Sociological Association Annual Meeting, August 202</w:t>
+      </w:r>
+      <w:r>
+        <w:rPr>
+          <w:rFonts w:eastAsia="Heiti TC Medium"/>
+          <w:bCs/>
+        </w:rPr>
+        <w:t>2</w:t>
+      </w:r>
+      <w:r>
+        <w:rPr>
+          <w:rFonts w:eastAsia="Heiti TC Medium"/>
+          <w:bCs/>
+        </w:rPr>
+        <w:t>.</w:t>
+      </w:r>
+    </w:p>
+    <w:p>
+      <w:pPr>
         <w:spacing w:after="240"/>
         <w:jc w:val="both"/>
         <w:rPr>
@@ -920,6 +1288,267 @@
         <w:rPr>
           <w:rFonts w:eastAsia="Heiti TC Medium"/>
         </w:rPr>
+        <w:t xml:space="preserve">Gil Eyal, </w:t>
+      </w:r>
+      <w:r>
+        <w:rPr>
+          <w:rFonts w:eastAsia="Heiti TC Medium"/>
+          <w:b/>
+          <w:bCs/>
+        </w:rPr>
+        <w:t>Zheng Fu</w:t>
+      </w:r>
+      <w:r>
+        <w:rPr>
+          <w:rFonts w:eastAsia="Heiti TC Medium"/>
+        </w:rPr>
+        <w:t>. 2025.</w:t>
+      </w:r>
+      <w:r>
+        <w:rPr>
+          <w:color w:val="222222"/>
+          <w:shd w:val="clear" w:color="auto" w:fill="FFFFFF"/>
+        </w:rPr>
+        <w:t xml:space="preserve"> “The Work of Legitimacy</w:t>
+      </w:r>
+      <w:r>
+        <w:rPr>
+          <w:rFonts w:hint="eastAsia"/>
+          <w:color w:val="222222"/>
+          <w:shd w:val="clear" w:color="auto" w:fill="FFFFFF"/>
+        </w:rPr>
+        <w:t>.</w:t>
+      </w:r>
+      <w:r>
+        <w:rPr>
+          <w:color w:val="222222"/>
+          <w:shd w:val="clear" w:color="auto" w:fill="FFFFFF"/>
+        </w:rPr>
+        <w:t>” </w:t>
+      </w:r>
+      <w:r>
+        <w:rPr>
+          <w:i/>
+          <w:iCs/>
+          <w:color w:val="222222"/>
+          <w:shd w:val="clear" w:color="auto" w:fill="FFFFFF"/>
+        </w:rPr>
+        <w:t>Annual Review of Law and Social Science</w:t>
+      </w:r>
+      <w:r>
+        <w:rPr>
+          <w:color w:val="222222"/>
+          <w:shd w:val="clear" w:color="auto" w:fill="FFFFFF"/>
+        </w:rPr>
+        <w:t>, </w:t>
+      </w:r>
+      <w:r>
+        <w:rPr>
+          <w:i/>
+          <w:iCs/>
+          <w:color w:val="222222"/>
+          <w:shd w:val="clear" w:color="auto" w:fill="FFFFFF"/>
+        </w:rPr>
+        <w:t>21</w:t>
+      </w:r>
+      <w:r>
+        <w:rPr>
+          <w:color w:val="222222"/>
+          <w:shd w:val="clear" w:color="auto" w:fill="FFFFFF"/>
+        </w:rPr>
+        <w:t>.</w:t>
+      </w:r>
+      <w:r>
+        <w:rPr>
+          <w:rFonts w:hint="eastAsia"/>
+          <w:color w:val="222222"/>
+          <w:shd w:val="clear" w:color="auto" w:fill="FFFFFF"/>
+        </w:rPr>
+        <w:t xml:space="preserve"> </w:t>
+      </w:r>
+      <w:hyperlink r:id="rId7" w:history="1">
+        <w:r>
+          <w:rPr>
+            <w:rStyle w:val="Hyperlink"/>
+            <w:shd w:val="clear" w:color="auto" w:fill="FFFFFF"/>
+          </w:rPr>
+          <w:t>https://doi.org/10.1146/annurev-lawsocsci-062124-122722</w:t>
+        </w:r>
+      </w:hyperlink>
+      <w:r>
+        <w:rPr>
+          <w:rFonts w:hint="eastAsia"/>
+          <w:color w:val="222222"/>
+          <w:shd w:val="clear" w:color="auto" w:fill="FFFFFF"/>
+        </w:rPr>
+        <w:t xml:space="preserve"> </w:t>
+      </w:r>
+    </w:p>
+    <w:p>
+      <w:pPr>
+        <w:tabs>
+          <w:tab w:val="left" w:pos="360"/>
+          <w:tab w:val="left" w:pos="1080"/>
+        </w:tabs>
+        <w:spacing w:after="240" w:line="280" w:lineRule="exact"/>
+        <w:outlineLvl w:val="0"/>
+        <w:rPr>
+          <w:rFonts w:eastAsia="Heiti TC Medium"/>
+        </w:rPr>
+      </w:pPr>
+      <w:r>
+        <w:rPr>
+          <w:rFonts w:eastAsia="Heiti TC Medium"/>
+        </w:rPr>
+        <w:t xml:space="preserve">Andreas Wimmer, Bart Bonikowski, Charles Crabtree, </w:t>
+      </w:r>
+      <w:r>
+        <w:rPr>
+          <w:rFonts w:eastAsia="Heiti TC Medium"/>
+          <w:b/>
+          <w:bCs/>
+        </w:rPr>
+        <w:t>Zheng Fu</w:t>
+      </w:r>
+      <w:r>
+        <w:rPr>
+          <w:rFonts w:eastAsia="Heiti TC Medium"/>
+        </w:rPr>
+        <w:t xml:space="preserve">, Matt Golder and </w:t>
+      </w:r>
+      <w:proofErr w:type="spellStart"/>
+      <w:r>
+        <w:rPr>
+          <w:rFonts w:eastAsia="Heiti TC Medium"/>
+        </w:rPr>
+        <w:t>Kiyoteru</w:t>
+      </w:r>
+      <w:proofErr w:type="spellEnd"/>
+      <w:r>
+        <w:rPr>
+          <w:rFonts w:eastAsia="Heiti TC Medium"/>
+        </w:rPr>
+        <w:t xml:space="preserve"> Tsutsui. 2024. “</w:t>
+      </w:r>
+      <w:r>
+        <w:rPr>
+          <w:rFonts w:eastAsia="Heiti TC Medium"/>
+        </w:rPr>
+        <w:t>Geo-political rivalry and anti-immigrant sentiment</w:t>
+      </w:r>
+      <w:r>
+        <w:rPr>
+          <w:rFonts w:eastAsia="Heiti TC Medium"/>
+        </w:rPr>
+        <w:t>:</w:t>
+      </w:r>
+      <w:r>
+        <w:rPr>
+          <w:rFonts w:eastAsia="Heiti TC Medium"/>
+        </w:rPr>
+        <w:t xml:space="preserve"> A conjoint experiment in 22 countries</w:t>
+      </w:r>
+      <w:r>
+        <w:rPr>
+          <w:rFonts w:eastAsia="Heiti TC Medium" w:hint="eastAsia"/>
+        </w:rPr>
+        <w:t>.</w:t>
+      </w:r>
+      <w:r>
+        <w:rPr>
+          <w:rFonts w:eastAsia="Heiti TC Medium"/>
+        </w:rPr>
+        <w:t xml:space="preserve">” </w:t>
+      </w:r>
+      <w:r>
+        <w:rPr>
+          <w:rFonts w:eastAsia="Heiti TC Medium"/>
+          <w:i/>
+          <w:iCs/>
+        </w:rPr>
+        <w:t>American Political Science Review</w:t>
+      </w:r>
+      <w:r>
+        <w:rPr>
+          <w:rFonts w:eastAsia="Heiti TC Medium"/>
+        </w:rPr>
+        <w:t xml:space="preserve">. </w:t>
+      </w:r>
+      <w:hyperlink r:id="rId8" w:history="1">
+        <w:r>
+          <w:rPr>
+            <w:rStyle w:val="Hyperlink"/>
+            <w:rFonts w:eastAsia="Heiti TC Medium"/>
+          </w:rPr>
+          <w:t>https://doi.org/10.1017/S0003055424000753</w:t>
+        </w:r>
+      </w:hyperlink>
+      <w:r>
+        <w:rPr>
+          <w:rFonts w:eastAsia="Heiti TC Medium"/>
+        </w:rPr>
+        <w:t xml:space="preserve"> </w:t>
+      </w:r>
+    </w:p>
+    <w:p>
+      <w:pPr>
+        <w:pStyle w:val="ListParagraph"/>
+        <w:numPr>
+          <w:ilvl w:val="0"/>
+          <w:numId w:val="38"/>
+        </w:numPr>
+        <w:tabs>
+          <w:tab w:val="left" w:pos="360"/>
+          <w:tab w:val="left" w:pos="1080"/>
+        </w:tabs>
+        <w:spacing w:after="240" w:line="280" w:lineRule="exact"/>
+        <w:outlineLvl w:val="0"/>
+        <w:rPr>
+          <w:rFonts w:eastAsia="Heiti TC Medium"/>
+        </w:rPr>
+      </w:pPr>
+      <w:r>
+        <w:rPr>
+          <w:rFonts w:eastAsia="Heiti TC Medium"/>
+        </w:rPr>
+        <w:t xml:space="preserve">Selected for </w:t>
+      </w:r>
+      <w:r>
+        <w:rPr>
+          <w:color w:val="000000"/>
+          <w:shd w:val="clear" w:color="auto" w:fill="FFFFFF"/>
+        </w:rPr>
+        <w:t xml:space="preserve">public scholarship highlight on American Political Science Association's website </w:t>
+      </w:r>
+      <w:hyperlink r:id="rId9" w:history="1">
+        <w:r>
+          <w:rPr>
+            <w:rStyle w:val="Hyperlink"/>
+            <w:shd w:val="clear" w:color="auto" w:fill="FFFFFF"/>
+          </w:rPr>
+          <w:t>Political Science Now</w:t>
+        </w:r>
+      </w:hyperlink>
+      <w:r>
+        <w:rPr>
+          <w:color w:val="000000"/>
+          <w:shd w:val="clear" w:color="auto" w:fill="FFFFFF"/>
+        </w:rPr>
+        <w:t>.</w:t>
+      </w:r>
+    </w:p>
+    <w:p>
+      <w:pPr>
+        <w:spacing w:after="240"/>
+        <w:jc w:val="both"/>
+        <w:rPr>
+          <w:rFonts w:eastAsia="Heiti TC Medium"/>
+        </w:rPr>
+      </w:pPr>
+      <w:r>
+        <w:rPr>
+          <w:rFonts w:eastAsia="Heiti TC Medium"/>
+        </w:rPr>
         <w:t xml:space="preserve">Larry Au*, </w:t>
       </w:r>
       <w:r>
@@ -962,7 +1591,7 @@
         </w:rPr>
         <w:t xml:space="preserve">. </w:t>
       </w:r>
-      <w:hyperlink r:id="rId8" w:history="1">
+      <w:hyperlink r:id="rId10" w:history="1">
         <w:r>
           <w:rPr>
             <w:rStyle w:val="Hyperlink"/>
@@ -996,14 +1625,28 @@
             <w:rStyle w:val="Hyperlink"/>
             <w:rFonts w:eastAsia="Heiti TC Medium"/>
           </w:rPr>
-          <w:t>China, Hong Kong, and the United States”</w:t>
+          <w:t>China, Hong Kong, and the United States</w:t>
+        </w:r>
+        <w:r>
+          <w:rPr>
+            <w:rStyle w:val="Hyperlink"/>
+            <w:rFonts w:eastAsia="Heiti TC Medium" w:hint="eastAsia"/>
+          </w:rPr>
+          <w:t>.</w:t>
+        </w:r>
+        <w:r>
+          <w:rPr>
+            <w:rStyle w:val="Hyperlink"/>
+            <w:rFonts w:eastAsia="Heiti TC Medium"/>
+          </w:rPr>
+          <w:t>”</w:t>
         </w:r>
       </w:hyperlink>
       <w:r>
         <w:rPr>
           <w:rFonts w:eastAsia="Heiti TC Medium"/>
         </w:rPr>
-        <w:t xml:space="preserve">. </w:t>
+        <w:t xml:space="preserve"> </w:t>
       </w:r>
       <w:r>
         <w:rPr>
@@ -1025,7 +1668,7 @@
         </w:rPr>
         <w:t xml:space="preserve"> 37(3). </w:t>
       </w:r>
-      <w:hyperlink r:id="rId9" w:history="1">
+      <w:hyperlink r:id="rId11" w:history="1">
         <w:r>
           <w:rPr>
             <w:rStyle w:val="Hyperlink"/>
@@ -1117,128 +1760,26 @@
           <w:tab w:val="left" w:pos="360"/>
           <w:tab w:val="left" w:pos="1080"/>
         </w:tabs>
-        <w:spacing w:after="240" w:line="280" w:lineRule="exact"/>
+        <w:spacing w:line="280" w:lineRule="exact"/>
+        <w:jc w:val="both"/>
         <w:outlineLvl w:val="0"/>
         <w:rPr>
           <w:rFonts w:eastAsia="Heiti TC Medium"/>
-        </w:rPr>
-      </w:pPr>
-      <w:r>
-        <w:rPr>
-          <w:rFonts w:eastAsia="Heiti TC Medium"/>
-        </w:rPr>
-        <w:t xml:space="preserve">Andreas Wimmer, Bart Bonikowski, Charles Crabtree, </w:t>
-      </w:r>
-      <w:r>
-        <w:rPr>
-          <w:rFonts w:eastAsia="Heiti TC Medium"/>
-          <w:b/>
-          <w:bCs/>
-        </w:rPr>
-        <w:t>Zheng Fu</w:t>
-      </w:r>
-      <w:r>
-        <w:rPr>
-          <w:rFonts w:eastAsia="Heiti TC Medium"/>
-        </w:rPr>
-        <w:t xml:space="preserve">, Matt Golder and </w:t>
-      </w:r>
-      <w:proofErr w:type="spellStart"/>
-      <w:r>
-        <w:rPr>
-          <w:rFonts w:eastAsia="Heiti TC Medium"/>
-        </w:rPr>
-        <w:t>Kiyoteru</w:t>
-      </w:r>
-      <w:proofErr w:type="spellEnd"/>
-      <w:r>
-        <w:rPr>
-          <w:rFonts w:eastAsia="Heiti TC Medium"/>
-        </w:rPr>
-        <w:t xml:space="preserve"> Tsutsui.</w:t>
-      </w:r>
-      <w:r>
-        <w:rPr>
-          <w:rFonts w:eastAsia="Heiti TC Medium"/>
-        </w:rPr>
-        <w:t xml:space="preserve"> 2024.</w:t>
-      </w:r>
-      <w:r>
-        <w:rPr>
-          <w:rFonts w:eastAsia="Heiti TC Medium"/>
-        </w:rPr>
-        <w:t xml:space="preserve"> “</w:t>
-      </w:r>
-      <w:r>
-        <w:rPr>
-          <w:rFonts w:eastAsia="Heiti TC Medium"/>
-        </w:rPr>
-        <w:t>Geo-political rivalry and anti-immigrant sentiment</w:t>
-      </w:r>
-      <w:r>
-        <w:rPr>
-          <w:rFonts w:eastAsia="Heiti TC Medium"/>
-        </w:rPr>
-        <w:t>:</w:t>
-      </w:r>
-      <w:r>
-        <w:rPr>
-          <w:rFonts w:eastAsia="Heiti TC Medium"/>
-        </w:rPr>
-        <w:t xml:space="preserve"> A conjoint experiment in 22 countries</w:t>
-      </w:r>
-      <w:r>
-        <w:rPr>
-          <w:rFonts w:eastAsia="Heiti TC Medium"/>
-        </w:rPr>
-        <w:t>”</w:t>
-      </w:r>
-      <w:r>
-        <w:rPr>
-          <w:rFonts w:eastAsia="Heiti TC Medium"/>
-        </w:rPr>
-        <w:t>.</w:t>
-      </w:r>
-      <w:r>
-        <w:rPr>
-          <w:rFonts w:eastAsia="Heiti TC Medium"/>
-        </w:rPr>
-        <w:t xml:space="preserve"> </w:t>
-      </w:r>
-      <w:r>
-        <w:rPr>
-          <w:rFonts w:eastAsia="Heiti TC Medium"/>
+          <w:b/>
+          <w:bCs/>
           <w:i/>
           <w:iCs/>
         </w:rPr>
-        <w:t>American Political Science Review</w:t>
-      </w:r>
-      <w:r>
-        <w:rPr>
-          <w:rFonts w:eastAsia="Heiti TC Medium"/>
-        </w:rPr>
-        <w:t>.</w:t>
-      </w:r>
-      <w:r>
-        <w:rPr>
-          <w:rFonts w:eastAsia="Heiti TC Medium"/>
-        </w:rPr>
-        <w:t xml:space="preserve"> </w:t>
-      </w:r>
-      <w:hyperlink r:id="rId10" w:history="1">
-        <w:r>
-          <w:rPr>
-            <w:rStyle w:val="Hyperlink"/>
-            <w:rFonts w:eastAsia="Heiti TC Medium"/>
-          </w:rPr>
-          <w:t>https://doi.org/10.1017/S0003055424000753</w:t>
-        </w:r>
-      </w:hyperlink>
-      <w:r>
-        <w:rPr>
-          <w:rFonts w:eastAsia="Heiti TC Medium"/>
-        </w:rPr>
-        <w:t xml:space="preserve"> </w:t>
+      </w:pPr>
+      <w:r>
+        <w:rPr>
+          <w:rFonts w:eastAsia="Heiti TC Medium"/>
+          <w:b/>
+          <w:bCs/>
+          <w:i/>
+          <w:iCs/>
+        </w:rPr>
+        <w:t>Working Papers</w:t>
       </w:r>
     </w:p>
     <w:p>
@@ -1252,22 +1793,8 @@
         <w:outlineLvl w:val="0"/>
         <w:rPr>
           <w:rFonts w:eastAsia="Heiti TC Medium"/>
-          <w:b/>
-          <w:bCs/>
-          <w:i/>
-          <w:iCs/>
-        </w:rPr>
-      </w:pPr>
-      <w:r>
-        <w:rPr>
-          <w:rFonts w:eastAsia="Heiti TC Medium"/>
-          <w:b/>
-          <w:bCs/>
-          <w:i/>
-          <w:iCs/>
-        </w:rPr>
-        <w:t>Under Review</w:t>
-      </w:r>
+        </w:rPr>
+      </w:pPr>
     </w:p>
     <w:p>
       <w:pPr>
@@ -1280,20 +1807,7 @@
         <w:outlineLvl w:val="0"/>
         <w:rPr>
           <w:rFonts w:eastAsia="Heiti TC Medium"/>
-        </w:rPr>
-      </w:pPr>
-    </w:p>
-    <w:p>
-      <w:pPr>
-        <w:tabs>
-          <w:tab w:val="left" w:pos="360"/>
-          <w:tab w:val="left" w:pos="1080"/>
-        </w:tabs>
-        <w:spacing w:line="280" w:lineRule="exact"/>
-        <w:jc w:val="both"/>
-        <w:outlineLvl w:val="0"/>
-        <w:rPr>
-          <w:rFonts w:eastAsia="Heiti TC Medium"/>
+          <w:lang w:val="en-HK"/>
         </w:rPr>
       </w:pPr>
       <w:r>
@@ -1307,50 +1821,56 @@
       <w:r>
         <w:rPr>
           <w:rFonts w:eastAsia="Heiti TC Medium"/>
-        </w:rPr>
-        <w:t>. “Missing Binds: How Absent Ties Un</w:t>
-      </w:r>
-      <w:r>
-        <w:rPr>
-          <w:rFonts w:eastAsia="Heiti TC Medium"/>
-        </w:rPr>
-        <w:t>leash</w:t>
-      </w:r>
-      <w:r>
-        <w:rPr>
-          <w:rFonts w:eastAsia="Heiti TC Medium"/>
+          <w:vertAlign w:val="superscript"/>
+        </w:rPr>
+        <w:t>+</w:t>
+      </w:r>
+      <w:r>
+        <w:rPr>
+          <w:rFonts w:eastAsia="Heiti TC Medium"/>
+        </w:rPr>
+        <w:t>, Gil Eyal</w:t>
+      </w:r>
+      <w:r>
+        <w:rPr>
+          <w:rFonts w:eastAsia="Heiti TC Medium"/>
+        </w:rPr>
+        <w:t xml:space="preserve">. </w:t>
+      </w:r>
+      <w:r>
+        <w:rPr>
+          <w:rFonts w:eastAsia="Heiti TC Medium"/>
+          <w:lang w:val="en-HK"/>
+        </w:rPr>
+        <w:t xml:space="preserve">“The Work of Legitimacy in China: </w:t>
+      </w:r>
+      <w:r>
+        <w:rPr>
+          <w:rFonts w:eastAsia="Heiti TC Medium"/>
+          <w:lang w:val="en-HK"/>
+        </w:rPr>
+        <w:t>The Implementation of the 2008 Labor Contract Law in a Chinese City</w:t>
+      </w:r>
+      <w:r>
+        <w:rPr>
+          <w:rFonts w:eastAsia="Heiti TC Medium" w:hint="eastAsia"/>
+          <w:lang w:val="en-HK"/>
+        </w:rPr>
+        <w:t>.</w:t>
+      </w:r>
+      <w:r>
+        <w:rPr>
+          <w:rFonts w:eastAsia="Heiti TC Medium"/>
+          <w:lang w:val="en-HK"/>
+        </w:rPr>
+        <w:t>”</w:t>
+      </w:r>
+      <w:r>
+        <w:rPr>
+          <w:rFonts w:eastAsia="Heiti TC Medium"/>
+          <w:lang w:val="en-HK"/>
         </w:rPr>
         <w:t xml:space="preserve"> </w:t>
-      </w:r>
-      <w:r>
-        <w:rPr>
-          <w:rFonts w:eastAsia="Heiti TC Medium"/>
-        </w:rPr>
-        <w:t xml:space="preserve">Migrant Worker Activism </w:t>
-      </w:r>
-      <w:r>
-        <w:rPr>
-          <w:rFonts w:eastAsia="Heiti TC Medium"/>
-        </w:rPr>
-        <w:t>Under an Authoritarian Regime” (</w:t>
-      </w:r>
-      <w:r>
-        <w:rPr>
-          <w:rFonts w:eastAsia="Heiti TC Medium"/>
-        </w:rPr>
-        <w:t>Under Revie</w:t>
-      </w:r>
-      <w:r>
-        <w:rPr>
-          <w:rFonts w:eastAsia="Heiti TC Medium"/>
-        </w:rPr>
-        <w:t>w</w:t>
-      </w:r>
-      <w:r>
-        <w:rPr>
-          <w:rFonts w:eastAsia="Heiti TC Medium"/>
-        </w:rPr>
-        <w:t>)</w:t>
       </w:r>
     </w:p>
     <w:p>
@@ -1368,50 +1888,15 @@
         <w:outlineLvl w:val="0"/>
         <w:rPr>
           <w:rFonts w:eastAsia="Heiti TC Medium"/>
-          <w:bCs/>
-        </w:rPr>
-      </w:pPr>
-      <w:r>
-        <w:rPr>
-          <w:rFonts w:eastAsia="Heiti TC Medium"/>
-          <w:bCs/>
-        </w:rPr>
-        <w:t>Co-</w:t>
-      </w:r>
-      <w:r>
-        <w:rPr>
-          <w:rFonts w:eastAsia="Heiti TC Medium"/>
-          <w:bCs/>
-        </w:rPr>
-        <w:t xml:space="preserve">Winner, </w:t>
-      </w:r>
-      <w:r>
-        <w:rPr>
-          <w:rFonts w:eastAsia="Heiti TC Medium"/>
-          <w:bCs/>
-        </w:rPr>
-        <w:t>Distinguished Contribution to Scholarship for a Paper by a Graduate Student Award</w:t>
-      </w:r>
-      <w:r>
-        <w:rPr>
-          <w:rFonts w:eastAsia="Heiti TC Medium"/>
-          <w:bCs/>
-        </w:rPr>
-        <w:t xml:space="preserve">, </w:t>
-      </w:r>
-      <w:r>
-        <w:rPr>
-          <w:rFonts w:eastAsia="Heiti TC Medium"/>
-          <w:bCs/>
-        </w:rPr>
-        <w:t>ASA Political Sociology section, 2024.</w:t>
-      </w:r>
-      <w:r>
-        <w:rPr>
-          <w:rFonts w:eastAsia="Heiti TC Medium"/>
-          <w:bCs/>
-        </w:rPr>
-        <w:t xml:space="preserve"> (earlier version of this paper)</w:t>
+          <w:lang w:eastAsia="en-US"/>
+        </w:rPr>
+      </w:pPr>
+      <w:r>
+        <w:rPr>
+          <w:rFonts w:eastAsia="Heiti TC Medium"/>
+          <w:lang w:val="en-HK"/>
+        </w:rPr>
+        <w:t>Earlier version of this paper was presented at American Sociological Association Annual Meeting, August 2019.</w:t>
       </w:r>
     </w:p>
     <w:p>
@@ -1420,21 +1905,39 @@
           <w:tab w:val="left" w:pos="360"/>
           <w:tab w:val="left" w:pos="1080"/>
         </w:tabs>
-        <w:spacing w:line="280" w:lineRule="exact"/>
+        <w:spacing w:after="240" w:line="280" w:lineRule="exact"/>
         <w:jc w:val="both"/>
         <w:outlineLvl w:val="0"/>
         <w:rPr>
           <w:rFonts w:eastAsia="Heiti TC Medium"/>
+        </w:rPr>
+      </w:pPr>
+      <w:proofErr w:type="spellStart"/>
+      <w:r>
+        <w:rPr>
+          <w:rFonts w:eastAsia="Heiti TC Medium" w:hint="eastAsia"/>
+          <w:b/>
+          <w:bCs/>
           <w:lang w:val="en-HK"/>
         </w:rPr>
-      </w:pPr>
-      <w:r>
-        <w:rPr>
-          <w:rFonts w:eastAsia="Heiti TC Medium"/>
-          <w:b/>
-          <w:bCs/>
-        </w:rPr>
-        <w:t>Zheng Fu</w:t>
+        <w:t>Zh</w:t>
+      </w:r>
+      <w:r>
+        <w:rPr>
+          <w:rFonts w:eastAsia="Heiti TC Medium"/>
+          <w:b/>
+          <w:bCs/>
+        </w:rPr>
+        <w:t>eng</w:t>
+      </w:r>
+      <w:proofErr w:type="spellEnd"/>
+      <w:r>
+        <w:rPr>
+          <w:rFonts w:eastAsia="Heiti TC Medium"/>
+          <w:b/>
+          <w:bCs/>
+        </w:rPr>
+        <w:t xml:space="preserve"> Fu</w:t>
       </w:r>
       <w:r>
         <w:rPr>
@@ -1447,93 +1950,197 @@
         <w:rPr>
           <w:rFonts w:eastAsia="Heiti TC Medium"/>
         </w:rPr>
-        <w:t xml:space="preserve">, Gil </w:t>
+        <w:t xml:space="preserve">, </w:t>
       </w:r>
       <w:proofErr w:type="spellStart"/>
       <w:r>
         <w:rPr>
           <w:rFonts w:eastAsia="Heiti TC Medium"/>
         </w:rPr>
-        <w:t>Eyal</w:t>
+        <w:t>Chuncheng</w:t>
       </w:r>
       <w:proofErr w:type="spellEnd"/>
       <w:r>
         <w:rPr>
           <w:rFonts w:eastAsia="Heiti TC Medium"/>
         </w:rPr>
-        <w:t xml:space="preserve">. </w:t>
-      </w:r>
+        <w:t xml:space="preserve"> Liu. “Mediated Recognition: AI-Legibility, Capital, and the Social Structure of Algorithmic Preference</w:t>
+      </w:r>
+      <w:r>
+        <w:rPr>
+          <w:rFonts w:eastAsia="Heiti TC Medium" w:hint="eastAsia"/>
+        </w:rPr>
+        <w:t>.</w:t>
+      </w:r>
+      <w:r>
+        <w:rPr>
+          <w:rFonts w:eastAsia="Heiti TC Medium"/>
+        </w:rPr>
+        <w:t>”</w:t>
+      </w:r>
+      <w:r>
+        <w:rPr>
+          <w:rFonts w:eastAsia="Heiti TC Medium" w:hint="eastAsia"/>
+        </w:rPr>
+        <w:t xml:space="preserve"> (Under Review)</w:t>
+      </w:r>
+      <w:r>
+        <w:rPr>
+          <w:rFonts w:eastAsia="Heiti TC Medium"/>
+        </w:rPr>
+        <w:t xml:space="preserve"> </w:t>
+      </w:r>
+    </w:p>
+    <w:p>
+      <w:pPr>
+        <w:numPr>
+          <w:ilvl w:val="0"/>
+          <w:numId w:val="34"/>
+        </w:numPr>
+        <w:tabs>
+          <w:tab w:val="left" w:pos="360"/>
+          <w:tab w:val="left" w:pos="1080"/>
+        </w:tabs>
+        <w:spacing w:after="240" w:line="280" w:lineRule="exact"/>
+        <w:jc w:val="both"/>
+        <w:outlineLvl w:val="0"/>
+        <w:rPr>
+          <w:rFonts w:eastAsia="Heiti TC Medium"/>
+          <w:lang w:eastAsia="en-US"/>
+        </w:rPr>
+      </w:pPr>
       <w:r>
         <w:rPr>
           <w:rFonts w:eastAsia="Heiti TC Medium"/>
           <w:lang w:val="en-HK"/>
         </w:rPr>
-        <w:t xml:space="preserve">“The Work of Legitimacy in China: </w:t>
-      </w:r>
-      <w:r>
-        <w:rPr>
-          <w:rFonts w:eastAsia="Heiti TC Medium"/>
+        <w:t>Earlier version of this paper was presented at American Sociological Association Annual Meeting, August 20</w:t>
+      </w:r>
+      <w:r>
+        <w:rPr>
+          <w:rFonts w:eastAsia="Heiti TC Medium" w:hint="eastAsia"/>
           <w:lang w:val="en-HK"/>
         </w:rPr>
-        <w:t xml:space="preserve">The Implementation of the 2008 </w:t>
-      </w:r>
+        <w:t>2</w:t>
+      </w:r>
+      <w:r>
+        <w:rPr>
+          <w:rFonts w:eastAsia="Heiti TC Medium" w:hint="eastAsia"/>
+          <w:lang w:val="en-HK"/>
+        </w:rPr>
+        <w:t>5</w:t>
+      </w:r>
+      <w:r>
+        <w:rPr>
+          <w:rFonts w:eastAsia="Heiti TC Medium"/>
+          <w:lang w:val="en-HK"/>
+        </w:rPr>
+        <w:t>.</w:t>
+      </w:r>
+    </w:p>
+    <w:p>
+      <w:pPr>
+        <w:tabs>
+          <w:tab w:val="left" w:pos="360"/>
+          <w:tab w:val="left" w:pos="1080"/>
+        </w:tabs>
+        <w:spacing w:after="240" w:line="280" w:lineRule="exact"/>
+        <w:jc w:val="both"/>
+        <w:outlineLvl w:val="0"/>
+        <w:rPr>
+          <w:rFonts w:eastAsia="Heiti TC Medium"/>
+          <w:lang w:eastAsia="en-US"/>
+        </w:rPr>
+      </w:pPr>
       <w:proofErr w:type="spellStart"/>
       <w:r>
         <w:rPr>
-          <w:rFonts w:eastAsia="Heiti TC Medium"/>
+          <w:rFonts w:eastAsia="Heiti TC Medium" w:hint="eastAsia"/>
+          <w:b/>
+          <w:bCs/>
           <w:lang w:val="en-HK"/>
         </w:rPr>
-        <w:t>Labor</w:t>
+        <w:t>Zh</w:t>
+      </w:r>
+      <w:r>
+        <w:rPr>
+          <w:rFonts w:eastAsia="Heiti TC Medium"/>
+          <w:b/>
+          <w:bCs/>
+        </w:rPr>
+        <w:t>eng</w:t>
       </w:r>
       <w:proofErr w:type="spellEnd"/>
       <w:r>
         <w:rPr>
           <w:rFonts w:eastAsia="Heiti TC Medium"/>
-          <w:lang w:val="en-HK"/>
-        </w:rPr>
-        <w:t xml:space="preserve"> Contract Law in a Chinese City</w:t>
-      </w:r>
-      <w:r>
-        <w:rPr>
-          <w:rFonts w:eastAsia="Heiti TC Medium"/>
-          <w:lang w:val="en-HK"/>
+          <w:b/>
+          <w:bCs/>
+        </w:rPr>
+        <w:t xml:space="preserve"> Fu</w:t>
+      </w:r>
+      <w:r>
+        <w:rPr>
+          <w:rFonts w:eastAsia="Heiti TC Medium"/>
+          <w:vertAlign w:val="superscript"/>
+        </w:rPr>
+        <w:t>+</w:t>
+      </w:r>
+      <w:r>
+        <w:rPr>
+          <w:rFonts w:eastAsia="Heiti TC Medium"/>
+        </w:rPr>
+        <w:t xml:space="preserve">, </w:t>
+      </w:r>
+      <w:proofErr w:type="spellStart"/>
+      <w:r>
+        <w:rPr>
+          <w:rFonts w:eastAsia="Heiti TC Medium"/>
+        </w:rPr>
+        <w:t>Chuncheng</w:t>
+      </w:r>
+      <w:proofErr w:type="spellEnd"/>
+      <w:r>
+        <w:rPr>
+          <w:rFonts w:eastAsia="Heiti TC Medium"/>
+        </w:rPr>
+        <w:t xml:space="preserve"> Liu. “</w:t>
+      </w:r>
+      <w:r>
+        <w:rPr>
+          <w:rFonts w:eastAsia="Heiti TC Medium"/>
+        </w:rPr>
+        <w:t>Power in the Loop: Algorithmic Governance and Legitimacy</w:t>
+      </w:r>
+      <w:r>
+        <w:rPr>
+          <w:rFonts w:eastAsia="Heiti TC Medium" w:hint="eastAsia"/>
+        </w:rPr>
+        <w:t xml:space="preserve"> under Authoritarianism</w:t>
+      </w:r>
+      <w:r>
+        <w:rPr>
+          <w:rFonts w:eastAsia="Heiti TC Medium" w:hint="eastAsia"/>
+        </w:rPr>
+        <w:t>.</w:t>
+      </w:r>
+      <w:r>
+        <w:rPr>
+          <w:rFonts w:eastAsia="Heiti TC Medium"/>
         </w:rPr>
         <w:t>”</w:t>
       </w:r>
       <w:r>
         <w:rPr>
-          <w:rFonts w:eastAsia="Heiti TC Medium"/>
-          <w:lang w:val="en-HK"/>
+          <w:rFonts w:eastAsia="Heiti TC Medium" w:hint="eastAsia"/>
         </w:rPr>
         <w:t xml:space="preserve"> </w:t>
       </w:r>
       <w:r>
         <w:rPr>
-          <w:rFonts w:eastAsia="Heiti TC Medium"/>
-          <w:lang w:val="en-HK"/>
-        </w:rPr>
-        <w:t>(</w:t>
-      </w:r>
-      <w:r>
-        <w:rPr>
-          <w:rFonts w:eastAsia="Heiti TC Medium"/>
-          <w:lang w:val="en-HK"/>
-        </w:rPr>
-        <w:t>Under</w:t>
-      </w:r>
-      <w:r>
-        <w:rPr>
-          <w:rFonts w:eastAsia="Heiti TC Medium"/>
-          <w:lang w:val="en-HK"/>
-        </w:rPr>
-        <w:t xml:space="preserve"> Review</w:t>
-      </w:r>
-      <w:r>
-        <w:rPr>
-          <w:rFonts w:eastAsia="Heiti TC Medium"/>
-          <w:lang w:val="en-HK"/>
-        </w:rPr>
-        <w:t>)</w:t>
+          <w:rFonts w:eastAsia="Heiti TC Medium" w:hint="eastAsia"/>
+        </w:rPr>
+        <w:t>(Manuscript under Preparation)</w:t>
       </w:r>
     </w:p>
     <w:p>
@@ -1547,76 +2154,6 @@
         <w:outlineLvl w:val="0"/>
         <w:rPr>
           <w:rFonts w:eastAsia="Heiti TC Medium"/>
-          <w:lang w:val="en-HK"/>
-        </w:rPr>
-      </w:pPr>
-      <w:r>
-        <w:rPr>
-          <w:rFonts w:eastAsia="Heiti TC Medium"/>
-          <w:lang w:val="en-HK"/>
-        </w:rPr>
-        <w:t xml:space="preserve">Gil </w:t>
-      </w:r>
-      <w:proofErr w:type="spellStart"/>
-      <w:r>
-        <w:rPr>
-          <w:rFonts w:eastAsia="Heiti TC Medium"/>
-          <w:lang w:val="en-HK"/>
-        </w:rPr>
-        <w:t>Eyal</w:t>
-      </w:r>
-      <w:proofErr w:type="spellEnd"/>
-      <w:r>
-        <w:rPr>
-          <w:rFonts w:eastAsia="Heiti TC Medium"/>
-          <w:lang w:val="en-HK"/>
-        </w:rPr>
-        <w:t xml:space="preserve">, </w:t>
-      </w:r>
-      <w:r>
-        <w:rPr>
-          <w:rFonts w:eastAsia="Heiti TC Medium"/>
-          <w:b/>
-          <w:bCs/>
-          <w:lang w:val="en-HK"/>
-        </w:rPr>
-        <w:t>Zheng Fu</w:t>
-      </w:r>
-      <w:r>
-        <w:rPr>
-          <w:rFonts w:eastAsia="Heiti TC Medium"/>
-          <w:lang w:val="en-HK"/>
-        </w:rPr>
-        <w:t xml:space="preserve">. “Legitimacy, Trust in Experts, and Legal Institutions” (invited submission at </w:t>
-      </w:r>
-      <w:r>
-        <w:rPr>
-          <w:rFonts w:eastAsia="Heiti TC Medium"/>
-          <w:i/>
-          <w:iCs/>
-          <w:lang w:val="en-HK"/>
-        </w:rPr>
-        <w:t>Annual Review of Law and Social Science</w:t>
-      </w:r>
-      <w:r>
-        <w:rPr>
-          <w:rFonts w:eastAsia="Heiti TC Medium"/>
-          <w:lang w:val="en-HK"/>
-        </w:rPr>
-        <w:t>)</w:t>
-      </w:r>
-    </w:p>
-    <w:p>
-      <w:pPr>
-        <w:tabs>
-          <w:tab w:val="left" w:pos="360"/>
-          <w:tab w:val="left" w:pos="1080"/>
-        </w:tabs>
-        <w:spacing w:before="240" w:after="240" w:line="280" w:lineRule="exact"/>
-        <w:jc w:val="both"/>
-        <w:outlineLvl w:val="0"/>
-        <w:rPr>
-          <w:rFonts w:eastAsia="Heiti TC Medium"/>
           <w:b/>
           <w:bCs/>
           <w:u w:val="single"/>
@@ -1727,83 +2264,45 @@
           <w:rFonts w:eastAsia="Heiti TC Medium"/>
         </w:rPr>
       </w:pPr>
-      <w:proofErr w:type="spellStart"/>
+      <w:r>
+        <w:rPr>
+          <w:rFonts w:eastAsia="Heiti TC Medium"/>
+          <w:b/>
+          <w:bCs/>
+        </w:rPr>
+        <w:t>Zheng Fu</w:t>
+      </w:r>
+      <w:r>
+        <w:rPr>
+          <w:rFonts w:eastAsia="Heiti TC Medium"/>
+        </w:rPr>
+        <w:t>. “</w:t>
+      </w:r>
       <w:r>
         <w:rPr>
           <w:rFonts w:eastAsia="Heiti TC Medium" w:hint="eastAsia"/>
-          <w:b/>
-          <w:bCs/>
-          <w:lang w:val="en-HK"/>
-        </w:rPr>
-        <w:t>Zh</w:t>
-      </w:r>
-      <w:r>
-        <w:rPr>
-          <w:rFonts w:eastAsia="Heiti TC Medium"/>
-          <w:b/>
-          <w:bCs/>
-        </w:rPr>
-        <w:t>eng</w:t>
-      </w:r>
-      <w:proofErr w:type="spellEnd"/>
-      <w:r>
-        <w:rPr>
-          <w:rFonts w:eastAsia="Heiti TC Medium"/>
-          <w:b/>
-          <w:bCs/>
-        </w:rPr>
-        <w:t xml:space="preserve"> Fu</w:t>
-      </w:r>
-      <w:r>
-        <w:rPr>
-          <w:rFonts w:eastAsia="Heiti TC Medium"/>
-          <w:vertAlign w:val="superscript"/>
-        </w:rPr>
-        <w:t>+</w:t>
-      </w:r>
-      <w:r>
-        <w:rPr>
-          <w:rFonts w:eastAsia="Heiti TC Medium"/>
-        </w:rPr>
-        <w:t xml:space="preserve">, </w:t>
-      </w:r>
-      <w:proofErr w:type="spellStart"/>
-      <w:r>
-        <w:rPr>
-          <w:rFonts w:eastAsia="Heiti TC Medium"/>
-        </w:rPr>
-        <w:t>Chuncheng</w:t>
-      </w:r>
-      <w:proofErr w:type="spellEnd"/>
-      <w:r>
-        <w:rPr>
-          <w:rFonts w:eastAsia="Heiti TC Medium"/>
-        </w:rPr>
-        <w:t xml:space="preserve"> Liu. “</w:t>
-      </w:r>
-      <w:r>
-        <w:rPr>
-          <w:rFonts w:eastAsia="Heiti TC Medium"/>
-        </w:rPr>
-        <w:t>Political Capital and AI Trust in China</w:t>
+        </w:rPr>
+        <w:t xml:space="preserve">The Fight over Epistemic Authority: </w:t>
+      </w:r>
+      <w:proofErr w:type="gramStart"/>
+      <w:r>
+        <w:rPr>
+          <w:rFonts w:eastAsia="Heiti TC Medium" w:hint="eastAsia"/>
+        </w:rPr>
+        <w:t>Fact-checking</w:t>
+      </w:r>
+      <w:proofErr w:type="gramEnd"/>
+      <w:r>
+        <w:rPr>
+          <w:rFonts w:eastAsia="Heiti TC Medium" w:hint="eastAsia"/>
+        </w:rPr>
+        <w:t xml:space="preserve"> as Contestation.</w:t>
       </w:r>
       <w:r>
         <w:rPr>
           <w:rFonts w:eastAsia="Heiti TC Medium"/>
         </w:rPr>
         <w:t>”</w:t>
-      </w:r>
-      <w:r>
-        <w:rPr>
-          <w:rFonts w:eastAsia="Heiti TC Medium"/>
-        </w:rPr>
-        <w:t>.</w:t>
-      </w:r>
-      <w:r>
-        <w:rPr>
-          <w:rFonts w:eastAsia="Heiti TC Medium"/>
-        </w:rPr>
-        <w:t xml:space="preserve"> </w:t>
       </w:r>
     </w:p>
     <w:p>
@@ -1825,7 +2324,6 @@
           <w:b/>
           <w:bCs/>
         </w:rPr>
-        <w:lastRenderedPageBreak/>
         <w:t>Zheng Fu</w:t>
       </w:r>
       <w:r>
@@ -1836,21 +2334,15 @@
       </w:r>
       <w:r>
         <w:rPr>
-          <w:rFonts w:eastAsia="Heiti TC Medium"/>
-        </w:rPr>
-        <w:t>What’s in the Frame? Comparing Fact-checked Contents of Lay and Professional Fact Checkers</w:t>
+          <w:rFonts w:eastAsia="Heiti TC Medium" w:hint="eastAsia"/>
+        </w:rPr>
+        <w:t>The Imagined AI User: How Universities Govern AI Usage.</w:t>
       </w:r>
       <w:r>
         <w:rPr>
           <w:rFonts w:eastAsia="Heiti TC Medium"/>
         </w:rPr>
         <w:t>”</w:t>
-      </w:r>
-      <w:r>
-        <w:rPr>
-          <w:rFonts w:eastAsia="Heiti TC Medium"/>
-        </w:rPr>
-        <w:t>.</w:t>
       </w:r>
     </w:p>
     <w:p>
@@ -1864,100 +2356,63 @@
         <w:outlineLvl w:val="0"/>
         <w:rPr>
           <w:rFonts w:eastAsia="Heiti TC Medium"/>
-          <w:b/>
-          <w:bCs/>
-          <w:u w:val="single"/>
-        </w:rPr>
-      </w:pPr>
-      <w:r>
-        <w:rPr>
-          <w:rFonts w:eastAsia="Heiti TC Medium"/>
-          <w:b/>
-          <w:bCs/>
-          <w:u w:val="single"/>
-        </w:rPr>
-        <w:t>OTHER</w:t>
-      </w:r>
-      <w:r>
-        <w:rPr>
-          <w:rFonts w:eastAsia="Heiti TC Medium"/>
-          <w:b/>
-          <w:bCs/>
-          <w:u w:val="single"/>
-        </w:rPr>
-        <w:t xml:space="preserve"> ENGLISH</w:t>
-      </w:r>
-      <w:r>
-        <w:rPr>
-          <w:rFonts w:eastAsia="Heiti TC Medium"/>
-          <w:b/>
-          <w:bCs/>
-          <w:u w:val="single"/>
-        </w:rPr>
-        <w:t xml:space="preserve"> WRITING</w:t>
-      </w:r>
-      <w:r>
-        <w:rPr>
-          <w:rFonts w:eastAsia="Heiti TC Medium"/>
-          <w:b/>
-          <w:bCs/>
-          <w:u w:val="single"/>
-        </w:rPr>
-        <w:t xml:space="preserve">                                          </w:t>
-      </w:r>
-      <w:r>
-        <w:rPr>
-          <w:rFonts w:eastAsia="Heiti TC Medium"/>
-          <w:b/>
-          <w:bCs/>
-          <w:u w:val="single"/>
-        </w:rPr>
-        <w:tab/>
-      </w:r>
-      <w:r>
-        <w:rPr>
-          <w:rFonts w:eastAsia="Heiti TC Medium"/>
-          <w:b/>
-          <w:bCs/>
-          <w:u w:val="single"/>
-        </w:rPr>
-        <w:tab/>
-      </w:r>
-      <w:r>
-        <w:rPr>
-          <w:rFonts w:eastAsia="Heiti TC Medium"/>
-          <w:b/>
-          <w:bCs/>
-          <w:u w:val="single"/>
-        </w:rPr>
-        <w:tab/>
-      </w:r>
-      <w:r>
-        <w:rPr>
-          <w:rFonts w:eastAsia="Heiti TC Medium"/>
-          <w:b/>
-          <w:bCs/>
-          <w:u w:val="single"/>
-        </w:rPr>
-        <w:tab/>
-      </w:r>
-      <w:r>
-        <w:rPr>
-          <w:rFonts w:eastAsia="Heiti TC Medium"/>
-          <w:b/>
-          <w:bCs/>
-          <w:u w:val="single"/>
-        </w:rPr>
-        <w:tab/>
-      </w:r>
-      <w:r>
-        <w:rPr>
-          <w:rFonts w:eastAsia="Heiti TC Medium"/>
-          <w:b/>
-          <w:bCs/>
-          <w:u w:val="single"/>
-        </w:rPr>
-        <w:tab/>
+        </w:rPr>
+      </w:pPr>
+      <w:r>
+        <w:rPr>
+          <w:rFonts w:eastAsia="Heiti TC Medium"/>
+          <w:b/>
+          <w:bCs/>
+        </w:rPr>
+        <w:t>Zheng Fu</w:t>
+      </w:r>
+      <w:r>
+        <w:rPr>
+          <w:rFonts w:eastAsia="Heiti TC Medium" w:hint="eastAsia"/>
+        </w:rPr>
+        <w:t>, Mian Chen</w:t>
+      </w:r>
+      <w:r>
+        <w:rPr>
+          <w:rFonts w:eastAsia="Heiti TC Medium"/>
+        </w:rPr>
+        <w:t>. “</w:t>
+      </w:r>
+      <w:r>
+        <w:rPr>
+          <w:rFonts w:eastAsia="Heiti TC Medium" w:hint="eastAsia"/>
+        </w:rPr>
+        <w:t>Propaganda or Misinformation: T</w:t>
+      </w:r>
+      <w:r>
+        <w:rPr>
+          <w:rFonts w:eastAsia="Heiti TC Medium"/>
+        </w:rPr>
+        <w:t>h</w:t>
+      </w:r>
+      <w:r>
+        <w:rPr>
+          <w:rFonts w:eastAsia="Heiti TC Medium" w:hint="eastAsia"/>
+        </w:rPr>
+        <w:t xml:space="preserve">e Framing of the Misinformation Problem in </w:t>
+      </w:r>
+      <w:r>
+        <w:rPr>
+          <w:rFonts w:eastAsia="Heiti TC Medium" w:hint="eastAsia"/>
+        </w:rPr>
+        <w:t xml:space="preserve">U.S. </w:t>
+      </w:r>
+      <w:r>
+        <w:rPr>
+          <w:rFonts w:eastAsia="Heiti TC Medium" w:hint="eastAsia"/>
+        </w:rPr>
+        <w:t>Mainstream Media.</w:t>
+      </w:r>
+      <w:r>
+        <w:rPr>
+          <w:rFonts w:eastAsia="Heiti TC Medium"/>
+        </w:rPr>
+        <w:t>”</w:t>
       </w:r>
     </w:p>
     <w:p>
@@ -1971,33 +2426,92 @@
         <w:outlineLvl w:val="0"/>
         <w:rPr>
           <w:rFonts w:eastAsia="Heiti TC Medium"/>
-          <w:u w:val="single"/>
-        </w:rPr>
-      </w:pPr>
-      <w:r>
-        <w:rPr>
-          <w:b/>
-          <w:bCs/>
-        </w:rPr>
-        <w:t xml:space="preserve">Zheng Fu. </w:t>
-      </w:r>
-      <w:r>
-        <w:t>2021. “</w:t>
-      </w:r>
-      <w:r>
-        <w:t>Why Can’t China’s Workers Unite on Overtime?</w:t>
-      </w:r>
-      <w:r>
-        <w:t xml:space="preserve">” Sixth Tones. </w:t>
-      </w:r>
-      <w:hyperlink r:id="rId11" w:history="1">
-        <w:r>
-          <w:rPr>
-            <w:rStyle w:val="Hyperlink"/>
-          </w:rPr>
-          <w:t>[Link]</w:t>
-        </w:r>
-      </w:hyperlink>
+          <w:b/>
+          <w:bCs/>
+          <w:u w:val="single"/>
+        </w:rPr>
+      </w:pPr>
+      <w:r>
+        <w:rPr>
+          <w:rFonts w:eastAsia="Heiti TC Medium" w:hint="eastAsia"/>
+          <w:b/>
+          <w:bCs/>
+          <w:u w:val="single"/>
+        </w:rPr>
+        <w:t>PUBLIC</w:t>
+      </w:r>
+      <w:r>
+        <w:rPr>
+          <w:rFonts w:eastAsia="Heiti TC Medium"/>
+          <w:b/>
+          <w:bCs/>
+          <w:u w:val="single"/>
+        </w:rPr>
+        <w:t xml:space="preserve"> WRITING</w:t>
+      </w:r>
+      <w:r>
+        <w:rPr>
+          <w:rFonts w:eastAsia="Heiti TC Medium"/>
+          <w:b/>
+          <w:bCs/>
+          <w:u w:val="single"/>
+        </w:rPr>
+        <w:t xml:space="preserve">                                          </w:t>
+      </w:r>
+      <w:r>
+        <w:rPr>
+          <w:rFonts w:eastAsia="Heiti TC Medium"/>
+          <w:b/>
+          <w:bCs/>
+          <w:u w:val="single"/>
+        </w:rPr>
+        <w:tab/>
+      </w:r>
+      <w:r>
+        <w:rPr>
+          <w:rFonts w:eastAsia="Heiti TC Medium"/>
+          <w:b/>
+          <w:bCs/>
+          <w:u w:val="single"/>
+        </w:rPr>
+        <w:tab/>
+      </w:r>
+      <w:r>
+        <w:rPr>
+          <w:rFonts w:eastAsia="Heiti TC Medium"/>
+          <w:b/>
+          <w:bCs/>
+          <w:u w:val="single"/>
+        </w:rPr>
+        <w:tab/>
+      </w:r>
+      <w:r>
+        <w:rPr>
+          <w:rFonts w:eastAsia="Heiti TC Medium"/>
+          <w:b/>
+          <w:bCs/>
+          <w:u w:val="single"/>
+        </w:rPr>
+        <w:tab/>
+      </w:r>
+      <w:r>
+        <w:rPr>
+          <w:rFonts w:eastAsia="Heiti TC Medium"/>
+          <w:b/>
+          <w:bCs/>
+          <w:u w:val="single"/>
+        </w:rPr>
+        <w:tab/>
+      </w:r>
+      <w:r>
+        <w:rPr>
+          <w:rFonts w:eastAsia="Heiti TC Medium"/>
+          <w:b/>
+          <w:bCs/>
+          <w:u w:val="single"/>
+        </w:rPr>
+        <w:tab/>
+      </w:r>
     </w:p>
     <w:p>
       <w:pPr>
@@ -2008,50 +2522,26 @@
         <w:spacing w:after="240" w:line="280" w:lineRule="exact"/>
         <w:jc w:val="both"/>
         <w:outlineLvl w:val="0"/>
-      </w:pPr>
-      <w:r>
-        <w:t xml:space="preserve">Larry Au, </w:t>
-      </w:r>
-      <w:r>
-        <w:rPr>
-          <w:b/>
-          <w:bCs/>
-        </w:rPr>
-        <w:t>Zheng Fu</w:t>
-      </w:r>
-      <w:r>
-        <w:t xml:space="preserve">, </w:t>
-      </w:r>
-      <w:proofErr w:type="spellStart"/>
-      <w:r>
-        <w:t>Chuncheng</w:t>
-      </w:r>
-      <w:proofErr w:type="spellEnd"/>
-      <w:r>
-        <w:t xml:space="preserve"> Liu. 2020. “Varieties of Covid</w:t>
-      </w:r>
-      <w:r>
-        <w:noBreakHyphen/>
-        <w:t>19 Expertise: The Pandemic in China, Hong</w:t>
-      </w:r>
-      <w:r>
-        <w:t xml:space="preserve"> </w:t>
-      </w:r>
-      <w:r>
-        <w:t xml:space="preserve">Kong, and the United </w:t>
-      </w:r>
-      <w:proofErr w:type="spellStart"/>
-      <w:r>
-        <w:t>States</w:t>
-      </w:r>
-      <w:proofErr w:type="gramStart"/>
-      <w:r>
-        <w:t>”.Items</w:t>
-      </w:r>
-      <w:proofErr w:type="spellEnd"/>
-      <w:proofErr w:type="gramEnd"/>
-      <w:r>
-        <w:t xml:space="preserve">. Blog of the Social Science Research Council. </w:t>
+        <w:rPr>
+          <w:rFonts w:eastAsia="Heiti TC Medium"/>
+          <w:u w:val="single"/>
+        </w:rPr>
+      </w:pPr>
+      <w:r>
+        <w:rPr>
+          <w:b/>
+          <w:bCs/>
+        </w:rPr>
+        <w:t xml:space="preserve">Zheng Fu. </w:t>
+      </w:r>
+      <w:r>
+        <w:t>2021. “</w:t>
+      </w:r>
+      <w:r>
+        <w:t>Why Can’t China’s Workers Unite on Overtime?</w:t>
+      </w:r>
+      <w:r>
+        <w:t xml:space="preserve">” Sixth Tones. </w:t>
       </w:r>
       <w:hyperlink r:id="rId12" w:history="1">
         <w:r>
@@ -2071,66 +2561,158 @@
         <w:spacing w:after="240" w:line="280" w:lineRule="exact"/>
         <w:jc w:val="both"/>
         <w:outlineLvl w:val="0"/>
-        <w:rPr>
-          <w:rFonts w:eastAsia="Heiti TC Medium"/>
-          <w:b/>
-          <w:bCs/>
-          <w:u w:val="single"/>
-        </w:rPr>
-      </w:pPr>
-      <w:r>
-        <w:rPr>
-          <w:rFonts w:eastAsia="Heiti TC Medium"/>
-          <w:b/>
-          <w:bCs/>
-          <w:u w:val="single"/>
-        </w:rPr>
-        <w:t xml:space="preserve">HONORS AND AWARDS         </w:t>
-      </w:r>
-      <w:r>
-        <w:rPr>
-          <w:rFonts w:eastAsia="Heiti TC Medium"/>
-          <w:b/>
-          <w:bCs/>
-          <w:u w:val="single"/>
-        </w:rPr>
-        <w:t xml:space="preserve">               </w:t>
-      </w:r>
-      <w:r>
-        <w:rPr>
-          <w:rFonts w:eastAsia="Heiti TC Medium"/>
-          <w:b/>
-          <w:bCs/>
-          <w:u w:val="single"/>
-        </w:rPr>
-        <w:t xml:space="preserve">        </w:t>
-      </w:r>
-      <w:r>
-        <w:rPr>
-          <w:rFonts w:eastAsia="Heiti TC Medium"/>
-          <w:b/>
-          <w:bCs/>
-          <w:u w:val="single"/>
-        </w:rPr>
-        <w:t xml:space="preserve">            </w:t>
-      </w:r>
-      <w:r>
-        <w:rPr>
-          <w:rFonts w:eastAsia="Heiti TC Medium"/>
-          <w:b/>
-          <w:bCs/>
-          <w:u w:val="single"/>
-        </w:rPr>
-        <w:t xml:space="preserve">        </w:t>
-      </w:r>
-      <w:r>
-        <w:rPr>
-          <w:rFonts w:eastAsia="Heiti TC Medium"/>
-          <w:b/>
-          <w:bCs/>
-          <w:u w:val="single"/>
-        </w:rPr>
-        <w:t xml:space="preserve">              </w:t>
+      </w:pPr>
+      <w:r>
+        <w:t xml:space="preserve">Larry Au, </w:t>
+      </w:r>
+      <w:r>
+        <w:rPr>
+          <w:b/>
+          <w:bCs/>
+        </w:rPr>
+        <w:t>Zheng Fu</w:t>
+      </w:r>
+      <w:r>
+        <w:t xml:space="preserve">, </w:t>
+      </w:r>
+      <w:proofErr w:type="spellStart"/>
+      <w:r>
+        <w:t>Chuncheng</w:t>
+      </w:r>
+      <w:proofErr w:type="spellEnd"/>
+      <w:r>
+        <w:t xml:space="preserve"> Liu. 2020. “Varieties of Covid</w:t>
+      </w:r>
+      <w:r>
+        <w:noBreakHyphen/>
+        <w:t xml:space="preserve">19 Expertise: The Pandemic in China, </w:t>
+      </w:r>
+      <w:proofErr w:type="spellStart"/>
+      <w:r>
+        <w:t>HongKong</w:t>
+      </w:r>
+      <w:proofErr w:type="spellEnd"/>
+      <w:r>
+        <w:t xml:space="preserve">, and the United </w:t>
+      </w:r>
+      <w:proofErr w:type="spellStart"/>
+      <w:r>
+        <w:t>States</w:t>
+      </w:r>
+      <w:proofErr w:type="gramStart"/>
+      <w:r>
+        <w:t>”.Items</w:t>
+      </w:r>
+      <w:proofErr w:type="spellEnd"/>
+      <w:proofErr w:type="gramEnd"/>
+      <w:r>
+        <w:t xml:space="preserve">. Blog of the Social Science Research Council. </w:t>
+      </w:r>
+      <w:hyperlink r:id="rId13" w:history="1">
+        <w:r>
+          <w:rPr>
+            <w:rStyle w:val="Hyperlink"/>
+          </w:rPr>
+          <w:t>[Link]</w:t>
+        </w:r>
+      </w:hyperlink>
+    </w:p>
+    <w:p>
+      <w:pPr>
+        <w:tabs>
+          <w:tab w:val="left" w:pos="360"/>
+          <w:tab w:val="left" w:pos="1080"/>
+        </w:tabs>
+        <w:spacing w:after="240" w:line="280" w:lineRule="exact"/>
+        <w:jc w:val="both"/>
+        <w:outlineLvl w:val="0"/>
+        <w:rPr>
+          <w:rFonts w:eastAsia="Heiti TC Medium"/>
+          <w:b/>
+          <w:bCs/>
+          <w:u w:val="single"/>
+        </w:rPr>
+      </w:pPr>
+      <w:r>
+        <w:rPr>
+          <w:rFonts w:eastAsia="Heiti TC Medium"/>
+          <w:b/>
+          <w:bCs/>
+          <w:u w:val="single"/>
+        </w:rPr>
+        <w:t xml:space="preserve">SELECTED </w:t>
+      </w:r>
+      <w:r>
+        <w:rPr>
+          <w:rFonts w:eastAsia="Heiti TC Medium"/>
+          <w:b/>
+          <w:bCs/>
+          <w:u w:val="single"/>
+        </w:rPr>
+        <w:t>CONFERENCE</w:t>
+      </w:r>
+      <w:r>
+        <w:rPr>
+          <w:rFonts w:eastAsia="Heiti TC Medium" w:hint="eastAsia"/>
+          <w:b/>
+          <w:bCs/>
+          <w:u w:val="single"/>
+        </w:rPr>
+        <w:t>S</w:t>
+      </w:r>
+      <w:r>
+        <w:rPr>
+          <w:rFonts w:eastAsia="Heiti TC Medium"/>
+          <w:b/>
+          <w:bCs/>
+          <w:u w:val="single"/>
+        </w:rPr>
+        <w:t xml:space="preserve">  </w:t>
+      </w:r>
+      <w:r>
+        <w:rPr>
+          <w:rFonts w:eastAsia="Heiti TC Medium"/>
+          <w:b/>
+          <w:bCs/>
+          <w:u w:val="single"/>
+        </w:rPr>
+        <w:t xml:space="preserve">   </w:t>
+      </w:r>
+      <w:r>
+        <w:rPr>
+          <w:rFonts w:eastAsia="Heiti TC Medium"/>
+          <w:b/>
+          <w:bCs/>
+          <w:u w:val="single"/>
+        </w:rPr>
+        <w:t xml:space="preserve">                 </w:t>
+      </w:r>
+      <w:r>
+        <w:rPr>
+          <w:rFonts w:eastAsia="Heiti TC Medium"/>
+          <w:b/>
+          <w:bCs/>
+          <w:u w:val="single"/>
+        </w:rPr>
+        <w:tab/>
+      </w:r>
+      <w:r>
+        <w:rPr>
+          <w:rFonts w:eastAsia="Heiti TC Medium"/>
+          <w:b/>
+          <w:bCs/>
+          <w:u w:val="single"/>
+        </w:rPr>
+        <w:tab/>
+      </w:r>
+      <w:r>
+        <w:rPr>
+          <w:rFonts w:eastAsia="Heiti TC Medium"/>
+          <w:b/>
+          <w:bCs/>
+          <w:u w:val="single"/>
+        </w:rPr>
+        <w:tab/>
       </w:r>
       <w:r>
         <w:rPr>
@@ -2188,13 +2770,13 @@
         <w:tblLook w:val="04A0" w:firstRow="1" w:lastRow="0" w:firstColumn="1" w:lastColumn="0" w:noHBand="0" w:noVBand="1"/>
       </w:tblPr>
       <w:tblGrid>
-        <w:gridCol w:w="990"/>
-        <w:gridCol w:w="8360"/>
+        <w:gridCol w:w="1615"/>
+        <w:gridCol w:w="7735"/>
       </w:tblGrid>
       <w:tr>
         <w:tc>
           <w:tcPr>
-            <w:tcW w:w="990" w:type="dxa"/>
+            <w:tcW w:w="1615" w:type="dxa"/>
           </w:tcPr>
           <w:p>
             <w:pPr>
@@ -2223,13 +2805,13 @@
                 <w:rFonts w:eastAsia="Heiti TC Medium"/>
                 <w:bCs/>
               </w:rPr>
-              <w:t>4</w:t>
+              <w:t>3</w:t>
             </w:r>
           </w:p>
         </w:tc>
         <w:tc>
           <w:tcPr>
-            <w:tcW w:w="8360" w:type="dxa"/>
+            <w:tcW w:w="7735" w:type="dxa"/>
           </w:tcPr>
           <w:p>
             <w:pPr>
@@ -2242,6 +2824,7 @@
               <w:jc w:val="both"/>
               <w:rPr>
                 <w:rFonts w:eastAsia="Heiti TC Medium"/>
+                <w:b/>
                 <w:bCs/>
               </w:rPr>
             </w:pPr>
@@ -2250,7 +2833,7 @@
                 <w:rFonts w:eastAsia="Heiti TC Medium"/>
                 <w:bCs/>
               </w:rPr>
-              <w:t>Distinguished Contribution to Scholarship for a Paper by a Graduate Student Award</w:t>
+              <w:t>Society for Social Studies of Science</w:t>
             </w:r>
             <w:r>
               <w:rPr>
@@ -2259,12 +2842,21 @@
               </w:rPr>
               <w:t xml:space="preserve">, </w:t>
             </w:r>
+            <w:proofErr w:type="spellStart"/>
             <w:r>
               <w:rPr>
                 <w:rFonts w:eastAsia="Heiti TC Medium"/>
                 <w:bCs/>
               </w:rPr>
-              <w:t>ASA Political Sociology section</w:t>
+              <w:t>Honululu</w:t>
+            </w:r>
+            <w:proofErr w:type="spellEnd"/>
+            <w:r>
+              <w:rPr>
+                <w:rFonts w:eastAsia="Heiti TC Medium"/>
+                <w:bCs/>
+              </w:rPr>
+              <w:t>, HI</w:t>
             </w:r>
           </w:p>
         </w:tc>
@@ -2272,7 +2864,7 @@
       <w:tr>
         <w:tc>
           <w:tcPr>
-            <w:tcW w:w="990" w:type="dxa"/>
+            <w:tcW w:w="1615" w:type="dxa"/>
           </w:tcPr>
           <w:p>
             <w:pPr>
@@ -2294,80 +2886,13 @@
                 <w:rFonts w:eastAsia="Heiti TC Medium"/>
                 <w:bCs/>
               </w:rPr>
-              <w:t>2016</w:t>
+              <w:t>2022</w:t>
             </w:r>
           </w:p>
         </w:tc>
         <w:tc>
           <w:tcPr>
-            <w:tcW w:w="8360" w:type="dxa"/>
-          </w:tcPr>
-          <w:p>
-            <w:pPr>
-              <w:pStyle w:val="Heading3"/>
-              <w:shd w:val="clear" w:color="auto" w:fill="FFFFFF"/>
-              <w:spacing w:before="0" w:beforeAutospacing="0" w:after="0" w:afterAutospacing="0"/>
-              <w:rPr>
-                <w:b w:val="0"/>
-                <w:color w:val="333333"/>
-                <w:sz w:val="24"/>
-                <w:szCs w:val="24"/>
-              </w:rPr>
-            </w:pPr>
-            <w:r>
-              <w:rPr>
-                <w:rFonts w:eastAsia="Heiti TC Medium"/>
-                <w:b w:val="0"/>
-                <w:sz w:val="24"/>
-                <w:szCs w:val="24"/>
-              </w:rPr>
-              <w:t>Undergraduate Honor</w:t>
-            </w:r>
-            <w:r>
-              <w:rPr>
-                <w:rFonts w:eastAsia="Heiti TC Medium"/>
-                <w:b w:val="0"/>
-                <w:sz w:val="24"/>
-                <w:szCs w:val="24"/>
-              </w:rPr>
-              <w:t>s</w:t>
-            </w:r>
-            <w:r>
-              <w:rPr>
-                <w:rFonts w:eastAsia="Heiti TC Medium"/>
-                <w:b w:val="0"/>
-                <w:sz w:val="24"/>
-                <w:szCs w:val="24"/>
-              </w:rPr>
-              <w:t xml:space="preserve"> Student, Sun </w:t>
-            </w:r>
-            <w:proofErr w:type="spellStart"/>
-            <w:r>
-              <w:rPr>
-                <w:rFonts w:eastAsia="Heiti TC Medium"/>
-                <w:b w:val="0"/>
-                <w:sz w:val="24"/>
-                <w:szCs w:val="24"/>
-              </w:rPr>
-              <w:t>Yat-sen</w:t>
-            </w:r>
-            <w:proofErr w:type="spellEnd"/>
-            <w:r>
-              <w:rPr>
-                <w:rFonts w:eastAsia="Heiti TC Medium"/>
-                <w:b w:val="0"/>
-                <w:sz w:val="24"/>
-                <w:szCs w:val="24"/>
-              </w:rPr>
-              <w:t xml:space="preserve"> University</w:t>
-            </w:r>
-          </w:p>
-        </w:tc>
-      </w:tr>
-      <w:tr>
-        <w:tc>
-          <w:tcPr>
-            <w:tcW w:w="990" w:type="dxa"/>
+            <w:tcW w:w="7735" w:type="dxa"/>
           </w:tcPr>
           <w:p>
             <w:pPr>
@@ -2380,6 +2905,41 @@
               <w:jc w:val="both"/>
               <w:rPr>
                 <w:rFonts w:eastAsia="Heiti TC Medium"/>
+              </w:rPr>
+            </w:pPr>
+            <w:r>
+              <w:rPr>
+                <w:rFonts w:eastAsia="Heiti TC Medium"/>
+                <w:bCs/>
+              </w:rPr>
+              <w:t>American Sociological Association,</w:t>
+            </w:r>
+            <w:r>
+              <w:rPr>
+                <w:rFonts w:eastAsia="Heiti TC Medium"/>
+                <w:bCs/>
+              </w:rPr>
+              <w:t xml:space="preserve"> Los Angeles, CA</w:t>
+            </w:r>
+          </w:p>
+        </w:tc>
+      </w:tr>
+      <w:tr>
+        <w:tc>
+          <w:tcPr>
+            <w:tcW w:w="1615" w:type="dxa"/>
+          </w:tcPr>
+          <w:p>
+            <w:pPr>
+              <w:tabs>
+                <w:tab w:val="left" w:pos="360"/>
+                <w:tab w:val="left" w:pos="1080"/>
+                <w:tab w:val="left" w:pos="8640"/>
+              </w:tabs>
+              <w:spacing w:line="280" w:lineRule="exact"/>
+              <w:jc w:val="both"/>
+              <w:rPr>
+                <w:rFonts w:eastAsia="Heiti TC Medium"/>
                 <w:b/>
                 <w:bCs/>
               </w:rPr>
@@ -2389,13 +2949,13 @@
                 <w:rFonts w:eastAsia="Heiti TC Medium"/>
                 <w:bCs/>
               </w:rPr>
-              <w:t>2016</w:t>
+              <w:t>2021</w:t>
             </w:r>
           </w:p>
         </w:tc>
         <w:tc>
           <w:tcPr>
-            <w:tcW w:w="8360" w:type="dxa"/>
+            <w:tcW w:w="7735" w:type="dxa"/>
           </w:tcPr>
           <w:p>
             <w:pPr>
@@ -2414,37 +2974,85 @@
                 <w:rFonts w:eastAsia="Heiti TC Medium"/>
                 <w:bCs/>
               </w:rPr>
-              <w:t>Undergraduate Honor</w:t>
+              <w:t>Society for the Advancement of Socio‑Economics Annual Meeting</w:t>
             </w:r>
             <w:r>
               <w:rPr>
                 <w:rFonts w:eastAsia="Heiti TC Medium"/>
                 <w:bCs/>
               </w:rPr>
-              <w:t>s</w:t>
+              <w:t>, Virtual</w:t>
+            </w:r>
+          </w:p>
+        </w:tc>
+      </w:tr>
+      <w:tr>
+        <w:tc>
+          <w:tcPr>
+            <w:tcW w:w="1615" w:type="dxa"/>
+          </w:tcPr>
+          <w:p>
+            <w:pPr>
+              <w:tabs>
+                <w:tab w:val="left" w:pos="360"/>
+                <w:tab w:val="left" w:pos="1080"/>
+                <w:tab w:val="left" w:pos="8640"/>
+              </w:tabs>
+              <w:spacing w:line="280" w:lineRule="exact"/>
+              <w:jc w:val="both"/>
+              <w:rPr>
+                <w:rFonts w:eastAsia="Heiti TC Medium"/>
+                <w:iCs/>
+              </w:rPr>
+            </w:pPr>
+            <w:r>
+              <w:rPr>
+                <w:rFonts w:eastAsia="Heiti TC Medium"/>
+                <w:bCs/>
+                <w:iCs/>
+              </w:rPr>
+              <w:t>201</w:t>
             </w:r>
             <w:r>
               <w:rPr>
                 <w:rFonts w:eastAsia="Heiti TC Medium"/>
                 <w:bCs/>
-              </w:rPr>
-              <w:t xml:space="preserve"> Thesis, Sun </w:t>
+                <w:iCs/>
+              </w:rPr>
+              <w:t>9</w:t>
             </w:r>
-            <w:proofErr w:type="spellStart"/>
+          </w:p>
+        </w:tc>
+        <w:tc>
+          <w:tcPr>
+            <w:tcW w:w="7735" w:type="dxa"/>
+          </w:tcPr>
+          <w:p>
+            <w:pPr>
+              <w:tabs>
+                <w:tab w:val="left" w:pos="360"/>
+                <w:tab w:val="left" w:pos="1080"/>
+                <w:tab w:val="left" w:pos="8640"/>
+              </w:tabs>
+              <w:spacing w:line="280" w:lineRule="exact"/>
+              <w:jc w:val="both"/>
+              <w:rPr>
+                <w:rFonts w:eastAsia="Heiti TC Medium"/>
+              </w:rPr>
+            </w:pPr>
             <w:r>
               <w:rPr>
                 <w:rFonts w:eastAsia="Heiti TC Medium"/>
                 <w:bCs/>
               </w:rPr>
-              <w:t>Yat-sen</w:t>
+              <w:t>American Sociological Association</w:t>
             </w:r>
-            <w:proofErr w:type="spellEnd"/>
             <w:r>
               <w:rPr>
                 <w:rFonts w:eastAsia="Heiti TC Medium"/>
                 <w:bCs/>
               </w:rPr>
-              <w:t xml:space="preserve"> University</w:t>
+              <w:t>, New York, NY</w:t>
             </w:r>
           </w:p>
         </w:tc>
@@ -2490,52 +3098,34 @@
           <w:bCs/>
           <w:u w:val="single"/>
         </w:rPr>
-        <w:t xml:space="preserve">SELECTED </w:t>
-      </w:r>
-      <w:r>
-        <w:rPr>
-          <w:rFonts w:eastAsia="Heiti TC Medium"/>
-          <w:b/>
-          <w:bCs/>
-          <w:u w:val="single"/>
-        </w:rPr>
-        <w:t>CONFERENCE</w:t>
-      </w:r>
-      <w:r>
-        <w:rPr>
-          <w:rFonts w:eastAsia="Heiti TC Medium"/>
-          <w:b/>
-          <w:bCs/>
-          <w:u w:val="single"/>
-        </w:rPr>
-        <w:t xml:space="preserve"> PRESENTATIONS</w:t>
-      </w:r>
-      <w:r>
-        <w:rPr>
-          <w:rFonts w:eastAsia="Heiti TC Medium"/>
-          <w:b/>
-          <w:bCs/>
-          <w:u w:val="single"/>
-        </w:rPr>
-        <w:t xml:space="preserve">  </w:t>
-      </w:r>
-      <w:r>
-        <w:rPr>
-          <w:rFonts w:eastAsia="Heiti TC Medium"/>
-          <w:b/>
-          <w:bCs/>
-          <w:u w:val="single"/>
-        </w:rPr>
-        <w:t xml:space="preserve">   </w:t>
-      </w:r>
-      <w:r>
-        <w:rPr>
-          <w:rFonts w:eastAsia="Heiti TC Medium"/>
-          <w:b/>
-          <w:bCs/>
-          <w:u w:val="single"/>
-        </w:rPr>
-        <w:t xml:space="preserve">                 </w:t>
+        <w:t>FELLOWSHIPS AND GRANTS</w:t>
+      </w:r>
+      <w:r>
+        <w:rPr>
+          <w:rFonts w:eastAsia="Heiti TC Medium"/>
+          <w:b/>
+          <w:bCs/>
+          <w:u w:val="single"/>
+        </w:rPr>
+        <w:t xml:space="preserve">                  </w:t>
+      </w:r>
+      <w:r>
+        <w:rPr>
+          <w:rFonts w:eastAsia="Heiti TC Medium"/>
+          <w:b/>
+          <w:bCs/>
+          <w:u w:val="single"/>
+        </w:rPr>
+        <w:tab/>
+      </w:r>
+      <w:r>
+        <w:rPr>
+          <w:rFonts w:eastAsia="Heiti TC Medium"/>
+          <w:b/>
+          <w:bCs/>
+          <w:u w:val="single"/>
+        </w:rPr>
+        <w:tab/>
       </w:r>
       <w:r>
         <w:rPr>
@@ -2602,13 +3192,13 @@
         <w:tblLook w:val="04A0" w:firstRow="1" w:lastRow="0" w:firstColumn="1" w:lastColumn="0" w:noHBand="0" w:noVBand="1"/>
       </w:tblPr>
       <w:tblGrid>
-        <w:gridCol w:w="990"/>
-        <w:gridCol w:w="8360"/>
+        <w:gridCol w:w="1615"/>
+        <w:gridCol w:w="7735"/>
       </w:tblGrid>
       <w:tr>
         <w:tc>
           <w:tcPr>
-            <w:tcW w:w="990" w:type="dxa"/>
+            <w:tcW w:w="1615" w:type="dxa"/>
           </w:tcPr>
           <w:p>
             <w:pPr>
@@ -2621,29 +3211,21 @@
               <w:jc w:val="both"/>
               <w:rPr>
                 <w:rFonts w:eastAsia="Heiti TC Medium"/>
-                <w:b/>
                 <w:bCs/>
               </w:rPr>
             </w:pPr>
             <w:r>
               <w:rPr>
-                <w:rFonts w:eastAsia="Heiti TC Medium"/>
+                <w:rFonts w:eastAsia="Heiti TC Medium" w:hint="eastAsia"/>
                 <w:bCs/>
               </w:rPr>
-              <w:t>202</w:t>
-            </w:r>
-            <w:r>
-              <w:rPr>
-                <w:rFonts w:eastAsia="Heiti TC Medium"/>
-                <w:bCs/>
-              </w:rPr>
-              <w:t>3</w:t>
+              <w:t>2025</w:t>
             </w:r>
           </w:p>
         </w:tc>
         <w:tc>
           <w:tcPr>
-            <w:tcW w:w="8360" w:type="dxa"/>
+            <w:tcW w:w="7735" w:type="dxa"/>
           </w:tcPr>
           <w:p>
             <w:pPr>
@@ -2661,68 +3243,10 @@
             </w:pPr>
             <w:r>
               <w:rPr>
-                <w:rFonts w:eastAsia="Heiti TC Medium"/>
+                <w:rFonts w:eastAsia="Heiti TC Medium" w:hint="eastAsia"/>
                 <w:bCs/>
               </w:rPr>
-              <w:t xml:space="preserve">Zheng Fu. </w:t>
-            </w:r>
-            <w:r>
-              <w:rPr>
-                <w:rFonts w:eastAsia="Heiti TC Medium"/>
-                <w:bCs/>
-              </w:rPr>
-              <w:t>Rumor Networks: An Analysis of Societal Trust, Politics, and the Role of Science</w:t>
-            </w:r>
-            <w:r>
-              <w:rPr>
-                <w:rFonts w:eastAsia="Heiti TC Medium"/>
-                <w:bCs/>
-              </w:rPr>
-              <w:t xml:space="preserve"> </w:t>
-            </w:r>
-            <w:r>
-              <w:rPr>
-                <w:rFonts w:eastAsia="Heiti TC Medium"/>
-                <w:bCs/>
-              </w:rPr>
-              <w:t>Amidst Crises</w:t>
-            </w:r>
-            <w:r>
-              <w:rPr>
-                <w:rFonts w:eastAsia="Heiti TC Medium"/>
-                <w:bCs/>
-              </w:rPr>
-              <w:t xml:space="preserve">. </w:t>
-            </w:r>
-            <w:r>
-              <w:rPr>
-                <w:rFonts w:eastAsia="Heiti TC Medium"/>
-                <w:bCs/>
-              </w:rPr>
-              <w:t>Society for Social Studies of Science</w:t>
-            </w:r>
-            <w:r>
-              <w:rPr>
-                <w:rFonts w:eastAsia="Heiti TC Medium"/>
-                <w:bCs/>
-              </w:rPr>
-              <w:t xml:space="preserve">, </w:t>
-            </w:r>
-            <w:proofErr w:type="spellStart"/>
-            <w:r>
-              <w:rPr>
-                <w:rFonts w:eastAsia="Heiti TC Medium"/>
-                <w:bCs/>
-              </w:rPr>
-              <w:t>Honululu</w:t>
-            </w:r>
-            <w:proofErr w:type="spellEnd"/>
-            <w:r>
-              <w:rPr>
-                <w:rFonts w:eastAsia="Heiti TC Medium"/>
-                <w:bCs/>
-              </w:rPr>
-              <w:t>, HI</w:t>
+              <w:t>The Center for Political Economy Graduate Student Grant, Columbia University</w:t>
             </w:r>
           </w:p>
         </w:tc>
@@ -2730,7 +3254,7 @@
       <w:tr>
         <w:tc>
           <w:tcPr>
-            <w:tcW w:w="990" w:type="dxa"/>
+            <w:tcW w:w="1615" w:type="dxa"/>
           </w:tcPr>
           <w:p>
             <w:pPr>
@@ -2758,64 +3282,7 @@
         </w:tc>
         <w:tc>
           <w:tcPr>
-            <w:tcW w:w="8360" w:type="dxa"/>
-          </w:tcPr>
-          <w:p>
-            <w:pPr>
-              <w:pStyle w:val="Heading3"/>
-              <w:shd w:val="clear" w:color="auto" w:fill="FFFFFF"/>
-              <w:spacing w:before="0" w:beforeAutospacing="0" w:after="0" w:afterAutospacing="0"/>
-              <w:rPr>
-                <w:b w:val="0"/>
-                <w:color w:val="333333"/>
-                <w:sz w:val="24"/>
-                <w:szCs w:val="24"/>
-              </w:rPr>
-            </w:pPr>
-            <w:r>
-              <w:rPr>
-                <w:rFonts w:eastAsia="Heiti TC Medium"/>
-                <w:b w:val="0"/>
-                <w:sz w:val="24"/>
-                <w:szCs w:val="24"/>
-              </w:rPr>
-              <w:t xml:space="preserve">Zheng Fu. </w:t>
-            </w:r>
-            <w:r>
-              <w:rPr>
-                <w:b w:val="0"/>
-                <w:color w:val="333333"/>
-                <w:sz w:val="24"/>
-                <w:szCs w:val="24"/>
-              </w:rPr>
-              <w:t>Demobilization Through Social Ties: Comparing Labor Protests between Migrant and Local Peasant Workers in China</w:t>
-            </w:r>
-            <w:r>
-              <w:rPr>
-                <w:b w:val="0"/>
-                <w:color w:val="333333"/>
-                <w:sz w:val="24"/>
-                <w:szCs w:val="24"/>
-              </w:rPr>
-              <w:t>. American Sociological Association</w:t>
-            </w:r>
-            <w:r>
-              <w:rPr>
-                <w:rFonts w:eastAsia="Heiti TC Medium"/>
-                <w:b w:val="0"/>
-                <w:bCs w:val="0"/>
-                <w:sz w:val="24"/>
-                <w:szCs w:val="24"/>
-              </w:rPr>
-              <w:t>, Los Angeles, CA</w:t>
-            </w:r>
-          </w:p>
-        </w:tc>
-      </w:tr>
-      <w:tr>
-        <w:tc>
-          <w:tcPr>
-            <w:tcW w:w="990" w:type="dxa"/>
+            <w:tcW w:w="7735" w:type="dxa"/>
           </w:tcPr>
           <w:p>
             <w:pPr>
@@ -2837,107 +3304,7 @@
                 <w:rFonts w:eastAsia="Heiti TC Medium"/>
                 <w:bCs/>
               </w:rPr>
-              <w:t>2021</w:t>
-            </w:r>
-          </w:p>
-        </w:tc>
-        <w:tc>
-          <w:tcPr>
-            <w:tcW w:w="8360" w:type="dxa"/>
-          </w:tcPr>
-          <w:p>
-            <w:pPr>
-              <w:tabs>
-                <w:tab w:val="left" w:pos="360"/>
-              </w:tabs>
-              <w:spacing w:line="280" w:lineRule="exact"/>
-              <w:jc w:val="both"/>
-              <w:rPr>
-                <w:rFonts w:eastAsia="Heiti TC Medium"/>
-                <w:bCs/>
-              </w:rPr>
-            </w:pPr>
-            <w:r>
-              <w:rPr>
-                <w:rFonts w:eastAsia="Heiti TC Medium"/>
-              </w:rPr>
-              <w:t xml:space="preserve">Larry Au*, </w:t>
-            </w:r>
-            <w:r>
-              <w:rPr>
-                <w:rFonts w:eastAsia="Heiti TC Medium"/>
-              </w:rPr>
-              <w:t>Zheng Fu</w:t>
-            </w:r>
-            <w:r>
-              <w:rPr>
-                <w:rFonts w:eastAsia="Heiti TC Medium"/>
-              </w:rPr>
-              <w:t xml:space="preserve">*, and </w:t>
-            </w:r>
-            <w:proofErr w:type="spellStart"/>
-            <w:r>
-              <w:rPr>
-                <w:rFonts w:eastAsia="Heiti TC Medium"/>
-              </w:rPr>
-              <w:t>Chuncheng</w:t>
-            </w:r>
-            <w:proofErr w:type="spellEnd"/>
-            <w:r>
-              <w:rPr>
-                <w:rFonts w:eastAsia="Heiti TC Medium"/>
-              </w:rPr>
-              <w:t xml:space="preserve"> Liu</w:t>
-            </w:r>
-            <w:proofErr w:type="gramStart"/>
-            <w:r>
-              <w:rPr>
-                <w:rFonts w:eastAsia="Heiti TC Medium"/>
-              </w:rPr>
-              <w:t>*.</w:t>
-            </w:r>
-            <w:r>
-              <w:rPr>
-                <w:rFonts w:eastAsia="Heiti TC Medium"/>
-                <w:bCs/>
-              </w:rPr>
-              <w:t>It</w:t>
-            </w:r>
-            <w:proofErr w:type="gramEnd"/>
-            <w:r>
-              <w:rPr>
-                <w:rFonts w:eastAsia="Heiti TC Medium"/>
-                <w:bCs/>
-              </w:rPr>
-              <w:t xml:space="preserve"> is (not) like the Flu: Resonant Expertise and the COVID-19 Pandemic in</w:t>
-            </w:r>
-            <w:r>
-              <w:rPr>
-                <w:rFonts w:eastAsia="Heiti TC Medium"/>
-                <w:bCs/>
-              </w:rPr>
-              <w:t xml:space="preserve"> </w:t>
-            </w:r>
-            <w:r>
-              <w:rPr>
-                <w:rFonts w:eastAsia="Heiti TC Medium"/>
-                <w:bCs/>
-              </w:rPr>
-              <w:t>Mainland China, Hong Kong, and the United States. Society for the Advancement of Socio-Economics</w:t>
-            </w:r>
-            <w:r>
-              <w:rPr>
-                <w:rFonts w:eastAsia="Heiti TC Medium"/>
-                <w:bCs/>
-              </w:rPr>
-              <w:t xml:space="preserve"> </w:t>
-            </w:r>
-            <w:r>
-              <w:rPr>
-                <w:rFonts w:eastAsia="Heiti TC Medium"/>
-                <w:bCs/>
-              </w:rPr>
-              <w:t>Annual Meeting, Virtual</w:t>
+              <w:t>Institute for Religion, Culture and Public Life Summer Research Fellowship from Columbia University</w:t>
             </w:r>
           </w:p>
         </w:tc>
@@ -2945,7 +3312,7 @@
       <w:tr>
         <w:tc>
           <w:tcPr>
-            <w:tcW w:w="990" w:type="dxa"/>
+            <w:tcW w:w="1615" w:type="dxa"/>
           </w:tcPr>
           <w:p>
             <w:pPr>
@@ -2958,30 +3325,22 @@
               <w:jc w:val="both"/>
               <w:rPr>
                 <w:rFonts w:eastAsia="Heiti TC Medium"/>
-                <w:iCs/>
+                <w:b/>
+                <w:bCs/>
               </w:rPr>
             </w:pPr>
             <w:r>
               <w:rPr>
                 <w:rFonts w:eastAsia="Heiti TC Medium"/>
                 <w:bCs/>
-                <w:iCs/>
-              </w:rPr>
-              <w:t>201</w:t>
-            </w:r>
-            <w:r>
-              <w:rPr>
-                <w:rFonts w:eastAsia="Heiti TC Medium"/>
-                <w:bCs/>
-                <w:iCs/>
-              </w:rPr>
-              <w:t>9</w:t>
+              </w:rPr>
+              <w:t>2018-2023</w:t>
             </w:r>
           </w:p>
         </w:tc>
         <w:tc>
           <w:tcPr>
-            <w:tcW w:w="8360" w:type="dxa"/>
+            <w:tcW w:w="7735" w:type="dxa"/>
           </w:tcPr>
           <w:p>
             <w:pPr>
@@ -2994,7 +3353,6 @@
               <w:jc w:val="both"/>
               <w:rPr>
                 <w:rFonts w:eastAsia="Heiti TC Medium"/>
-                <w:bCs/>
               </w:rPr>
             </w:pPr>
             <w:r>
@@ -3002,19 +3360,39 @@
                 <w:rFonts w:eastAsia="Heiti TC Medium"/>
                 <w:bCs/>
               </w:rPr>
-              <w:t>Zheng Fu.</w:t>
+              <w:t xml:space="preserve">Paul F. </w:t>
+            </w:r>
+            <w:proofErr w:type="spellStart"/>
+            <w:r>
+              <w:rPr>
+                <w:rFonts w:eastAsia="Heiti TC Medium"/>
+                <w:bCs/>
+              </w:rPr>
+              <w:t>Lazarsfeld</w:t>
+            </w:r>
+            <w:proofErr w:type="spellEnd"/>
+            <w:r>
+              <w:rPr>
+                <w:rFonts w:eastAsia="Heiti TC Medium"/>
+                <w:bCs/>
+              </w:rPr>
+              <w:t xml:space="preserve"> Fellow from Columbia University                                             </w:t>
             </w:r>
             <w:r>
-              <w:t xml:space="preserve"> </w:t>
-            </w:r>
-            <w:r>
               <w:rPr>
                 <w:rFonts w:eastAsia="Heiti TC Medium"/>
                 <w:bCs/>
               </w:rPr>
-              <w:t>The Work of Legitimacy in China: Promoting Labor Law as an</w:t>
+              <w:t xml:space="preserve">        </w:t>
             </w:r>
           </w:p>
+        </w:tc>
+      </w:tr>
+      <w:tr>
+        <w:tc>
+          <w:tcPr>
+            <w:tcW w:w="1615" w:type="dxa"/>
+          </w:tcPr>
           <w:p>
             <w:pPr>
               <w:tabs>
@@ -3026,6 +3404,8 @@
               <w:jc w:val="both"/>
               <w:rPr>
                 <w:rFonts w:eastAsia="Heiti TC Medium"/>
+                <w:b/>
+                <w:bCs/>
               </w:rPr>
             </w:pPr>
             <w:r>
@@ -3033,40 +3413,139 @@
                 <w:rFonts w:eastAsia="Heiti TC Medium"/>
                 <w:bCs/>
               </w:rPr>
-              <w:t>Legitimate Order Among Businesses</w:t>
+              <w:t>2016-2018</w:t>
+            </w:r>
+          </w:p>
+        </w:tc>
+        <w:tc>
+          <w:tcPr>
+            <w:tcW w:w="7735" w:type="dxa"/>
+          </w:tcPr>
+          <w:p>
+            <w:pPr>
+              <w:tabs>
+                <w:tab w:val="left" w:pos="360"/>
+              </w:tabs>
+              <w:spacing w:line="280" w:lineRule="exact"/>
+              <w:jc w:val="both"/>
+              <w:rPr>
+                <w:rFonts w:eastAsia="Heiti TC Medium"/>
+                <w:bCs/>
+                <w:i/>
+              </w:rPr>
+            </w:pPr>
+            <w:r>
+              <w:rPr>
+                <w:rFonts w:eastAsia="Heiti TC Medium"/>
+                <w:bCs/>
+              </w:rPr>
+              <w:t xml:space="preserve">Postgraduate Studentship Award from Hong Kong University of Science          </w:t>
             </w:r>
             <w:r>
               <w:rPr>
                 <w:rFonts w:eastAsia="Heiti TC Medium"/>
                 <w:bCs/>
               </w:rPr>
-              <w:t>.</w:t>
+              <w:t xml:space="preserve">           </w:t>
             </w:r>
+          </w:p>
+          <w:p>
+            <w:pPr>
+              <w:tabs>
+                <w:tab w:val="left" w:pos="360"/>
+              </w:tabs>
+              <w:spacing w:line="280" w:lineRule="exact"/>
+              <w:jc w:val="both"/>
+              <w:rPr>
+                <w:rFonts w:eastAsia="Heiti TC Medium"/>
+                <w:bCs/>
+              </w:rPr>
+            </w:pPr>
             <w:r>
               <w:rPr>
                 <w:rFonts w:eastAsia="Heiti TC Medium"/>
                 <w:bCs/>
               </w:rPr>
-              <w:t xml:space="preserve"> </w:t>
+              <w:t>and Technology</w:t>
             </w:r>
+          </w:p>
+        </w:tc>
+      </w:tr>
+      <w:tr>
+        <w:tc>
+          <w:tcPr>
+            <w:tcW w:w="1615" w:type="dxa"/>
+          </w:tcPr>
+          <w:p>
+            <w:pPr>
+              <w:tabs>
+                <w:tab w:val="left" w:pos="360"/>
+                <w:tab w:val="left" w:pos="1080"/>
+                <w:tab w:val="left" w:pos="8640"/>
+              </w:tabs>
+              <w:spacing w:line="280" w:lineRule="exact"/>
+              <w:jc w:val="both"/>
+              <w:rPr>
+                <w:rFonts w:eastAsia="Heiti TC Medium"/>
+                <w:iCs/>
+              </w:rPr>
+            </w:pPr>
             <w:r>
               <w:rPr>
                 <w:rFonts w:eastAsia="Heiti TC Medium"/>
                 <w:bCs/>
-              </w:rPr>
-              <w:t>American Sociological Association</w:t>
+                <w:iCs/>
+              </w:rPr>
+              <w:lastRenderedPageBreak/>
+              <w:t>2017</w:t>
             </w:r>
+          </w:p>
+        </w:tc>
+        <w:tc>
+          <w:tcPr>
+            <w:tcW w:w="7735" w:type="dxa"/>
+          </w:tcPr>
+          <w:p>
+            <w:pPr>
+              <w:tabs>
+                <w:tab w:val="left" w:pos="360"/>
+                <w:tab w:val="left" w:pos="1080"/>
+                <w:tab w:val="left" w:pos="8640"/>
+              </w:tabs>
+              <w:spacing w:line="280" w:lineRule="exact"/>
+              <w:jc w:val="both"/>
+              <w:rPr>
+                <w:rFonts w:eastAsia="Heiti TC Medium"/>
+              </w:rPr>
+            </w:pPr>
             <w:r>
               <w:rPr>
                 <w:rFonts w:eastAsia="Heiti TC Medium"/>
                 <w:bCs/>
               </w:rPr>
-              <w:t>, New York, NY</w:t>
+              <w:t>Travel Grant for Institute for Qualitative and Multi-Method Research</w:t>
             </w:r>
           </w:p>
         </w:tc>
       </w:tr>
     </w:tbl>
+    <w:p>
+      <w:pPr>
+        <w:tabs>
+          <w:tab w:val="left" w:pos="360"/>
+          <w:tab w:val="left" w:pos="1080"/>
+        </w:tabs>
+        <w:spacing w:line="280" w:lineRule="exact"/>
+        <w:jc w:val="both"/>
+        <w:outlineLvl w:val="0"/>
+        <w:rPr>
+          <w:rFonts w:eastAsia="Heiti TC Medium"/>
+          <w:b/>
+          <w:bCs/>
+          <w:u w:val="single"/>
+        </w:rPr>
+      </w:pPr>
+    </w:p>
     <w:p>
       <w:pPr>
         <w:tabs>
@@ -3083,40 +3562,14 @@
           <w:u w:val="single"/>
         </w:rPr>
       </w:pPr>
-    </w:p>
-    <w:p>
-      <w:pPr>
-        <w:tabs>
-          <w:tab w:val="left" w:pos="360"/>
-          <w:tab w:val="left" w:pos="1080"/>
-        </w:tabs>
-        <w:spacing w:after="240" w:line="280" w:lineRule="exact"/>
-        <w:jc w:val="both"/>
-        <w:outlineLvl w:val="0"/>
-        <w:rPr>
-          <w:rFonts w:eastAsia="Heiti TC Medium"/>
-          <w:b/>
-          <w:bCs/>
-          <w:u w:val="single"/>
-        </w:rPr>
-      </w:pPr>
-      <w:r>
-        <w:rPr>
-          <w:rFonts w:eastAsia="Heiti TC Medium"/>
-          <w:b/>
-          <w:bCs/>
-          <w:u w:val="single"/>
-        </w:rPr>
-        <w:t>FELLOWSHIPS AND GRANTS</w:t>
-      </w:r>
-      <w:r>
-        <w:rPr>
-          <w:rFonts w:eastAsia="Heiti TC Medium"/>
-          <w:b/>
-          <w:bCs/>
-          <w:u w:val="single"/>
-        </w:rPr>
-        <w:t xml:space="preserve">                  </w:t>
+      <w:r>
+        <w:rPr>
+          <w:rFonts w:eastAsia="Heiti TC Medium"/>
+          <w:b/>
+          <w:bCs/>
+          <w:u w:val="single"/>
+        </w:rPr>
+        <w:t xml:space="preserve">RELEVANT EXPERIENCE                  </w:t>
       </w:r>
       <w:r>
         <w:rPr>
@@ -3180,6 +3633,16 @@
           <w:u w:val="single"/>
         </w:rPr>
         <w:tab/>
+      </w:r>
+      <w:r>
+        <w:rPr>
+          <w:rFonts w:eastAsia="Heiti TC Medium"/>
+          <w:b/>
+          <w:bCs/>
+          <w:u w:val="single"/>
+        </w:rPr>
+        <w:tab/>
+        <w:t xml:space="preserve">   </w:t>
       </w:r>
     </w:p>
     <w:tbl>
@@ -3201,13 +3664,61 @@
         <w:tblLook w:val="04A0" w:firstRow="1" w:lastRow="0" w:firstColumn="1" w:lastColumn="0" w:noHBand="0" w:noVBand="1"/>
       </w:tblPr>
       <w:tblGrid>
-        <w:gridCol w:w="1980"/>
-        <w:gridCol w:w="7370"/>
+        <w:gridCol w:w="1615"/>
+        <w:gridCol w:w="7735"/>
       </w:tblGrid>
       <w:tr>
         <w:tc>
           <w:tcPr>
-            <w:tcW w:w="1980" w:type="dxa"/>
+            <w:tcW w:w="1615" w:type="dxa"/>
+          </w:tcPr>
+          <w:p>
+            <w:pPr>
+              <w:tabs>
+                <w:tab w:val="left" w:pos="360"/>
+                <w:tab w:val="left" w:pos="1080"/>
+                <w:tab w:val="left" w:pos="2880"/>
+                <w:tab w:val="left" w:pos="8640"/>
+              </w:tabs>
+              <w:spacing w:line="280" w:lineRule="exact"/>
+              <w:jc w:val="both"/>
+              <w:rPr>
+                <w:rFonts w:eastAsia="Heiti TC Medium"/>
+                <w:bCs/>
+                <w:i/>
+                <w:iCs/>
+              </w:rPr>
+            </w:pPr>
+            <w:r>
+              <w:rPr>
+                <w:rFonts w:eastAsia="Heiti TC Medium"/>
+                <w:bCs/>
+                <w:i/>
+                <w:iCs/>
+              </w:rPr>
+              <w:t>2020-2022</w:t>
+            </w:r>
+          </w:p>
+          <w:p>
+            <w:pPr>
+              <w:tabs>
+                <w:tab w:val="left" w:pos="360"/>
+                <w:tab w:val="left" w:pos="1080"/>
+                <w:tab w:val="left" w:pos="8640"/>
+              </w:tabs>
+              <w:spacing w:line="280" w:lineRule="exact"/>
+              <w:jc w:val="both"/>
+              <w:rPr>
+                <w:rFonts w:eastAsia="Heiti TC Medium"/>
+                <w:b/>
+                <w:bCs/>
+              </w:rPr>
+            </w:pPr>
+          </w:p>
+        </w:tc>
+        <w:tc>
+          <w:tcPr>
+            <w:tcW w:w="7735" w:type="dxa"/>
           </w:tcPr>
           <w:p>
             <w:pPr>
@@ -3220,34 +3731,36 @@
               <w:jc w:val="both"/>
               <w:rPr>
                 <w:rFonts w:eastAsia="Heiti TC Medium"/>
-                <w:b/>
                 <w:bCs/>
               </w:rPr>
             </w:pPr>
             <w:r>
               <w:rPr>
                 <w:rFonts w:eastAsia="Heiti TC Medium"/>
+                <w:b/>
+              </w:rPr>
+              <w:t>Research assistant at Columbia University</w:t>
+            </w:r>
+            <w:r>
+              <w:rPr>
+                <w:rFonts w:eastAsia="Heiti TC Medium"/>
                 <w:bCs/>
               </w:rPr>
-              <w:t>2022</w:t>
+              <w:t xml:space="preserve"> </w:t>
             </w:r>
           </w:p>
-        </w:tc>
-        <w:tc>
-          <w:tcPr>
-            <w:tcW w:w="7370" w:type="dxa"/>
-          </w:tcPr>
           <w:p>
             <w:pPr>
               <w:tabs>
                 <w:tab w:val="left" w:pos="360"/>
                 <w:tab w:val="left" w:pos="1080"/>
+                <w:tab w:val="left" w:pos="2880"/>
                 <w:tab w:val="left" w:pos="8640"/>
               </w:tabs>
               <w:spacing w:line="280" w:lineRule="exact"/>
-              <w:rPr>
-                <w:rFonts w:eastAsia="Heiti TC Medium"/>
-                <w:b/>
+              <w:jc w:val="both"/>
+              <w:rPr>
+                <w:rFonts w:eastAsia="Heiti TC Medium"/>
                 <w:bCs/>
               </w:rPr>
             </w:pPr>
@@ -3256,21 +3769,7 @@
                 <w:rFonts w:eastAsia="Heiti TC Medium"/>
                 <w:bCs/>
               </w:rPr>
-              <w:t>Institute for Religion, Culture and Public Life Summer Research Fellowship</w:t>
-            </w:r>
-            <w:r>
-              <w:rPr>
-                <w:rFonts w:eastAsia="Heiti TC Medium"/>
-                <w:bCs/>
-              </w:rPr>
-              <w:t xml:space="preserve">, </w:t>
-            </w:r>
-            <w:r>
-              <w:rPr>
-                <w:rFonts w:eastAsia="Heiti TC Medium"/>
-                <w:bCs/>
-              </w:rPr>
-              <w:t>Columbia University</w:t>
+              <w:t>Analyzing newspapers across several languages with Bidirectional Encoder Representations from Transformers model to explore the cultural dimensions of nationalism.</w:t>
             </w:r>
           </w:p>
         </w:tc>
@@ -3278,7 +3777,7 @@
       <w:tr>
         <w:tc>
           <w:tcPr>
-            <w:tcW w:w="1980" w:type="dxa"/>
+            <w:tcW w:w="1615" w:type="dxa"/>
           </w:tcPr>
           <w:p>
             <w:pPr>
@@ -3291,49 +3790,22 @@
               <w:jc w:val="both"/>
               <w:rPr>
                 <w:rFonts w:eastAsia="Heiti TC Medium"/>
+                <w:b/>
                 <w:bCs/>
               </w:rPr>
             </w:pPr>
             <w:r>
               <w:rPr>
                 <w:rFonts w:eastAsia="Heiti TC Medium"/>
-                <w:bCs/>
-              </w:rPr>
-              <w:t>2020-2024</w:t>
+                <w:i/>
+              </w:rPr>
+              <w:t>2014-2016</w:t>
             </w:r>
           </w:p>
         </w:tc>
         <w:tc>
           <w:tcPr>
-            <w:tcW w:w="7370" w:type="dxa"/>
-          </w:tcPr>
-          <w:p>
-            <w:pPr>
-              <w:tabs>
-                <w:tab w:val="left" w:pos="360"/>
-                <w:tab w:val="left" w:pos="1080"/>
-                <w:tab w:val="left" w:pos="8640"/>
-              </w:tabs>
-              <w:spacing w:line="280" w:lineRule="exact"/>
-              <w:rPr>
-                <w:rFonts w:eastAsia="Heiti TC Medium"/>
-                <w:bCs/>
-              </w:rPr>
-            </w:pPr>
-            <w:r>
-              <w:rPr>
-                <w:rFonts w:eastAsia="Heiti TC Medium"/>
-                <w:bCs/>
-              </w:rPr>
-              <w:t>Sociology Small Research Grant, Columbia University</w:t>
-            </w:r>
-          </w:p>
-        </w:tc>
-      </w:tr>
-      <w:tr>
-        <w:tc>
-          <w:tcPr>
-            <w:tcW w:w="1980" w:type="dxa"/>
+            <w:tcW w:w="7735" w:type="dxa"/>
           </w:tcPr>
           <w:p>
             <w:pPr>
@@ -3347,86 +3819,30 @@
               <w:rPr>
                 <w:rFonts w:eastAsia="Heiti TC Medium"/>
                 <w:b/>
-                <w:bCs/>
               </w:rPr>
             </w:pPr>
             <w:r>
               <w:rPr>
-                <w:rFonts w:eastAsia="Heiti TC Medium"/>
-                <w:bCs/>
-              </w:rPr>
-              <w:t>2018-2023</w:t>
+                <w:rFonts w:eastAsia="Heiti TC Medium" w:hint="eastAsia"/>
+                <w:b/>
+              </w:rPr>
+              <w:t>Super</w:t>
+            </w:r>
+            <w:r>
+              <w:rPr>
+                <w:rFonts w:eastAsia="Heiti TC Medium"/>
+                <w:b/>
+              </w:rPr>
+              <w:t xml:space="preserve">visor of Survey for </w:t>
+            </w:r>
+            <w:r>
+              <w:rPr>
+                <w:rFonts w:eastAsia="Heiti TC Medium"/>
+                <w:b/>
+              </w:rPr>
+              <w:t>CEPS (China Educational Panel Survey)</w:t>
             </w:r>
           </w:p>
-        </w:tc>
-        <w:tc>
-          <w:tcPr>
-            <w:tcW w:w="7370" w:type="dxa"/>
-          </w:tcPr>
-          <w:p>
-            <w:pPr>
-              <w:tabs>
-                <w:tab w:val="left" w:pos="360"/>
-                <w:tab w:val="left" w:pos="1080"/>
-                <w:tab w:val="left" w:pos="8640"/>
-              </w:tabs>
-              <w:spacing w:line="280" w:lineRule="exact"/>
-              <w:rPr>
-                <w:rFonts w:eastAsia="Heiti TC Medium"/>
-              </w:rPr>
-            </w:pPr>
-            <w:r>
-              <w:rPr>
-                <w:rFonts w:eastAsia="Heiti TC Medium"/>
-                <w:bCs/>
-              </w:rPr>
-              <w:t xml:space="preserve">Paul F. </w:t>
-            </w:r>
-            <w:proofErr w:type="spellStart"/>
-            <w:r>
-              <w:rPr>
-                <w:rFonts w:eastAsia="Heiti TC Medium"/>
-                <w:bCs/>
-              </w:rPr>
-              <w:t>Lazarsfeld</w:t>
-            </w:r>
-            <w:proofErr w:type="spellEnd"/>
-            <w:r>
-              <w:rPr>
-                <w:rFonts w:eastAsia="Heiti TC Medium"/>
-                <w:bCs/>
-              </w:rPr>
-              <w:t xml:space="preserve"> Fellow</w:t>
-            </w:r>
-            <w:r>
-              <w:rPr>
-                <w:rFonts w:eastAsia="Heiti TC Medium"/>
-                <w:bCs/>
-              </w:rPr>
-              <w:t xml:space="preserve">, </w:t>
-            </w:r>
-            <w:r>
-              <w:rPr>
-                <w:rFonts w:eastAsia="Heiti TC Medium"/>
-                <w:bCs/>
-              </w:rPr>
-              <w:t xml:space="preserve">Columbia University                                             </w:t>
-            </w:r>
-            <w:r>
-              <w:rPr>
-                <w:rFonts w:eastAsia="Heiti TC Medium"/>
-                <w:bCs/>
-              </w:rPr>
-              <w:t xml:space="preserve">        </w:t>
-            </w:r>
-          </w:p>
-        </w:tc>
-      </w:tr>
-      <w:tr>
-        <w:tc>
-          <w:tcPr>
-            <w:tcW w:w="1980" w:type="dxa"/>
-          </w:tcPr>
           <w:p>
             <w:pPr>
               <w:tabs>
@@ -3438,138 +3854,19 @@
               <w:jc w:val="both"/>
               <w:rPr>
                 <w:rFonts w:eastAsia="Heiti TC Medium"/>
-                <w:b/>
-                <w:bCs/>
               </w:rPr>
             </w:pPr>
             <w:r>
               <w:rPr>
                 <w:rFonts w:eastAsia="Heiti TC Medium"/>
-                <w:bCs/>
-              </w:rPr>
-              <w:t>2016-2018</w:t>
-            </w:r>
-          </w:p>
-        </w:tc>
-        <w:tc>
-          <w:tcPr>
-            <w:tcW w:w="7370" w:type="dxa"/>
-          </w:tcPr>
-          <w:p>
-            <w:pPr>
-              <w:tabs>
-                <w:tab w:val="left" w:pos="360"/>
-              </w:tabs>
-              <w:spacing w:line="280" w:lineRule="exact"/>
-              <w:rPr>
-                <w:rFonts w:eastAsia="Heiti TC Medium"/>
-                <w:bCs/>
-                <w:i/>
-              </w:rPr>
-            </w:pPr>
-            <w:r>
-              <w:rPr>
-                <w:rFonts w:eastAsia="Heiti TC Medium"/>
-                <w:bCs/>
-              </w:rPr>
-              <w:t>Postgraduate Studentship Award</w:t>
+              </w:rPr>
+              <w:t>C</w:t>
             </w:r>
             <w:r>
               <w:rPr>
                 <w:rFonts w:eastAsia="Heiti TC Medium"/>
-                <w:bCs/>
-              </w:rPr>
-              <w:t xml:space="preserve">, </w:t>
-            </w:r>
-            <w:r>
-              <w:rPr>
-                <w:rFonts w:eastAsia="Heiti TC Medium"/>
-                <w:bCs/>
-              </w:rPr>
-              <w:t>Hong Kong University of Science</w:t>
-            </w:r>
-            <w:r>
-              <w:rPr>
-                <w:rFonts w:eastAsia="Heiti TC Medium"/>
-                <w:bCs/>
-              </w:rPr>
-              <w:t xml:space="preserve"> </w:t>
-            </w:r>
-            <w:r>
-              <w:rPr>
-                <w:rFonts w:eastAsia="Heiti TC Medium"/>
-                <w:bCs/>
-              </w:rPr>
-              <w:t>and Technology</w:t>
-            </w:r>
-          </w:p>
-        </w:tc>
-      </w:tr>
-      <w:tr>
-        <w:tc>
-          <w:tcPr>
-            <w:tcW w:w="1980" w:type="dxa"/>
-          </w:tcPr>
-          <w:p>
-            <w:pPr>
-              <w:tabs>
-                <w:tab w:val="left" w:pos="360"/>
-                <w:tab w:val="left" w:pos="1080"/>
-                <w:tab w:val="left" w:pos="8640"/>
-              </w:tabs>
-              <w:spacing w:line="280" w:lineRule="exact"/>
-              <w:jc w:val="both"/>
-              <w:rPr>
-                <w:rFonts w:eastAsia="Heiti TC Medium"/>
-                <w:iCs/>
-              </w:rPr>
-            </w:pPr>
-            <w:r>
-              <w:rPr>
-                <w:rFonts w:eastAsia="Heiti TC Medium"/>
-                <w:bCs/>
-                <w:iCs/>
-              </w:rPr>
-              <w:t>2017</w:t>
-            </w:r>
-          </w:p>
-        </w:tc>
-        <w:tc>
-          <w:tcPr>
-            <w:tcW w:w="7370" w:type="dxa"/>
-          </w:tcPr>
-          <w:p>
-            <w:pPr>
-              <w:tabs>
-                <w:tab w:val="left" w:pos="360"/>
-              </w:tabs>
-              <w:spacing w:line="280" w:lineRule="exact"/>
-              <w:rPr>
-                <w:rFonts w:eastAsia="Heiti TC Medium"/>
-                <w:bCs/>
-                <w:i/>
-              </w:rPr>
-            </w:pPr>
-            <w:r>
-              <w:rPr>
-                <w:rFonts w:eastAsia="Heiti TC Medium"/>
-                <w:bCs/>
-              </w:rPr>
-              <w:t>Travel Grant for Institute for Qualitative and Multi-Method Research</w:t>
-            </w:r>
-            <w:r>
-              <w:rPr>
-                <w:rFonts w:eastAsia="Heiti TC Medium"/>
-                <w:bCs/>
-              </w:rPr>
-              <w:t>,</w:t>
-            </w:r>
-            <w:r>
-              <w:rPr>
-                <w:rFonts w:eastAsia="Heiti TC Medium"/>
-                <w:bCs/>
-              </w:rPr>
-              <w:t xml:space="preserve"> Hong Kong University of Science and Technology</w:t>
+              </w:rPr>
+              <w:t>ontacting the school principal, supervising the filling out of questionnaires and checking the validity of the questionnaires.</w:t>
             </w:r>
           </w:p>
         </w:tc>
@@ -3615,7 +3912,7 @@
           <w:bCs/>
           <w:u w:val="single"/>
         </w:rPr>
-        <w:t xml:space="preserve">RELEVANT EXPERIENCE                  </w:t>
+        <w:t xml:space="preserve">TEACHING EXPERIENCE                  </w:t>
       </w:r>
       <w:r>
         <w:rPr>
@@ -3710,62 +4007,13 @@
         <w:tblLook w:val="04A0" w:firstRow="1" w:lastRow="0" w:firstColumn="1" w:lastColumn="0" w:noHBand="0" w:noVBand="1"/>
       </w:tblPr>
       <w:tblGrid>
-        <w:gridCol w:w="1980"/>
-        <w:gridCol w:w="7370"/>
+        <w:gridCol w:w="2700"/>
+        <w:gridCol w:w="6650"/>
       </w:tblGrid>
       <w:tr>
         <w:tc>
           <w:tcPr>
-            <w:tcW w:w="1980" w:type="dxa"/>
-          </w:tcPr>
-          <w:p>
-            <w:pPr>
-              <w:tabs>
-                <w:tab w:val="left" w:pos="360"/>
-                <w:tab w:val="left" w:pos="1080"/>
-                <w:tab w:val="left" w:pos="2880"/>
-                <w:tab w:val="left" w:pos="8640"/>
-              </w:tabs>
-              <w:spacing w:line="280" w:lineRule="exact"/>
-              <w:jc w:val="both"/>
-              <w:rPr>
-                <w:rFonts w:eastAsia="Heiti TC Medium"/>
-                <w:bCs/>
-                <w:i/>
-                <w:iCs/>
-              </w:rPr>
-            </w:pPr>
-            <w:r>
-              <w:rPr>
-                <w:rFonts w:eastAsia="Heiti TC Medium"/>
-                <w:bCs/>
-                <w:i/>
-                <w:iCs/>
-              </w:rPr>
-              <w:lastRenderedPageBreak/>
-              <w:t>2020-2022</w:t>
-            </w:r>
-          </w:p>
-          <w:p>
-            <w:pPr>
-              <w:tabs>
-                <w:tab w:val="left" w:pos="360"/>
-                <w:tab w:val="left" w:pos="1080"/>
-                <w:tab w:val="left" w:pos="8640"/>
-              </w:tabs>
-              <w:spacing w:line="280" w:lineRule="exact"/>
-              <w:jc w:val="both"/>
-              <w:rPr>
-                <w:rFonts w:eastAsia="Heiti TC Medium"/>
-                <w:b/>
-                <w:bCs/>
-              </w:rPr>
-            </w:pPr>
-          </w:p>
-        </w:tc>
-        <w:tc>
-          <w:tcPr>
-            <w:tcW w:w="7370" w:type="dxa"/>
+            <w:tcW w:w="2700" w:type="dxa"/>
           </w:tcPr>
           <w:p>
             <w:pPr>
@@ -3778,53 +4026,19 @@
               <w:jc w:val="both"/>
               <w:rPr>
                 <w:rFonts w:eastAsia="Heiti TC Medium"/>
-                <w:bCs/>
               </w:rPr>
             </w:pPr>
             <w:r>
               <w:rPr>
                 <w:rFonts w:eastAsia="Heiti TC Medium"/>
-                <w:b/>
-              </w:rPr>
-              <w:t>Research assistant at Columbia University</w:t>
-            </w:r>
-            <w:r>
-              <w:rPr>
-                <w:rFonts w:eastAsia="Heiti TC Medium"/>
-                <w:bCs/>
-              </w:rPr>
-              <w:t xml:space="preserve"> </w:t>
-            </w:r>
-          </w:p>
-          <w:p>
-            <w:pPr>
-              <w:tabs>
-                <w:tab w:val="left" w:pos="360"/>
-                <w:tab w:val="left" w:pos="1080"/>
-                <w:tab w:val="left" w:pos="2880"/>
-                <w:tab w:val="left" w:pos="8640"/>
-              </w:tabs>
-              <w:spacing w:line="280" w:lineRule="exact"/>
-              <w:jc w:val="both"/>
-              <w:rPr>
-                <w:rFonts w:eastAsia="Heiti TC Medium"/>
-                <w:bCs/>
-              </w:rPr>
-            </w:pPr>
-            <w:r>
-              <w:rPr>
-                <w:rFonts w:eastAsia="Heiti TC Medium"/>
-                <w:bCs/>
-              </w:rPr>
-              <w:t>Analyzing newspapers across several languages with Bidirectional Encoder Representations from Transformers model to explore the cultural dimensions of nationalism.</w:t>
+              </w:rPr>
+              <w:t>Summer 2024</w:t>
             </w:r>
           </w:p>
         </w:tc>
-      </w:tr>
-      <w:tr>
         <w:tc>
           <w:tcPr>
-            <w:tcW w:w="1980" w:type="dxa"/>
+            <w:tcW w:w="6650" w:type="dxa"/>
           </w:tcPr>
           <w:p>
             <w:pPr>
@@ -3837,22 +4051,21 @@
               <w:jc w:val="both"/>
               <w:rPr>
                 <w:rFonts w:eastAsia="Heiti TC Medium"/>
-                <w:b/>
-                <w:bCs/>
               </w:rPr>
             </w:pPr>
             <w:r>
               <w:rPr>
                 <w:rFonts w:eastAsia="Heiti TC Medium"/>
-                <w:i/>
-              </w:rPr>
-              <w:t>2014-2016</w:t>
+              </w:rPr>
+              <w:t>Instructor for Media, Culture and Society, Columbia University</w:t>
             </w:r>
           </w:p>
         </w:tc>
+      </w:tr>
+      <w:tr>
         <w:tc>
           <w:tcPr>
-            <w:tcW w:w="7370" w:type="dxa"/>
+            <w:tcW w:w="2700" w:type="dxa"/>
           </w:tcPr>
           <w:p>
             <w:pPr>
@@ -3866,30 +4079,33 @@
               <w:rPr>
                 <w:rFonts w:eastAsia="Heiti TC Medium"/>
                 <w:b/>
+                <w:bCs/>
               </w:rPr>
             </w:pPr>
             <w:r>
               <w:rPr>
-                <w:rFonts w:eastAsia="Heiti TC Medium" w:hint="eastAsia"/>
-                <w:b/>
-              </w:rPr>
-              <w:t>Super</w:t>
+                <w:rFonts w:eastAsia="Heiti TC Medium"/>
+              </w:rPr>
+              <w:t>Spring</w:t>
             </w:r>
             <w:r>
               <w:rPr>
                 <w:rFonts w:eastAsia="Heiti TC Medium"/>
-                <w:b/>
-              </w:rPr>
-              <w:t xml:space="preserve">visor of Survey for </w:t>
+              </w:rPr>
+              <w:t xml:space="preserve"> 202</w:t>
             </w:r>
             <w:r>
               <w:rPr>
                 <w:rFonts w:eastAsia="Heiti TC Medium"/>
-                <w:b/>
-              </w:rPr>
-              <w:t>CEPS (China Educational Panel Survey)</w:t>
+              </w:rPr>
+              <w:t>2</w:t>
             </w:r>
           </w:p>
+        </w:tc>
+        <w:tc>
+          <w:tcPr>
+            <w:tcW w:w="6650" w:type="dxa"/>
+          </w:tcPr>
           <w:p>
             <w:pPr>
               <w:tabs>
@@ -3901,19 +4117,254 @@
               <w:jc w:val="both"/>
               <w:rPr>
                 <w:rFonts w:eastAsia="Heiti TC Medium"/>
+                <w:b/>
+                <w:bCs/>
               </w:rPr>
             </w:pPr>
             <w:r>
               <w:rPr>
                 <w:rFonts w:eastAsia="Heiti TC Medium"/>
               </w:rPr>
-              <w:t>C</w:t>
+              <w:t xml:space="preserve">Teaching assistant for </w:t>
             </w:r>
             <w:r>
               <w:rPr>
                 <w:rFonts w:eastAsia="Heiti TC Medium"/>
               </w:rPr>
-              <w:t>ontacting the school principal, supervising the filling out of questionnaires and checking the validity of the questionnaires.</w:t>
+              <w:t>Social World, Columbia University</w:t>
+            </w:r>
+          </w:p>
+        </w:tc>
+      </w:tr>
+      <w:tr>
+        <w:tc>
+          <w:tcPr>
+            <w:tcW w:w="2700" w:type="dxa"/>
+          </w:tcPr>
+          <w:p>
+            <w:pPr>
+              <w:tabs>
+                <w:tab w:val="left" w:pos="360"/>
+                <w:tab w:val="left" w:pos="1080"/>
+                <w:tab w:val="left" w:pos="8640"/>
+              </w:tabs>
+              <w:spacing w:line="280" w:lineRule="exact"/>
+              <w:rPr>
+                <w:rFonts w:eastAsia="Heiti TC Medium"/>
+                <w:b/>
+                <w:bCs/>
+              </w:rPr>
+            </w:pPr>
+            <w:r>
+              <w:rPr>
+                <w:rFonts w:eastAsia="Heiti TC Medium"/>
+              </w:rPr>
+              <w:t>Fall 2020</w:t>
+            </w:r>
+            <w:r>
+              <w:rPr>
+                <w:rFonts w:eastAsia="Heiti TC Medium"/>
+              </w:rPr>
+              <w:t xml:space="preserve"> </w:t>
+            </w:r>
+            <w:r>
+              <w:rPr>
+                <w:rFonts w:eastAsia="Heiti TC Medium"/>
+              </w:rPr>
+              <w:t>- Spring 2021</w:t>
+            </w:r>
+          </w:p>
+        </w:tc>
+        <w:tc>
+          <w:tcPr>
+            <w:tcW w:w="6650" w:type="dxa"/>
+          </w:tcPr>
+          <w:p>
+            <w:pPr>
+              <w:tabs>
+                <w:tab w:val="left" w:pos="360"/>
+                <w:tab w:val="left" w:pos="1080"/>
+                <w:tab w:val="left" w:pos="8640"/>
+              </w:tabs>
+              <w:spacing w:line="280" w:lineRule="exact"/>
+              <w:jc w:val="both"/>
+              <w:rPr>
+                <w:rFonts w:eastAsia="Heiti TC Medium"/>
+              </w:rPr>
+            </w:pPr>
+            <w:r>
+              <w:rPr>
+                <w:rFonts w:eastAsia="Heiti TC Medium"/>
+              </w:rPr>
+              <w:t xml:space="preserve">Teaching assistant for Senior </w:t>
+            </w:r>
+            <w:r>
+              <w:rPr>
+                <w:rFonts w:eastAsia="Heiti TC Medium"/>
+              </w:rPr>
+              <w:t>T</w:t>
+            </w:r>
+            <w:r>
+              <w:rPr>
+                <w:rFonts w:eastAsia="Heiti TC Medium"/>
+              </w:rPr>
+              <w:t>hesis</w:t>
+            </w:r>
+            <w:r>
+              <w:rPr>
+                <w:rFonts w:eastAsia="Heiti TC Medium"/>
+              </w:rPr>
+              <w:t>, Columbia University</w:t>
+            </w:r>
+            <w:r>
+              <w:rPr>
+                <w:rFonts w:eastAsia="Heiti TC Medium"/>
+                <w:bCs/>
+              </w:rPr>
+              <w:t xml:space="preserve">                                           </w:t>
+            </w:r>
+            <w:r>
+              <w:rPr>
+                <w:rFonts w:eastAsia="Heiti TC Medium"/>
+                <w:bCs/>
+              </w:rPr>
+              <w:t xml:space="preserve">        </w:t>
+            </w:r>
+          </w:p>
+        </w:tc>
+      </w:tr>
+      <w:tr>
+        <w:tc>
+          <w:tcPr>
+            <w:tcW w:w="2700" w:type="dxa"/>
+          </w:tcPr>
+          <w:p>
+            <w:pPr>
+              <w:tabs>
+                <w:tab w:val="left" w:pos="360"/>
+                <w:tab w:val="left" w:pos="1080"/>
+                <w:tab w:val="left" w:pos="8640"/>
+              </w:tabs>
+              <w:spacing w:line="280" w:lineRule="exact"/>
+              <w:jc w:val="both"/>
+              <w:rPr>
+                <w:rFonts w:eastAsia="Heiti TC Medium"/>
+                <w:b/>
+                <w:bCs/>
+              </w:rPr>
+            </w:pPr>
+            <w:r>
+              <w:rPr>
+                <w:rFonts w:eastAsia="Heiti TC Medium"/>
+              </w:rPr>
+              <w:t>Fall 2019</w:t>
+            </w:r>
+          </w:p>
+        </w:tc>
+        <w:tc>
+          <w:tcPr>
+            <w:tcW w:w="6650" w:type="dxa"/>
+          </w:tcPr>
+          <w:p>
+            <w:pPr>
+              <w:tabs>
+                <w:tab w:val="left" w:pos="360"/>
+              </w:tabs>
+              <w:spacing w:line="280" w:lineRule="exact"/>
+              <w:jc w:val="both"/>
+              <w:rPr>
+                <w:rFonts w:eastAsia="Heiti TC Medium"/>
+                <w:bCs/>
+              </w:rPr>
+            </w:pPr>
+            <w:r>
+              <w:rPr>
+                <w:rFonts w:eastAsia="Heiti TC Medium"/>
+              </w:rPr>
+              <w:t xml:space="preserve">Teaching assistant for </w:t>
+            </w:r>
+            <w:r>
+              <w:rPr>
+                <w:rFonts w:eastAsia="Heiti TC Medium"/>
+              </w:rPr>
+              <w:t>Social World, Columbia University</w:t>
+            </w:r>
+          </w:p>
+        </w:tc>
+      </w:tr>
+      <w:tr>
+        <w:tc>
+          <w:tcPr>
+            <w:tcW w:w="2700" w:type="dxa"/>
+          </w:tcPr>
+          <w:p>
+            <w:pPr>
+              <w:tabs>
+                <w:tab w:val="left" w:pos="360"/>
+                <w:tab w:val="left" w:pos="1080"/>
+                <w:tab w:val="left" w:pos="8640"/>
+              </w:tabs>
+              <w:spacing w:line="280" w:lineRule="exact"/>
+              <w:jc w:val="both"/>
+              <w:rPr>
+                <w:rFonts w:eastAsia="Heiti TC Medium"/>
+                <w:iCs/>
+              </w:rPr>
+            </w:pPr>
+            <w:r>
+              <w:rPr>
+                <w:rFonts w:eastAsia="Heiti TC Medium"/>
+                <w:bCs/>
+                <w:iCs/>
+              </w:rPr>
+              <w:t xml:space="preserve">Spring </w:t>
+            </w:r>
+            <w:r>
+              <w:rPr>
+                <w:rFonts w:eastAsia="Heiti TC Medium"/>
+                <w:bCs/>
+                <w:iCs/>
+              </w:rPr>
+              <w:t>2017</w:t>
+            </w:r>
+            <w:r>
+              <w:rPr>
+                <w:rFonts w:eastAsia="Heiti TC Medium"/>
+                <w:bCs/>
+                <w:iCs/>
+              </w:rPr>
+              <w:t>, Spring 2018</w:t>
+            </w:r>
+          </w:p>
+        </w:tc>
+        <w:tc>
+          <w:tcPr>
+            <w:tcW w:w="6650" w:type="dxa"/>
+          </w:tcPr>
+          <w:p>
+            <w:pPr>
+              <w:tabs>
+                <w:tab w:val="left" w:pos="360"/>
+                <w:tab w:val="left" w:pos="1080"/>
+                <w:tab w:val="left" w:pos="8640"/>
+              </w:tabs>
+              <w:spacing w:line="280" w:lineRule="exact"/>
+              <w:jc w:val="both"/>
+              <w:rPr>
+                <w:rFonts w:eastAsia="Heiti TC Medium"/>
+              </w:rPr>
+            </w:pPr>
+            <w:r>
+              <w:rPr>
+                <w:rFonts w:eastAsia="Heiti TC Medium"/>
+              </w:rPr>
+              <w:t>Teaching assistant for Government, Law and Society in China</w:t>
+            </w:r>
+            <w:r>
+              <w:rPr>
+                <w:rFonts w:eastAsia="Heiti TC Medium"/>
+              </w:rPr>
+              <w:t>, Hong Kong University of Science and Technology</w:t>
             </w:r>
           </w:p>
         </w:tc>
@@ -3930,9 +4381,7 @@
         <w:outlineLvl w:val="0"/>
         <w:rPr>
           <w:rFonts w:eastAsia="Heiti TC Medium"/>
-          <w:b/>
-          <w:bCs/>
-          <w:u w:val="single"/>
+          <w:bCs/>
         </w:rPr>
       </w:pPr>
     </w:p>
@@ -3952,49 +4401,23 @@
           <w:u w:val="single"/>
         </w:rPr>
       </w:pPr>
-    </w:p>
-    <w:p>
-      <w:pPr>
-        <w:tabs>
-          <w:tab w:val="left" w:pos="360"/>
-          <w:tab w:val="left" w:pos="1080"/>
-        </w:tabs>
-        <w:spacing w:after="240" w:line="280" w:lineRule="exact"/>
-        <w:jc w:val="both"/>
-        <w:outlineLvl w:val="0"/>
-        <w:rPr>
-          <w:rFonts w:eastAsia="Heiti TC Medium"/>
-          <w:b/>
-          <w:bCs/>
-          <w:u w:val="single"/>
-        </w:rPr>
-      </w:pPr>
-      <w:r>
-        <w:rPr>
-          <w:rFonts w:eastAsia="Heiti TC Medium"/>
-          <w:b/>
-          <w:bCs/>
-          <w:u w:val="single"/>
-        </w:rPr>
-        <w:t xml:space="preserve">TEACHING EXPERIENCE                  </w:t>
-      </w:r>
-      <w:r>
-        <w:rPr>
-          <w:rFonts w:eastAsia="Heiti TC Medium"/>
-          <w:b/>
-          <w:bCs/>
-          <w:u w:val="single"/>
-        </w:rPr>
-        <w:tab/>
-      </w:r>
-      <w:r>
-        <w:rPr>
-          <w:rFonts w:eastAsia="Heiti TC Medium"/>
-          <w:b/>
-          <w:bCs/>
-          <w:u w:val="single"/>
-        </w:rPr>
-        <w:tab/>
+      <w:r>
+        <w:rPr>
+          <w:rFonts w:eastAsia="Heiti TC Medium"/>
+          <w:b/>
+          <w:bCs/>
+          <w:u w:val="single"/>
+        </w:rPr>
+        <w:t>INVITED TALKS</w:t>
+      </w:r>
+      <w:r>
+        <w:rPr>
+          <w:rFonts w:eastAsia="Heiti TC Medium"/>
+          <w:b/>
+          <w:bCs/>
+          <w:u w:val="single"/>
+        </w:rPr>
+        <w:t xml:space="preserve">                                                             </w:t>
       </w:r>
       <w:r>
         <w:rPr>
@@ -4071,13 +4494,45 @@
         <w:tblLook w:val="04A0" w:firstRow="1" w:lastRow="0" w:firstColumn="1" w:lastColumn="0" w:noHBand="0" w:noVBand="1"/>
       </w:tblPr>
       <w:tblGrid>
-        <w:gridCol w:w="1980"/>
-        <w:gridCol w:w="7370"/>
+        <w:gridCol w:w="1615"/>
+        <w:gridCol w:w="7735"/>
       </w:tblGrid>
       <w:tr>
         <w:tc>
           <w:tcPr>
-            <w:tcW w:w="1980" w:type="dxa"/>
+            <w:tcW w:w="1615" w:type="dxa"/>
+          </w:tcPr>
+          <w:p>
+            <w:pPr>
+              <w:tabs>
+                <w:tab w:val="left" w:pos="360"/>
+                <w:tab w:val="left" w:pos="1080"/>
+                <w:tab w:val="left" w:pos="2880"/>
+                <w:tab w:val="left" w:pos="8640"/>
+              </w:tabs>
+              <w:spacing w:line="280" w:lineRule="exact"/>
+              <w:jc w:val="both"/>
+              <w:rPr>
+                <w:rFonts w:eastAsia="Heiti TC Medium" w:hint="eastAsia"/>
+                <w:bCs/>
+                <w:i/>
+                <w:iCs/>
+              </w:rPr>
+            </w:pPr>
+            <w:r>
+              <w:rPr>
+                <w:rFonts w:eastAsia="Heiti TC Medium" w:hint="eastAsia"/>
+                <w:bCs/>
+                <w:i/>
+                <w:iCs/>
+              </w:rPr>
+              <w:t>2026</w:t>
+            </w:r>
+          </w:p>
+        </w:tc>
+        <w:tc>
+          <w:tcPr>
+            <w:tcW w:w="7735" w:type="dxa"/>
           </w:tcPr>
           <w:p>
             <w:pPr>
@@ -4090,19 +4545,93 @@
               <w:jc w:val="both"/>
               <w:rPr>
                 <w:rFonts w:eastAsia="Heiti TC Medium"/>
+                <w:b/>
               </w:rPr>
             </w:pPr>
             <w:r>
               <w:rPr>
-                <w:rFonts w:eastAsia="Heiti TC Medium"/>
-              </w:rPr>
-              <w:t>Summer 2024</w:t>
+                <w:rFonts w:eastAsia="Heiti TC Medium" w:hint="eastAsia"/>
+                <w:b/>
+              </w:rPr>
+              <w:t>Guest Lecture on AI and Learning</w:t>
             </w:r>
+          </w:p>
+          <w:p>
+            <w:pPr>
+              <w:tabs>
+                <w:tab w:val="left" w:pos="360"/>
+                <w:tab w:val="left" w:pos="1080"/>
+                <w:tab w:val="left" w:pos="8640"/>
+              </w:tabs>
+              <w:spacing w:line="280" w:lineRule="exact"/>
+              <w:jc w:val="both"/>
+              <w:rPr>
+                <w:rFonts w:eastAsia="Heiti TC Medium" w:hint="eastAsia"/>
+                <w:bCs/>
+              </w:rPr>
+            </w:pPr>
+            <w:r>
+              <w:rPr>
+                <w:rFonts w:eastAsia="Heiti TC Medium" w:hint="eastAsia"/>
+                <w:bCs/>
+              </w:rPr>
+              <w:t>Colombia University</w:t>
+            </w:r>
+          </w:p>
+        </w:tc>
+      </w:tr>
+      <w:tr>
+        <w:tc>
+          <w:tcPr>
+            <w:tcW w:w="1615" w:type="dxa"/>
+          </w:tcPr>
+          <w:p>
+            <w:pPr>
+              <w:tabs>
+                <w:tab w:val="left" w:pos="360"/>
+                <w:tab w:val="left" w:pos="1080"/>
+                <w:tab w:val="left" w:pos="2880"/>
+                <w:tab w:val="left" w:pos="8640"/>
+              </w:tabs>
+              <w:spacing w:line="280" w:lineRule="exact"/>
+              <w:jc w:val="both"/>
+              <w:rPr>
+                <w:rFonts w:eastAsia="Heiti TC Medium"/>
+                <w:bCs/>
+                <w:i/>
+                <w:iCs/>
+              </w:rPr>
+            </w:pPr>
+            <w:r>
+              <w:rPr>
+                <w:rFonts w:eastAsia="Heiti TC Medium"/>
+                <w:bCs/>
+                <w:i/>
+                <w:iCs/>
+              </w:rPr>
+              <w:t>2025</w:t>
+            </w:r>
+          </w:p>
+          <w:p>
+            <w:pPr>
+              <w:tabs>
+                <w:tab w:val="left" w:pos="360"/>
+                <w:tab w:val="left" w:pos="1080"/>
+                <w:tab w:val="left" w:pos="8640"/>
+              </w:tabs>
+              <w:spacing w:line="280" w:lineRule="exact"/>
+              <w:jc w:val="both"/>
+              <w:rPr>
+                <w:rFonts w:eastAsia="Heiti TC Medium"/>
+                <w:b/>
+                <w:bCs/>
+              </w:rPr>
+            </w:pPr>
           </w:p>
         </w:tc>
         <w:tc>
           <w:tcPr>
-            <w:tcW w:w="7370" w:type="dxa"/>
+            <w:tcW w:w="7735" w:type="dxa"/>
           </w:tcPr>
           <w:p>
             <w:pPr>
@@ -4115,13 +4644,38 @@
               <w:jc w:val="both"/>
               <w:rPr>
                 <w:rFonts w:eastAsia="Heiti TC Medium"/>
+                <w:b/>
               </w:rPr>
             </w:pPr>
             <w:r>
               <w:rPr>
                 <w:rFonts w:eastAsia="Heiti TC Medium"/>
-              </w:rPr>
-              <w:t>Instructor for Media, Culture and Society, Columbia University</w:t>
+                <w:b/>
+              </w:rPr>
+              <w:t>Guest Lecture on AI and Digital Journalism</w:t>
+            </w:r>
+          </w:p>
+          <w:p>
+            <w:pPr>
+              <w:tabs>
+                <w:tab w:val="left" w:pos="360"/>
+                <w:tab w:val="left" w:pos="1080"/>
+                <w:tab w:val="left" w:pos="2880"/>
+                <w:tab w:val="left" w:pos="8640"/>
+              </w:tabs>
+              <w:spacing w:line="280" w:lineRule="exact"/>
+              <w:jc w:val="both"/>
+              <w:rPr>
+                <w:rFonts w:eastAsia="Heiti TC Medium" w:hint="eastAsia"/>
+                <w:bCs/>
+              </w:rPr>
+            </w:pPr>
+            <w:r>
+              <w:rPr>
+                <w:rFonts w:eastAsia="Heiti TC Medium"/>
+                <w:bCs/>
+              </w:rPr>
+              <w:t>Stony Brook University</w:t>
             </w:r>
           </w:p>
         </w:tc>
@@ -4129,7 +4683,7 @@
       <w:tr>
         <w:tc>
           <w:tcPr>
-            <w:tcW w:w="1980" w:type="dxa"/>
+            <w:tcW w:w="1615" w:type="dxa"/>
           </w:tcPr>
           <w:p>
             <w:pPr>
@@ -4146,29 +4700,11 @@
                 <w:bCs/>
               </w:rPr>
             </w:pPr>
-            <w:r>
-              <w:rPr>
-                <w:rFonts w:eastAsia="Heiti TC Medium"/>
-              </w:rPr>
-              <w:t>Spring</w:t>
-            </w:r>
-            <w:r>
-              <w:rPr>
-                <w:rFonts w:eastAsia="Heiti TC Medium"/>
-              </w:rPr>
-              <w:t xml:space="preserve"> 202</w:t>
-            </w:r>
-            <w:r>
-              <w:rPr>
-                <w:rFonts w:eastAsia="Heiti TC Medium"/>
-              </w:rPr>
-              <w:t>2</w:t>
-            </w:r>
           </w:p>
         </w:tc>
         <w:tc>
           <w:tcPr>
-            <w:tcW w:w="7370" w:type="dxa"/>
+            <w:tcW w:w="7735" w:type="dxa"/>
           </w:tcPr>
           <w:p>
             <w:pPr>
@@ -4181,274 +4717,12 @@
               <w:jc w:val="both"/>
               <w:rPr>
                 <w:rFonts w:eastAsia="Heiti TC Medium"/>
-                <w:b/>
-                <w:bCs/>
               </w:rPr>
             </w:pPr>
-            <w:r>
-              <w:rPr>
-                <w:rFonts w:eastAsia="Heiti TC Medium"/>
-              </w:rPr>
-              <w:t xml:space="preserve">Teaching assistant for </w:t>
-            </w:r>
-            <w:r>
-              <w:rPr>
-                <w:rFonts w:eastAsia="Heiti TC Medium"/>
-              </w:rPr>
-              <w:t>Social World, Columbia University</w:t>
-            </w:r>
-          </w:p>
-        </w:tc>
-      </w:tr>
-      <w:tr>
-        <w:tc>
-          <w:tcPr>
-            <w:tcW w:w="1980" w:type="dxa"/>
-          </w:tcPr>
-          <w:p>
-            <w:pPr>
-              <w:tabs>
-                <w:tab w:val="left" w:pos="360"/>
-                <w:tab w:val="left" w:pos="1080"/>
-                <w:tab w:val="left" w:pos="8640"/>
-              </w:tabs>
-              <w:spacing w:line="280" w:lineRule="exact"/>
-              <w:rPr>
-                <w:rFonts w:eastAsia="Heiti TC Medium"/>
-                <w:b/>
-                <w:bCs/>
-              </w:rPr>
-            </w:pPr>
-            <w:r>
-              <w:rPr>
-                <w:rFonts w:eastAsia="Heiti TC Medium"/>
-              </w:rPr>
-              <w:t>Fall 2020</w:t>
-            </w:r>
-            <w:r>
-              <w:rPr>
-                <w:rFonts w:eastAsia="Heiti TC Medium"/>
-              </w:rPr>
-              <w:t xml:space="preserve"> </w:t>
-            </w:r>
-            <w:r>
-              <w:rPr>
-                <w:rFonts w:eastAsia="Heiti TC Medium"/>
-              </w:rPr>
-              <w:t>- Spring 2021</w:t>
-            </w:r>
-          </w:p>
-        </w:tc>
-        <w:tc>
-          <w:tcPr>
-            <w:tcW w:w="7370" w:type="dxa"/>
-          </w:tcPr>
-          <w:p>
-            <w:pPr>
-              <w:tabs>
-                <w:tab w:val="left" w:pos="360"/>
-                <w:tab w:val="left" w:pos="1080"/>
-                <w:tab w:val="left" w:pos="8640"/>
-              </w:tabs>
-              <w:spacing w:line="280" w:lineRule="exact"/>
-              <w:jc w:val="both"/>
-              <w:rPr>
-                <w:rFonts w:eastAsia="Heiti TC Medium"/>
-              </w:rPr>
-            </w:pPr>
-            <w:r>
-              <w:rPr>
-                <w:rFonts w:eastAsia="Heiti TC Medium"/>
-              </w:rPr>
-              <w:t xml:space="preserve">Teaching assistant for Senior </w:t>
-            </w:r>
-            <w:r>
-              <w:rPr>
-                <w:rFonts w:eastAsia="Heiti TC Medium"/>
-              </w:rPr>
-              <w:t>T</w:t>
-            </w:r>
-            <w:r>
-              <w:rPr>
-                <w:rFonts w:eastAsia="Heiti TC Medium"/>
-              </w:rPr>
-              <w:t>hesis</w:t>
-            </w:r>
-            <w:r>
-              <w:rPr>
-                <w:rFonts w:eastAsia="Heiti TC Medium"/>
-              </w:rPr>
-              <w:t>, Columbia University</w:t>
-            </w:r>
-            <w:r>
-              <w:rPr>
-                <w:rFonts w:eastAsia="Heiti TC Medium"/>
-                <w:bCs/>
-              </w:rPr>
-              <w:t xml:space="preserve">                                           </w:t>
-            </w:r>
-            <w:r>
-              <w:rPr>
-                <w:rFonts w:eastAsia="Heiti TC Medium"/>
-                <w:bCs/>
-              </w:rPr>
-              <w:t xml:space="preserve">        </w:t>
-            </w:r>
-          </w:p>
-        </w:tc>
-      </w:tr>
-      <w:tr>
-        <w:tc>
-          <w:tcPr>
-            <w:tcW w:w="1980" w:type="dxa"/>
-          </w:tcPr>
-          <w:p>
-            <w:pPr>
-              <w:tabs>
-                <w:tab w:val="left" w:pos="360"/>
-                <w:tab w:val="left" w:pos="1080"/>
-                <w:tab w:val="left" w:pos="8640"/>
-              </w:tabs>
-              <w:spacing w:line="280" w:lineRule="exact"/>
-              <w:jc w:val="both"/>
-              <w:rPr>
-                <w:rFonts w:eastAsia="Heiti TC Medium"/>
-                <w:b/>
-                <w:bCs/>
-              </w:rPr>
-            </w:pPr>
-            <w:r>
-              <w:rPr>
-                <w:rFonts w:eastAsia="Heiti TC Medium"/>
-              </w:rPr>
-              <w:t>Fall 2019</w:t>
-            </w:r>
-          </w:p>
-        </w:tc>
-        <w:tc>
-          <w:tcPr>
-            <w:tcW w:w="7370" w:type="dxa"/>
-          </w:tcPr>
-          <w:p>
-            <w:pPr>
-              <w:tabs>
-                <w:tab w:val="left" w:pos="360"/>
-              </w:tabs>
-              <w:spacing w:line="280" w:lineRule="exact"/>
-              <w:jc w:val="both"/>
-              <w:rPr>
-                <w:rFonts w:eastAsia="Heiti TC Medium"/>
-                <w:bCs/>
-              </w:rPr>
-            </w:pPr>
-            <w:r>
-              <w:rPr>
-                <w:rFonts w:eastAsia="Heiti TC Medium"/>
-              </w:rPr>
-              <w:t xml:space="preserve">Teaching assistant for </w:t>
-            </w:r>
-            <w:r>
-              <w:rPr>
-                <w:rFonts w:eastAsia="Heiti TC Medium"/>
-              </w:rPr>
-              <w:t>Social World, Columbia University</w:t>
-            </w:r>
-          </w:p>
-        </w:tc>
-      </w:tr>
-      <w:tr>
-        <w:tc>
-          <w:tcPr>
-            <w:tcW w:w="1980" w:type="dxa"/>
-          </w:tcPr>
-          <w:p>
-            <w:pPr>
-              <w:tabs>
-                <w:tab w:val="left" w:pos="360"/>
-                <w:tab w:val="left" w:pos="1080"/>
-                <w:tab w:val="left" w:pos="8640"/>
-              </w:tabs>
-              <w:spacing w:line="280" w:lineRule="exact"/>
-              <w:jc w:val="both"/>
-              <w:rPr>
-                <w:rFonts w:eastAsia="Heiti TC Medium"/>
-                <w:iCs/>
-              </w:rPr>
-            </w:pPr>
-            <w:r>
-              <w:rPr>
-                <w:rFonts w:eastAsia="Heiti TC Medium"/>
-                <w:bCs/>
-                <w:iCs/>
-              </w:rPr>
-              <w:t xml:space="preserve">Spring </w:t>
-            </w:r>
-            <w:r>
-              <w:rPr>
-                <w:rFonts w:eastAsia="Heiti TC Medium"/>
-                <w:bCs/>
-                <w:iCs/>
-              </w:rPr>
-              <w:t>2017</w:t>
-            </w:r>
-            <w:r>
-              <w:rPr>
-                <w:rFonts w:eastAsia="Heiti TC Medium"/>
-                <w:bCs/>
-                <w:iCs/>
-              </w:rPr>
-              <w:t>, Spring 2018</w:t>
-            </w:r>
-          </w:p>
-        </w:tc>
-        <w:tc>
-          <w:tcPr>
-            <w:tcW w:w="7370" w:type="dxa"/>
-          </w:tcPr>
-          <w:p>
-            <w:pPr>
-              <w:tabs>
-                <w:tab w:val="left" w:pos="360"/>
-                <w:tab w:val="left" w:pos="1080"/>
-                <w:tab w:val="left" w:pos="8640"/>
-              </w:tabs>
-              <w:spacing w:line="280" w:lineRule="exact"/>
-              <w:jc w:val="both"/>
-              <w:rPr>
-                <w:rFonts w:eastAsia="Heiti TC Medium"/>
-              </w:rPr>
-            </w:pPr>
-            <w:r>
-              <w:rPr>
-                <w:rFonts w:eastAsia="Heiti TC Medium"/>
-              </w:rPr>
-              <w:t>Teaching assistant for Government, Law and Society in China</w:t>
-            </w:r>
-            <w:r>
-              <w:rPr>
-                <w:rFonts w:eastAsia="Heiti TC Medium"/>
-              </w:rPr>
-              <w:t>, Hong Kong University of Science and Technology</w:t>
-            </w:r>
           </w:p>
         </w:tc>
       </w:tr>
     </w:tbl>
-    <w:p>
-      <w:pPr>
-        <w:tabs>
-          <w:tab w:val="left" w:pos="360"/>
-          <w:tab w:val="left" w:pos="1080"/>
-        </w:tabs>
-        <w:spacing w:line="280" w:lineRule="exact"/>
-        <w:jc w:val="both"/>
-        <w:outlineLvl w:val="0"/>
-        <w:rPr>
-          <w:rFonts w:eastAsia="Heiti TC Medium"/>
-          <w:bCs/>
-        </w:rPr>
-      </w:pPr>
-    </w:p>
     <w:p>
       <w:pPr>
         <w:tabs>
@@ -4472,6 +4746,145 @@
           <w:bCs/>
           <w:u w:val="single"/>
         </w:rPr>
+        <w:t>SERVICES (INTERNAL)</w:t>
+      </w:r>
+      <w:r>
+        <w:rPr>
+          <w:rFonts w:eastAsia="Heiti TC Medium"/>
+          <w:b/>
+          <w:bCs/>
+          <w:u w:val="single"/>
+        </w:rPr>
+        <w:t xml:space="preserve">                                                  </w:t>
+      </w:r>
+      <w:r>
+        <w:rPr>
+          <w:rFonts w:eastAsia="Heiti TC Medium"/>
+          <w:b/>
+          <w:bCs/>
+          <w:u w:val="single"/>
+        </w:rPr>
+        <w:tab/>
+      </w:r>
+      <w:r>
+        <w:rPr>
+          <w:rFonts w:eastAsia="Heiti TC Medium"/>
+          <w:b/>
+          <w:bCs/>
+          <w:u w:val="single"/>
+        </w:rPr>
+        <w:tab/>
+      </w:r>
+      <w:r>
+        <w:rPr>
+          <w:rFonts w:eastAsia="Heiti TC Medium"/>
+          <w:b/>
+          <w:bCs/>
+          <w:u w:val="single"/>
+        </w:rPr>
+        <w:tab/>
+      </w:r>
+      <w:r>
+        <w:rPr>
+          <w:rFonts w:eastAsia="Heiti TC Medium"/>
+          <w:b/>
+          <w:bCs/>
+          <w:u w:val="single"/>
+        </w:rPr>
+        <w:tab/>
+      </w:r>
+      <w:r>
+        <w:rPr>
+          <w:rFonts w:eastAsia="Heiti TC Medium"/>
+          <w:b/>
+          <w:bCs/>
+          <w:u w:val="single"/>
+        </w:rPr>
+        <w:tab/>
+      </w:r>
+      <w:r>
+        <w:rPr>
+          <w:rFonts w:eastAsia="Heiti TC Medium"/>
+          <w:b/>
+          <w:bCs/>
+          <w:u w:val="single"/>
+        </w:rPr>
+        <w:tab/>
+      </w:r>
+    </w:p>
+    <w:p>
+      <w:pPr>
+        <w:tabs>
+          <w:tab w:val="left" w:pos="360"/>
+          <w:tab w:val="left" w:pos="1080"/>
+        </w:tabs>
+        <w:spacing w:after="240" w:line="280" w:lineRule="exact"/>
+        <w:jc w:val="both"/>
+        <w:outlineLvl w:val="0"/>
+        <w:rPr>
+          <w:rFonts w:eastAsia="Heiti TC Medium"/>
+        </w:rPr>
+      </w:pPr>
+      <w:r>
+        <w:rPr>
+          <w:rFonts w:eastAsia="Heiti TC Medium" w:hint="eastAsia"/>
+        </w:rPr>
+        <w:t xml:space="preserve">Mentor for Future Ready Program </w:t>
+      </w:r>
+      <w:r>
+        <w:rPr>
+          <w:rFonts w:eastAsia="Heiti TC Medium" w:hint="eastAsia"/>
+        </w:rPr>
+        <w:t>workin</w:t>
+      </w:r>
+      <w:r>
+        <w:rPr>
+          <w:rFonts w:eastAsia="Heiti TC Medium" w:hint="eastAsia"/>
+        </w:rPr>
+        <w:t>g with</w:t>
+      </w:r>
+      <w:r>
+        <w:rPr>
+          <w:rFonts w:eastAsia="Heiti TC Medium" w:hint="eastAsia"/>
+        </w:rPr>
+        <w:t xml:space="preserve"> first-generation </w:t>
+      </w:r>
+      <w:r>
+        <w:rPr>
+          <w:rFonts w:eastAsia="Heiti TC Medium" w:hint="eastAsia"/>
+        </w:rPr>
+        <w:t xml:space="preserve">female </w:t>
+      </w:r>
+      <w:r>
+        <w:rPr>
+          <w:rFonts w:eastAsia="Heiti TC Medium" w:hint="eastAsia"/>
+        </w:rPr>
+        <w:t>STEM students.</w:t>
+      </w:r>
+    </w:p>
+    <w:p>
+      <w:pPr>
+        <w:tabs>
+          <w:tab w:val="left" w:pos="360"/>
+          <w:tab w:val="left" w:pos="1080"/>
+        </w:tabs>
+        <w:spacing w:after="240" w:line="280" w:lineRule="exact"/>
+        <w:jc w:val="both"/>
+        <w:outlineLvl w:val="0"/>
+        <w:rPr>
+          <w:rFonts w:eastAsia="Heiti TC Medium"/>
+          <w:b/>
+          <w:bCs/>
+          <w:u w:val="single"/>
+        </w:rPr>
+      </w:pPr>
+      <w:r>
+        <w:rPr>
+          <w:rFonts w:eastAsia="Heiti TC Medium"/>
+          <w:b/>
+          <w:bCs/>
+          <w:u w:val="single"/>
+        </w:rPr>
         <w:t>SOFTWARE</w:t>
       </w:r>
       <w:r>
@@ -4490,43 +4903,25 @@
           <w:bCs/>
           <w:u w:val="single"/>
         </w:rPr>
-        <w:t xml:space="preserve"> </w:t>
-      </w:r>
-      <w:r>
-        <w:rPr>
-          <w:rFonts w:eastAsia="Heiti TC Medium" w:hint="eastAsia"/>
-          <w:b/>
-          <w:bCs/>
-          <w:u w:val="single"/>
-        </w:rPr>
-        <w:t>A</w:t>
-      </w:r>
-      <w:r>
-        <w:rPr>
-          <w:rFonts w:eastAsia="Heiti TC Medium"/>
-          <w:b/>
-          <w:bCs/>
-          <w:u w:val="single"/>
-        </w:rPr>
-        <w:t>ND SKILLS</w:t>
-      </w:r>
-      <w:r>
-        <w:rPr>
-          <w:rFonts w:eastAsia="Heiti TC Medium" w:hint="eastAsia"/>
-          <w:b/>
-          <w:bCs/>
-          <w:u w:val="single"/>
-        </w:rPr>
-        <w:t xml:space="preserve"> </w:t>
-      </w:r>
-      <w:r>
-        <w:rPr>
-          <w:rFonts w:eastAsia="Heiti TC Medium"/>
-          <w:b/>
-          <w:bCs/>
-          <w:u w:val="single"/>
-        </w:rPr>
-        <w:t xml:space="preserve">                                                           </w:t>
+        <w:t xml:space="preserve">                                                             </w:t>
+      </w:r>
+      <w:r>
+        <w:rPr>
+          <w:rFonts w:eastAsia="Heiti TC Medium"/>
+          <w:b/>
+          <w:bCs/>
+          <w:u w:val="single"/>
+        </w:rPr>
+        <w:tab/>
+      </w:r>
+      <w:r>
+        <w:rPr>
+          <w:rFonts w:eastAsia="Heiti TC Medium"/>
+          <w:b/>
+          <w:bCs/>
+          <w:u w:val="single"/>
+        </w:rPr>
+        <w:tab/>
       </w:r>
       <w:r>
         <w:rPr>
@@ -4584,37 +4979,7 @@
         <w:rPr>
           <w:rFonts w:eastAsia="Heiti TC Medium"/>
         </w:rPr>
-        <w:t>Python, R, Stata</w:t>
-      </w:r>
-      <w:r>
-        <w:rPr>
-          <w:rFonts w:eastAsia="Heiti TC Medium"/>
-        </w:rPr>
-        <w:t>, G</w:t>
-      </w:r>
-      <w:r>
-        <w:rPr>
-          <w:rFonts w:eastAsia="Heiti TC Medium" w:hint="eastAsia"/>
-        </w:rPr>
-        <w:t>o</w:t>
-      </w:r>
-      <w:r>
-        <w:rPr>
-          <w:rFonts w:eastAsia="Heiti TC Medium"/>
-        </w:rPr>
-        <w:t>ogle Cloud Platform</w:t>
-      </w:r>
-      <w:r>
-        <w:rPr>
-          <w:rFonts w:eastAsia="Heiti TC Medium"/>
-        </w:rPr>
-        <w:t>, html</w:t>
-      </w:r>
-      <w:r>
-        <w:rPr>
-          <w:rFonts w:eastAsia="Heiti TC Medium"/>
-        </w:rPr>
-        <w:t>.</w:t>
+        <w:t>Python, R, Stata.</w:t>
       </w:r>
       <w:r>
         <w:rPr>
@@ -4925,15 +5290,46 @@
       </w:pPr>
       <w:r>
         <w:rPr>
-          <w:rFonts w:eastAsia="Heiti TC Medium"/>
-        </w:rPr>
-        <w:t>Occasional reviewer for American Journal of Sociology</w:t>
-      </w:r>
-      <w:r>
-        <w:rPr>
-          <w:rFonts w:eastAsia="Heiti TC Medium"/>
-        </w:rPr>
-        <w:t>, Qualitative Sociology.</w:t>
+          <w:rFonts w:eastAsia="Heiti TC Medium" w:hint="eastAsia"/>
+        </w:rPr>
+        <w:lastRenderedPageBreak/>
+        <w:t>R</w:t>
+      </w:r>
+      <w:r>
+        <w:rPr>
+          <w:rFonts w:eastAsia="Heiti TC Medium"/>
+        </w:rPr>
+        <w:t>eviewer for American Journal of Sociology</w:t>
+      </w:r>
+      <w:r>
+        <w:rPr>
+          <w:rFonts w:eastAsia="Heiti TC Medium"/>
+        </w:rPr>
+        <w:t>, Qualitative Sociology</w:t>
+      </w:r>
+      <w:r>
+        <w:rPr>
+          <w:rFonts w:eastAsia="Heiti TC Medium"/>
+        </w:rPr>
+        <w:t>, American Sociological Review</w:t>
+      </w:r>
+      <w:r>
+        <w:rPr>
+          <w:rFonts w:eastAsia="Heiti TC Medium" w:hint="eastAsia"/>
+        </w:rPr>
+        <w:t xml:space="preserve">, Sociological Science, and Information, Communication </w:t>
+      </w:r>
+      <w:r>
+        <w:rPr>
+          <w:rFonts w:eastAsia="Heiti TC Medium" w:hint="eastAsia"/>
+        </w:rPr>
+        <w:t>&amp;</w:t>
+      </w:r>
+      <w:r>
+        <w:rPr>
+          <w:rFonts w:eastAsia="Heiti TC Medium" w:hint="eastAsia"/>
+        </w:rPr>
+        <w:t xml:space="preserve"> Society.</w:t>
       </w:r>
     </w:p>
     <w:sectPr>
@@ -4947,7 +5343,7 @@
 </file>
 
 <file path=word/endnotes.xml><?xml version="1.0" encoding="utf-8"?>
-<w:endnotes xmlns:wpc="http://schemas.microsoft.com/office/word/2010/wordprocessingCanvas" xmlns:cx="http://schemas.microsoft.com/office/drawing/2014/chartex" xmlns:cx1="http://schemas.microsoft.com/office/drawing/2015/9/8/chartex" xmlns:cx2="http://schemas.microsoft.com/office/drawing/2015/10/21/chartex" xmlns:cx3="http://schemas.microsoft.com/office/drawing/2016/5/9/chartex" xmlns:cx4="http://schemas.microsoft.com/office/drawing/2016/5/10/chartex" xmlns:cx5="http://schemas.microsoft.com/office/drawing/2016/5/11/chartex" xmlns:cx6="http://schemas.microsoft.com/office/drawing/2016/5/12/chartex" xmlns:cx7="http://schemas.microsoft.com/office/drawing/2016/5/13/chartex" xmlns:cx8="http://schemas.microsoft.com/office/drawing/2016/5/14/chartex" xmlns:mc="http://schemas.openxmlformats.org/markup-compatibility/2006" xmlns:aink="http://schemas.microsoft.com/office/drawing/2016/ink" xmlns:am3d="http://schemas.microsoft.com/office/drawing/2017/model3d" xmlns:o="urn:schemas-microsoft-com:office:office" xmlns:oel="http://schemas.microsoft.com/office/2019/extlst" xmlns:r="http://schemas.openxmlformats.org/officeDocument/2006/relationships" xmlns:m="http://schemas.openxmlformats.org/officeDocument/2006/math" xmlns:v="urn:schemas-microsoft-com:vml" xmlns:wp14="http://schemas.microsoft.com/office/word/2010/wordprocessingDrawing" xmlns:wp="http://schemas.openxmlformats.org/drawingml/2006/wordprocessingDrawing" xmlns:w10="urn:schemas-microsoft-com:office:word" xmlns:w="http://schemas.openxmlformats.org/wordprocessingml/2006/main" xmlns:w14="http://schemas.microsoft.com/office/word/2010/wordml" xmlns:w15="http://schemas.microsoft.com/office/word/2012/wordml" xmlns:w16cex="http://schemas.microsoft.com/office/word/2018/wordml/cex" xmlns:w16cid="http://schemas.microsoft.com/office/word/2016/wordml/cid" xmlns:w16="http://schemas.microsoft.com/office/word/2018/wordml" xmlns:w16sdtdh="http://schemas.microsoft.com/office/word/2020/wordml/sdtdatahash" xmlns:w16se="http://schemas.microsoft.com/office/word/2015/wordml/symex" xmlns:wpg="http://schemas.microsoft.com/office/word/2010/wordprocessingGroup" xmlns:wpi="http://schemas.microsoft.com/office/word/2010/wordprocessingInk" xmlns:wne="http://schemas.microsoft.com/office/word/2006/wordml" xmlns:wps="http://schemas.microsoft.com/office/word/2010/wordprocessingShape" mc:Ignorable="w14 w15 w16se w16cid w16 w16cex w16sdtdh wp14">
+<w:endnotes xmlns:wpc="http://schemas.microsoft.com/office/word/2010/wordprocessingCanvas" xmlns:cx="http://schemas.microsoft.com/office/drawing/2014/chartex" xmlns:cx1="http://schemas.microsoft.com/office/drawing/2015/9/8/chartex" xmlns:cx2="http://schemas.microsoft.com/office/drawing/2015/10/21/chartex" xmlns:cx3="http://schemas.microsoft.com/office/drawing/2016/5/9/chartex" xmlns:cx4="http://schemas.microsoft.com/office/drawing/2016/5/10/chartex" xmlns:cx5="http://schemas.microsoft.com/office/drawing/2016/5/11/chartex" xmlns:cx6="http://schemas.microsoft.com/office/drawing/2016/5/12/chartex" xmlns:cx7="http://schemas.microsoft.com/office/drawing/2016/5/13/chartex" xmlns:cx8="http://schemas.microsoft.com/office/drawing/2016/5/14/chartex" xmlns:mc="http://schemas.openxmlformats.org/markup-compatibility/2006" xmlns:aink="http://schemas.microsoft.com/office/drawing/2016/ink" xmlns:am3d="http://schemas.microsoft.com/office/drawing/2017/model3d" xmlns:o="urn:schemas-microsoft-com:office:office" xmlns:oel="http://schemas.microsoft.com/office/2019/extlst" xmlns:r="http://schemas.openxmlformats.org/officeDocument/2006/relationships" xmlns:m="http://schemas.openxmlformats.org/officeDocument/2006/math" xmlns:v="urn:schemas-microsoft-com:vml" xmlns:wp14="http://schemas.microsoft.com/office/word/2010/wordprocessingDrawing" xmlns:wp="http://schemas.openxmlformats.org/drawingml/2006/wordprocessingDrawing" xmlns:w10="urn:schemas-microsoft-com:office:word" xmlns:w="http://schemas.openxmlformats.org/wordprocessingml/2006/main" xmlns:w14="http://schemas.microsoft.com/office/word/2010/wordml" xmlns:w15="http://schemas.microsoft.com/office/word/2012/wordml" xmlns:w16cex="http://schemas.microsoft.com/office/word/2018/wordml/cex" xmlns:w16cid="http://schemas.microsoft.com/office/word/2016/wordml/cid" xmlns:w16="http://schemas.microsoft.com/office/word/2018/wordml" xmlns:w16du="http://schemas.microsoft.com/office/word/2023/wordml/word16du" xmlns:w16sdtdh="http://schemas.microsoft.com/office/word/2020/wordml/sdtdatahash" xmlns:w16sdtfl="http://schemas.microsoft.com/office/word/2024/wordml/sdtformatlock" xmlns:w16se="http://schemas.microsoft.com/office/word/2015/wordml/symex" xmlns:wpg="http://schemas.microsoft.com/office/word/2010/wordprocessingGroup" xmlns:wpi="http://schemas.microsoft.com/office/word/2010/wordprocessingInk" xmlns:wne="http://schemas.microsoft.com/office/word/2006/wordml" xmlns:wps="http://schemas.microsoft.com/office/word/2010/wordprocessingShape" mc:Ignorable="w14 w15 w16se w16cid w16 w16cex w16sdtdh w16sdtfl w16du wp14">
   <w:endnote w:type="separator" w:id="-1">
     <w:p>
       <w:r>
@@ -4966,7 +5362,7 @@
 </file>
 
 <file path=word/footnotes.xml><?xml version="1.0" encoding="utf-8"?>
-<w:footnotes xmlns:wpc="http://schemas.microsoft.com/office/word/2010/wordprocessingCanvas" xmlns:cx="http://schemas.microsoft.com/office/drawing/2014/chartex" xmlns:cx1="http://schemas.microsoft.com/office/drawing/2015/9/8/chartex" xmlns:cx2="http://schemas.microsoft.com/office/drawing/2015/10/21/chartex" xmlns:cx3="http://schemas.microsoft.com/office/drawing/2016/5/9/chartex" xmlns:cx4="http://schemas.microsoft.com/office/drawing/2016/5/10/chartex" xmlns:cx5="http://schemas.microsoft.com/office/drawing/2016/5/11/chartex" xmlns:cx6="http://schemas.microsoft.com/office/drawing/2016/5/12/chartex" xmlns:cx7="http://schemas.microsoft.com/office/drawing/2016/5/13/chartex" xmlns:cx8="http://schemas.microsoft.com/office/drawing/2016/5/14/chartex" xmlns:mc="http://schemas.openxmlformats.org/markup-compatibility/2006" xmlns:aink="http://schemas.microsoft.com/office/drawing/2016/ink" xmlns:am3d="http://schemas.microsoft.com/office/drawing/2017/model3d" xmlns:o="urn:schemas-microsoft-com:office:office" xmlns:oel="http://schemas.microsoft.com/office/2019/extlst" xmlns:r="http://schemas.openxmlformats.org/officeDocument/2006/relationships" xmlns:m="http://schemas.openxmlformats.org/officeDocument/2006/math" xmlns:v="urn:schemas-microsoft-com:vml" xmlns:wp14="http://schemas.microsoft.com/office/word/2010/wordprocessingDrawing" xmlns:wp="http://schemas.openxmlformats.org/drawingml/2006/wordprocessingDrawing" xmlns:w10="urn:schemas-microsoft-com:office:word" xmlns:w="http://schemas.openxmlformats.org/wordprocessingml/2006/main" xmlns:w14="http://schemas.microsoft.com/office/word/2010/wordml" xmlns:w15="http://schemas.microsoft.com/office/word/2012/wordml" xmlns:w16cex="http://schemas.microsoft.com/office/word/2018/wordml/cex" xmlns:w16cid="http://schemas.microsoft.com/office/word/2016/wordml/cid" xmlns:w16="http://schemas.microsoft.com/office/word/2018/wordml" xmlns:w16sdtdh="http://schemas.microsoft.com/office/word/2020/wordml/sdtdatahash" xmlns:w16se="http://schemas.microsoft.com/office/word/2015/wordml/symex" xmlns:wpg="http://schemas.microsoft.com/office/word/2010/wordprocessingGroup" xmlns:wpi="http://schemas.microsoft.com/office/word/2010/wordprocessingInk" xmlns:wne="http://schemas.microsoft.com/office/word/2006/wordml" xmlns:wps="http://schemas.microsoft.com/office/word/2010/wordprocessingShape" mc:Ignorable="w14 w15 w16se w16cid w16 w16cex w16sdtdh wp14">
+<w:footnotes xmlns:wpc="http://schemas.microsoft.com/office/word/2010/wordprocessingCanvas" xmlns:cx="http://schemas.microsoft.com/office/drawing/2014/chartex" xmlns:cx1="http://schemas.microsoft.com/office/drawing/2015/9/8/chartex" xmlns:cx2="http://schemas.microsoft.com/office/drawing/2015/10/21/chartex" xmlns:cx3="http://schemas.microsoft.com/office/drawing/2016/5/9/chartex" xmlns:cx4="http://schemas.microsoft.com/office/drawing/2016/5/10/chartex" xmlns:cx5="http://schemas.microsoft.com/office/drawing/2016/5/11/chartex" xmlns:cx6="http://schemas.microsoft.com/office/drawing/2016/5/12/chartex" xmlns:cx7="http://schemas.microsoft.com/office/drawing/2016/5/13/chartex" xmlns:cx8="http://schemas.microsoft.com/office/drawing/2016/5/14/chartex" xmlns:mc="http://schemas.openxmlformats.org/markup-compatibility/2006" xmlns:aink="http://schemas.microsoft.com/office/drawing/2016/ink" xmlns:am3d="http://schemas.microsoft.com/office/drawing/2017/model3d" xmlns:o="urn:schemas-microsoft-com:office:office" xmlns:oel="http://schemas.microsoft.com/office/2019/extlst" xmlns:r="http://schemas.openxmlformats.org/officeDocument/2006/relationships" xmlns:m="http://schemas.openxmlformats.org/officeDocument/2006/math" xmlns:v="urn:schemas-microsoft-com:vml" xmlns:wp14="http://schemas.microsoft.com/office/word/2010/wordprocessingDrawing" xmlns:wp="http://schemas.openxmlformats.org/drawingml/2006/wordprocessingDrawing" xmlns:w10="urn:schemas-microsoft-com:office:word" xmlns:w="http://schemas.openxmlformats.org/wordprocessingml/2006/main" xmlns:w14="http://schemas.microsoft.com/office/word/2010/wordml" xmlns:w15="http://schemas.microsoft.com/office/word/2012/wordml" xmlns:w16cex="http://schemas.microsoft.com/office/word/2018/wordml/cex" xmlns:w16cid="http://schemas.microsoft.com/office/word/2016/wordml/cid" xmlns:w16="http://schemas.microsoft.com/office/word/2018/wordml" xmlns:w16du="http://schemas.microsoft.com/office/word/2023/wordml/word16du" xmlns:w16sdtdh="http://schemas.microsoft.com/office/word/2020/wordml/sdtdatahash" xmlns:w16sdtfl="http://schemas.microsoft.com/office/word/2024/wordml/sdtformatlock" xmlns:w16se="http://schemas.microsoft.com/office/word/2015/wordml/symex" xmlns:wpg="http://schemas.microsoft.com/office/word/2010/wordprocessingGroup" xmlns:wpi="http://schemas.microsoft.com/office/word/2010/wordprocessingInk" xmlns:wne="http://schemas.microsoft.com/office/word/2006/wordml" xmlns:wps="http://schemas.microsoft.com/office/word/2010/wordprocessingShape" mc:Ignorable="w14 w15 w16se w16cid w16 w16cex w16sdtdh w16sdtfl w16du wp14">
   <w:footnote w:type="separator" w:id="-1">
     <w:p>
       <w:r>
@@ -4985,7 +5381,7 @@
 </file>
 
 <file path=word/numbering.xml><?xml version="1.0" encoding="utf-8"?>
-<w:numbering xmlns:wpc="http://schemas.microsoft.com/office/word/2010/wordprocessingCanvas" xmlns:cx="http://schemas.microsoft.com/office/drawing/2014/chartex" xmlns:cx1="http://schemas.microsoft.com/office/drawing/2015/9/8/chartex" xmlns:cx2="http://schemas.microsoft.com/office/drawing/2015/10/21/chartex" xmlns:cx3="http://schemas.microsoft.com/office/drawing/2016/5/9/chartex" xmlns:cx4="http://schemas.microsoft.com/office/drawing/2016/5/10/chartex" xmlns:cx5="http://schemas.microsoft.com/office/drawing/2016/5/11/chartex" xmlns:cx6="http://schemas.microsoft.com/office/drawing/2016/5/12/chartex" xmlns:cx7="http://schemas.microsoft.com/office/drawing/2016/5/13/chartex" xmlns:cx8="http://schemas.microsoft.com/office/drawing/2016/5/14/chartex" xmlns:mc="http://schemas.openxmlformats.org/markup-compatibility/2006" xmlns:aink="http://schemas.microsoft.com/office/drawing/2016/ink" xmlns:am3d="http://schemas.microsoft.com/office/drawing/2017/model3d" xmlns:o="urn:schemas-microsoft-com:office:office" xmlns:oel="http://schemas.microsoft.com/office/2019/extlst" xmlns:r="http://schemas.openxmlformats.org/officeDocument/2006/relationships" xmlns:m="http://schemas.openxmlformats.org/officeDocument/2006/math" xmlns:v="urn:schemas-microsoft-com:vml" xmlns:wp14="http://schemas.microsoft.com/office/word/2010/wordprocessingDrawing" xmlns:wp="http://schemas.openxmlformats.org/drawingml/2006/wordprocessingDrawing" xmlns:w10="urn:schemas-microsoft-com:office:word" xmlns:w="http://schemas.openxmlformats.org/wordprocessingml/2006/main" xmlns:w14="http://schemas.microsoft.com/office/word/2010/wordml" xmlns:w15="http://schemas.microsoft.com/office/word/2012/wordml" xmlns:w16cex="http://schemas.microsoft.com/office/word/2018/wordml/cex" xmlns:w16cid="http://schemas.microsoft.com/office/word/2016/wordml/cid" xmlns:w16="http://schemas.microsoft.com/office/word/2018/wordml" xmlns:w16sdtdh="http://schemas.microsoft.com/office/word/2020/wordml/sdtdatahash" xmlns:w16se="http://schemas.microsoft.com/office/word/2015/wordml/symex" xmlns:wpg="http://schemas.microsoft.com/office/word/2010/wordprocessingGroup" xmlns:wpi="http://schemas.microsoft.com/office/word/2010/wordprocessingInk" xmlns:wne="http://schemas.microsoft.com/office/word/2006/wordml" xmlns:wps="http://schemas.microsoft.com/office/word/2010/wordprocessingShape" mc:Ignorable="w14 w15 w16se w16cid w16 w16cex w16sdtdh wp14">
+<w:numbering xmlns:wpc="http://schemas.microsoft.com/office/word/2010/wordprocessingCanvas" xmlns:cx="http://schemas.microsoft.com/office/drawing/2014/chartex" xmlns:cx1="http://schemas.microsoft.com/office/drawing/2015/9/8/chartex" xmlns:cx2="http://schemas.microsoft.com/office/drawing/2015/10/21/chartex" xmlns:cx3="http://schemas.microsoft.com/office/drawing/2016/5/9/chartex" xmlns:cx4="http://schemas.microsoft.com/office/drawing/2016/5/10/chartex" xmlns:cx5="http://schemas.microsoft.com/office/drawing/2016/5/11/chartex" xmlns:cx6="http://schemas.microsoft.com/office/drawing/2016/5/12/chartex" xmlns:cx7="http://schemas.microsoft.com/office/drawing/2016/5/13/chartex" xmlns:cx8="http://schemas.microsoft.com/office/drawing/2016/5/14/chartex" xmlns:mc="http://schemas.openxmlformats.org/markup-compatibility/2006" xmlns:aink="http://schemas.microsoft.com/office/drawing/2016/ink" xmlns:am3d="http://schemas.microsoft.com/office/drawing/2017/model3d" xmlns:o="urn:schemas-microsoft-com:office:office" xmlns:oel="http://schemas.microsoft.com/office/2019/extlst" xmlns:r="http://schemas.openxmlformats.org/officeDocument/2006/relationships" xmlns:m="http://schemas.openxmlformats.org/officeDocument/2006/math" xmlns:v="urn:schemas-microsoft-com:vml" xmlns:wp14="http://schemas.microsoft.com/office/word/2010/wordprocessingDrawing" xmlns:wp="http://schemas.openxmlformats.org/drawingml/2006/wordprocessingDrawing" xmlns:w10="urn:schemas-microsoft-com:office:word" xmlns:w="http://schemas.openxmlformats.org/wordprocessingml/2006/main" xmlns:w14="http://schemas.microsoft.com/office/word/2010/wordml" xmlns:w15="http://schemas.microsoft.com/office/word/2012/wordml" xmlns:w16cex="http://schemas.microsoft.com/office/word/2018/wordml/cex" xmlns:w16cid="http://schemas.microsoft.com/office/word/2016/wordml/cid" xmlns:w16="http://schemas.microsoft.com/office/word/2018/wordml" xmlns:w16du="http://schemas.microsoft.com/office/word/2023/wordml/word16du" xmlns:w16sdtdh="http://schemas.microsoft.com/office/word/2020/wordml/sdtdatahash" xmlns:w16sdtfl="http://schemas.microsoft.com/office/word/2024/wordml/sdtformatlock" xmlns:w16se="http://schemas.microsoft.com/office/word/2015/wordml/symex" xmlns:wpg="http://schemas.microsoft.com/office/word/2010/wordprocessingGroup" xmlns:wpi="http://schemas.microsoft.com/office/word/2010/wordprocessingInk" xmlns:wne="http://schemas.microsoft.com/office/word/2006/wordml" xmlns:wps="http://schemas.microsoft.com/office/word/2010/wordprocessingShape" mc:Ignorable="w14 w15 w16se w16cid w16 w16cex w16sdtdh w16sdtfl w16du wp14">
   <w:numPicBullet w:numPicBulletId="0">
     <w:pict>
       <v:shapetype id="_x0000_t75" coordsize="21600,21600" o:spt="75" o:preferrelative="t" path="m@4@5l@4@11@9@11@9@5xe" filled="f" stroked="f">
@@ -5007,7 +5403,7 @@
         <v:path o:extrusionok="f" gradientshapeok="t" o:connecttype="rect"/>
         <o:lock v:ext="edit" aspectratio="t"/>
       </v:shapetype>
-      <v:shape id="_x0000_i1045" type="#_x0000_t75" style="width:12pt;height:12pt" o:bullet="t">
+      <v:shape id="_x0000_i1025" type="#_x0000_t75" style="width:12.55pt;height:12.55pt" o:bullet="t">
         <v:imagedata r:id="rId1" o:title="BD21302_"/>
       </v:shape>
     </w:pict>
@@ -5973,6 +6369,119 @@
     </w:lvl>
   </w:abstractNum>
   <w:abstractNum w:abstractNumId="9" w15:restartNumberingAfterBreak="0">
+    <w:nsid w:val="17281DBD"/>
+    <w:multiLevelType w:val="hybridMultilevel"/>
+    <w:tmpl w:val="716809CA"/>
+    <w:lvl w:ilvl="0" w:tplc="6DBC6836">
+      <w:start w:val="2025"/>
+      <w:numFmt w:val="bullet"/>
+      <w:lvlText w:val="-"/>
+      <w:lvlJc w:val="left"/>
+      <w:pPr>
+        <w:ind w:left="720" w:hanging="360"/>
+      </w:pPr>
+      <w:rPr>
+        <w:rFonts w:ascii="Times New Roman" w:eastAsia="Heiti TC Medium" w:hAnsi="Times New Roman" w:cs="Times New Roman" w:hint="default"/>
+      </w:rPr>
+    </w:lvl>
+    <w:lvl w:ilvl="1" w:tplc="04090003" w:tentative="1">
+      <w:start w:val="1"/>
+      <w:numFmt w:val="bullet"/>
+      <w:lvlText w:val="o"/>
+      <w:lvlJc w:val="left"/>
+      <w:pPr>
+        <w:ind w:left="1440" w:hanging="360"/>
+      </w:pPr>
+      <w:rPr>
+        <w:rFonts w:ascii="Courier New" w:hAnsi="Courier New" w:cs="Courier New" w:hint="default"/>
+      </w:rPr>
+    </w:lvl>
+    <w:lvl w:ilvl="2" w:tplc="04090005" w:tentative="1">
+      <w:start w:val="1"/>
+      <w:numFmt w:val="bullet"/>
+      <w:lvlText w:val=""/>
+      <w:lvlJc w:val="left"/>
+      <w:pPr>
+        <w:ind w:left="2160" w:hanging="360"/>
+      </w:pPr>
+      <w:rPr>
+        <w:rFonts w:ascii="Wingdings" w:hAnsi="Wingdings" w:hint="default"/>
+      </w:rPr>
+    </w:lvl>
+    <w:lvl w:ilvl="3" w:tplc="04090001" w:tentative="1">
+      <w:start w:val="1"/>
+      <w:numFmt w:val="bullet"/>
+      <w:lvlText w:val=""/>
+      <w:lvlJc w:val="left"/>
+      <w:pPr>
+        <w:ind w:left="2880" w:hanging="360"/>
+      </w:pPr>
+      <w:rPr>
+        <w:rFonts w:ascii="Symbol" w:hAnsi="Symbol" w:hint="default"/>
+      </w:rPr>
+    </w:lvl>
+    <w:lvl w:ilvl="4" w:tplc="04090003" w:tentative="1">
+      <w:start w:val="1"/>
+      <w:numFmt w:val="bullet"/>
+      <w:lvlText w:val="o"/>
+      <w:lvlJc w:val="left"/>
+      <w:pPr>
+        <w:ind w:left="3600" w:hanging="360"/>
+      </w:pPr>
+      <w:rPr>
+        <w:rFonts w:ascii="Courier New" w:hAnsi="Courier New" w:cs="Courier New" w:hint="default"/>
+      </w:rPr>
+    </w:lvl>
+    <w:lvl w:ilvl="5" w:tplc="04090005" w:tentative="1">
+      <w:start w:val="1"/>
+      <w:numFmt w:val="bullet"/>
+      <w:lvlText w:val=""/>
+      <w:lvlJc w:val="left"/>
+      <w:pPr>
+        <w:ind w:left="4320" w:hanging="360"/>
+      </w:pPr>
+      <w:rPr>
+        <w:rFonts w:ascii="Wingdings" w:hAnsi="Wingdings" w:hint="default"/>
+      </w:rPr>
+    </w:lvl>
+    <w:lvl w:ilvl="6" w:tplc="04090001" w:tentative="1">
+      <w:start w:val="1"/>
+      <w:numFmt w:val="bullet"/>
+      <w:lvlText w:val=""/>
+      <w:lvlJc w:val="left"/>
+      <w:pPr>
+        <w:ind w:left="5040" w:hanging="360"/>
+      </w:pPr>
+      <w:rPr>
+        <w:rFonts w:ascii="Symbol" w:hAnsi="Symbol" w:hint="default"/>
+      </w:rPr>
+    </w:lvl>
+    <w:lvl w:ilvl="7" w:tplc="04090003" w:tentative="1">
+      <w:start w:val="1"/>
+      <w:numFmt w:val="bullet"/>
+      <w:lvlText w:val="o"/>
+      <w:lvlJc w:val="left"/>
+      <w:pPr>
+        <w:ind w:left="5760" w:hanging="360"/>
+      </w:pPr>
+      <w:rPr>
+        <w:rFonts w:ascii="Courier New" w:hAnsi="Courier New" w:cs="Courier New" w:hint="default"/>
+      </w:rPr>
+    </w:lvl>
+    <w:lvl w:ilvl="8" w:tplc="04090005" w:tentative="1">
+      <w:start w:val="1"/>
+      <w:numFmt w:val="bullet"/>
+      <w:lvlText w:val=""/>
+      <w:lvlJc w:val="left"/>
+      <w:pPr>
+        <w:ind w:left="6480" w:hanging="360"/>
+      </w:pPr>
+      <w:rPr>
+        <w:rFonts w:ascii="Wingdings" w:hAnsi="Wingdings" w:hint="default"/>
+      </w:rPr>
+    </w:lvl>
+  </w:abstractNum>
+  <w:abstractNum w:abstractNumId="10" w15:restartNumberingAfterBreak="0">
     <w:nsid w:val="19300ED2"/>
     <w:multiLevelType w:val="hybridMultilevel"/>
     <w:tmpl w:val="0622A7E4"/>
@@ -6086,7 +6595,7 @@
       </w:rPr>
     </w:lvl>
   </w:abstractNum>
-  <w:abstractNum w:abstractNumId="10" w15:restartNumberingAfterBreak="0">
+  <w:abstractNum w:abstractNumId="11" w15:restartNumberingAfterBreak="0">
     <w:nsid w:val="1AA44EC1"/>
     <w:multiLevelType w:val="hybridMultilevel"/>
     <w:tmpl w:val="F17810C2"/>
@@ -6200,7 +6709,7 @@
       </w:rPr>
     </w:lvl>
   </w:abstractNum>
-  <w:abstractNum w:abstractNumId="11" w15:restartNumberingAfterBreak="0">
+  <w:abstractNum w:abstractNumId="12" w15:restartNumberingAfterBreak="0">
     <w:nsid w:val="1FB2203A"/>
     <w:multiLevelType w:val="hybridMultilevel"/>
     <w:tmpl w:val="CB5ABA58"/>
@@ -6314,7 +6823,7 @@
       </w:rPr>
     </w:lvl>
   </w:abstractNum>
-  <w:abstractNum w:abstractNumId="12" w15:restartNumberingAfterBreak="0">
+  <w:abstractNum w:abstractNumId="13" w15:restartNumberingAfterBreak="0">
     <w:nsid w:val="22A26B6A"/>
     <w:multiLevelType w:val="hybridMultilevel"/>
     <w:tmpl w:val="FCE68ABE"/>
@@ -6427,7 +6936,7 @@
       </w:rPr>
     </w:lvl>
   </w:abstractNum>
-  <w:abstractNum w:abstractNumId="13" w15:restartNumberingAfterBreak="0">
+  <w:abstractNum w:abstractNumId="14" w15:restartNumberingAfterBreak="0">
     <w:nsid w:val="24CC572C"/>
     <w:multiLevelType w:val="hybridMultilevel"/>
     <w:tmpl w:val="E98E7042"/>
@@ -6541,7 +7050,7 @@
       </w:rPr>
     </w:lvl>
   </w:abstractNum>
-  <w:abstractNum w:abstractNumId="14" w15:restartNumberingAfterBreak="0">
+  <w:abstractNum w:abstractNumId="15" w15:restartNumberingAfterBreak="0">
     <w:nsid w:val="29DF0D13"/>
     <w:multiLevelType w:val="hybridMultilevel"/>
     <w:tmpl w:val="A6547306"/>
@@ -6652,155 +7161,6 @@
       </w:pPr>
       <w:rPr>
         <w:rFonts w:ascii="Wingdings" w:hAnsi="Wingdings" w:hint="default"/>
-      </w:rPr>
-    </w:lvl>
-  </w:abstractNum>
-  <w:abstractNum w:abstractNumId="15" w15:restartNumberingAfterBreak="0">
-    <w:nsid w:val="2D763277"/>
-    <w:multiLevelType w:val="multilevel"/>
-    <w:tmpl w:val="8F7E395C"/>
-    <w:lvl w:ilvl="0">
-      <w:start w:val="1"/>
-      <w:numFmt w:val="bullet"/>
-      <w:lvlText w:val=""/>
-      <w:lvlJc w:val="left"/>
-      <w:pPr>
-        <w:tabs>
-          <w:tab w:val="num" w:pos="720"/>
-        </w:tabs>
-        <w:ind w:left="720" w:hanging="360"/>
-      </w:pPr>
-      <w:rPr>
-        <w:rFonts w:ascii="Symbol" w:hAnsi="Symbol" w:hint="default"/>
-        <w:sz w:val="20"/>
-      </w:rPr>
-    </w:lvl>
-    <w:lvl w:ilvl="1" w:tentative="1">
-      <w:start w:val="1"/>
-      <w:numFmt w:val="bullet"/>
-      <w:lvlText w:val="o"/>
-      <w:lvlJc w:val="left"/>
-      <w:pPr>
-        <w:tabs>
-          <w:tab w:val="num" w:pos="1440"/>
-        </w:tabs>
-        <w:ind w:left="1440" w:hanging="360"/>
-      </w:pPr>
-      <w:rPr>
-        <w:rFonts w:ascii="Courier New" w:hAnsi="Courier New" w:hint="default"/>
-        <w:sz w:val="20"/>
-      </w:rPr>
-    </w:lvl>
-    <w:lvl w:ilvl="2" w:tentative="1">
-      <w:start w:val="1"/>
-      <w:numFmt w:val="bullet"/>
-      <w:lvlText w:val=""/>
-      <w:lvlJc w:val="left"/>
-      <w:pPr>
-        <w:tabs>
-          <w:tab w:val="num" w:pos="2160"/>
-        </w:tabs>
-        <w:ind w:left="2160" w:hanging="360"/>
-      </w:pPr>
-      <w:rPr>
-        <w:rFonts w:ascii="Wingdings" w:hAnsi="Wingdings" w:hint="default"/>
-        <w:sz w:val="20"/>
-      </w:rPr>
-    </w:lvl>
-    <w:lvl w:ilvl="3" w:tentative="1">
-      <w:start w:val="1"/>
-      <w:numFmt w:val="bullet"/>
-      <w:lvlText w:val=""/>
-      <w:lvlJc w:val="left"/>
-      <w:pPr>
-        <w:tabs>
-          <w:tab w:val="num" w:pos="2880"/>
-        </w:tabs>
-        <w:ind w:left="2880" w:hanging="360"/>
-      </w:pPr>
-      <w:rPr>
-        <w:rFonts w:ascii="Wingdings" w:hAnsi="Wingdings" w:hint="default"/>
-        <w:sz w:val="20"/>
-      </w:rPr>
-    </w:lvl>
-    <w:lvl w:ilvl="4" w:tentative="1">
-      <w:start w:val="1"/>
-      <w:numFmt w:val="bullet"/>
-      <w:lvlText w:val=""/>
-      <w:lvlJc w:val="left"/>
-      <w:pPr>
-        <w:tabs>
-          <w:tab w:val="num" w:pos="3600"/>
-        </w:tabs>
-        <w:ind w:left="3600" w:hanging="360"/>
-      </w:pPr>
-      <w:rPr>
-        <w:rFonts w:ascii="Wingdings" w:hAnsi="Wingdings" w:hint="default"/>
-        <w:sz w:val="20"/>
-      </w:rPr>
-    </w:lvl>
-    <w:lvl w:ilvl="5" w:tentative="1">
-      <w:start w:val="1"/>
-      <w:numFmt w:val="bullet"/>
-      <w:lvlText w:val=""/>
-      <w:lvlJc w:val="left"/>
-      <w:pPr>
-        <w:tabs>
-          <w:tab w:val="num" w:pos="4320"/>
-        </w:tabs>
-        <w:ind w:left="4320" w:hanging="360"/>
-      </w:pPr>
-      <w:rPr>
-        <w:rFonts w:ascii="Wingdings" w:hAnsi="Wingdings" w:hint="default"/>
-        <w:sz w:val="20"/>
-      </w:rPr>
-    </w:lvl>
-    <w:lvl w:ilvl="6" w:tentative="1">
-      <w:start w:val="1"/>
-      <w:numFmt w:val="bullet"/>
-      <w:lvlText w:val=""/>
-      <w:lvlJc w:val="left"/>
-      <w:pPr>
-        <w:tabs>
-          <w:tab w:val="num" w:pos="5040"/>
-        </w:tabs>
-        <w:ind w:left="5040" w:hanging="360"/>
-      </w:pPr>
-      <w:rPr>
-        <w:rFonts w:ascii="Wingdings" w:hAnsi="Wingdings" w:hint="default"/>
-        <w:sz w:val="20"/>
-      </w:rPr>
-    </w:lvl>
-    <w:lvl w:ilvl="7" w:tentative="1">
-      <w:start w:val="1"/>
-      <w:numFmt w:val="bullet"/>
-      <w:lvlText w:val=""/>
-      <w:lvlJc w:val="left"/>
-      <w:pPr>
-        <w:tabs>
-          <w:tab w:val="num" w:pos="5760"/>
-        </w:tabs>
-        <w:ind w:left="5760" w:hanging="360"/>
-      </w:pPr>
-      <w:rPr>
-        <w:rFonts w:ascii="Wingdings" w:hAnsi="Wingdings" w:hint="default"/>
-        <w:sz w:val="20"/>
-      </w:rPr>
-    </w:lvl>
-    <w:lvl w:ilvl="8" w:tentative="1">
-      <w:start w:val="1"/>
-      <w:numFmt w:val="bullet"/>
-      <w:lvlText w:val=""/>
-      <w:lvlJc w:val="left"/>
-      <w:pPr>
-        <w:tabs>
-          <w:tab w:val="num" w:pos="6480"/>
-        </w:tabs>
-        <w:ind w:left="6480" w:hanging="360"/>
-      </w:pPr>
-      <w:rPr>
-        <w:rFonts w:ascii="Wingdings" w:hAnsi="Wingdings" w:hint="default"/>
-        <w:sz w:val="20"/>
       </w:rPr>
     </w:lvl>
   </w:abstractNum>
@@ -9265,7 +9625,7 @@
     <w:abstractNumId w:val="21"/>
   </w:num>
   <w:num w:numId="7" w16cid:durableId="345404176">
-    <w:abstractNumId w:val="10"/>
+    <w:abstractNumId w:val="11"/>
   </w:num>
   <w:num w:numId="8" w16cid:durableId="1274747806">
     <w:abstractNumId w:val="32"/>
@@ -9280,7 +9640,7 @@
     <w:abstractNumId w:val="30"/>
   </w:num>
   <w:num w:numId="12" w16cid:durableId="1929456882">
-    <w:abstractNumId w:val="13"/>
+    <w:abstractNumId w:val="14"/>
   </w:num>
   <w:num w:numId="13" w16cid:durableId="724447917">
     <w:abstractNumId w:val="1"/>
@@ -9304,10 +9664,10 @@
     <w:abstractNumId w:val="28"/>
   </w:num>
   <w:num w:numId="20" w16cid:durableId="603925043">
-    <w:abstractNumId w:val="9"/>
+    <w:abstractNumId w:val="10"/>
   </w:num>
   <w:num w:numId="21" w16cid:durableId="757990249">
-    <w:abstractNumId w:val="14"/>
+    <w:abstractNumId w:val="15"/>
   </w:num>
   <w:num w:numId="22" w16cid:durableId="1430276632">
     <w:abstractNumId w:val="7"/>
@@ -9316,10 +9676,10 @@
     <w:abstractNumId w:val="33"/>
   </w:num>
   <w:num w:numId="24" w16cid:durableId="1439568465">
-    <w:abstractNumId w:val="11"/>
+    <w:abstractNumId w:val="12"/>
   </w:num>
   <w:num w:numId="25" w16cid:durableId="469440041">
-    <w:abstractNumId w:val="12"/>
+    <w:abstractNumId w:val="13"/>
   </w:num>
   <w:num w:numId="26" w16cid:durableId="1805850823">
     <w:abstractNumId w:val="36"/>
@@ -9357,14 +9717,14 @@
   <w:num w:numId="37" w16cid:durableId="80570419">
     <w:abstractNumId w:val="27"/>
   </w:num>
-  <w:num w:numId="38" w16cid:durableId="2050109054">
-    <w:abstractNumId w:val="15"/>
+  <w:num w:numId="38" w16cid:durableId="215623363">
+    <w:abstractNumId w:val="9"/>
   </w:num>
 </w:numbering>
 </file>
 
 <file path=word/styles.xml><?xml version="1.0" encoding="utf-8"?>
-<w:styles xmlns:mc="http://schemas.openxmlformats.org/markup-compatibility/2006" xmlns:r="http://schemas.openxmlformats.org/officeDocument/2006/relationships" xmlns:w="http://schemas.openxmlformats.org/wordprocessingml/2006/main" xmlns:w14="http://schemas.microsoft.com/office/word/2010/wordml" xmlns:w15="http://schemas.microsoft.com/office/word/2012/wordml" xmlns:w16cex="http://schemas.microsoft.com/office/word/2018/wordml/cex" xmlns:w16cid="http://schemas.microsoft.com/office/word/2016/wordml/cid" xmlns:w16="http://schemas.microsoft.com/office/word/2018/wordml" xmlns:w16sdtdh="http://schemas.microsoft.com/office/word/2020/wordml/sdtdatahash" xmlns:w16se="http://schemas.microsoft.com/office/word/2015/wordml/symex" mc:Ignorable="w14 w15 w16se w16cid w16 w16cex w16sdtdh">
+<w:styles xmlns:mc="http://schemas.openxmlformats.org/markup-compatibility/2006" xmlns:r="http://schemas.openxmlformats.org/officeDocument/2006/relationships" xmlns:w="http://schemas.openxmlformats.org/wordprocessingml/2006/main" xmlns:w14="http://schemas.microsoft.com/office/word/2010/wordml" xmlns:w15="http://schemas.microsoft.com/office/word/2012/wordml" xmlns:w16cex="http://schemas.microsoft.com/office/word/2018/wordml/cex" xmlns:w16cid="http://schemas.microsoft.com/office/word/2016/wordml/cid" xmlns:w16="http://schemas.microsoft.com/office/word/2018/wordml" xmlns:w16du="http://schemas.microsoft.com/office/word/2023/wordml/word16du" xmlns:w16sdtdh="http://schemas.microsoft.com/office/word/2020/wordml/sdtdatahash" xmlns:w16sdtfl="http://schemas.microsoft.com/office/word/2024/wordml/sdtformatlock" xmlns:w16se="http://schemas.microsoft.com/office/word/2015/wordml/symex" mc:Ignorable="w14 w15 w16se w16cid w16 w16cex w16sdtdh w16sdtfl w16du">
   <w:docDefaults>
     <w:rPrDefault>
       <w:rPr>
@@ -9378,7 +9738,7 @@
     <w:lsdException w:name="Normal" w:qFormat="1"/>
     <w:lsdException w:name="heading 1" w:qFormat="1"/>
     <w:lsdException w:name="heading 2" w:semiHidden="1" w:unhideWhenUsed="1" w:qFormat="1"/>
-    <w:lsdException w:name="heading 3" w:semiHidden="1" w:uiPriority="9" w:unhideWhenUsed="1" w:qFormat="1"/>
+    <w:lsdException w:name="heading 3" w:semiHidden="1" w:unhideWhenUsed="1" w:qFormat="1"/>
     <w:lsdException w:name="heading 4" w:semiHidden="1" w:unhideWhenUsed="1" w:qFormat="1"/>
     <w:lsdException w:name="heading 5" w:semiHidden="1" w:unhideWhenUsed="1" w:qFormat="1"/>
     <w:lsdException w:name="heading 6" w:semiHidden="1" w:unhideWhenUsed="1" w:qFormat="1"/>
@@ -9388,7 +9748,8 @@
     <w:lsdException w:name="caption" w:semiHidden="1" w:unhideWhenUsed="1" w:qFormat="1"/>
     <w:lsdException w:name="Title" w:qFormat="1"/>
     <w:lsdException w:name="Subtitle" w:qFormat="1"/>
-    <w:lsdException w:name="Strong" w:uiPriority="22" w:qFormat="1"/>
+    <w:lsdException w:name="Hyperlink" w:uiPriority="99"/>
+    <w:lsdException w:name="Strong" w:qFormat="1"/>
     <w:lsdException w:name="Emphasis" w:qFormat="1"/>
     <w:lsdException w:name="Normal (Web)" w:uiPriority="99"/>
     <w:lsdException w:name="Normal Table" w:semiHidden="1" w:unhideWhenUsed="1"/>
@@ -9666,24 +10027,6 @@
       <w:szCs w:val="24"/>
     </w:rPr>
   </w:style>
-  <w:style w:type="paragraph" w:styleId="Heading3">
-    <w:name w:val="heading 3"/>
-    <w:basedOn w:val="Normal"/>
-    <w:link w:val="Heading3Char"/>
-    <w:uiPriority w:val="9"/>
-    <w:qFormat/>
-    <w:rsid w:val="00C67B29"/>
-    <w:pPr>
-      <w:spacing w:before="100" w:beforeAutospacing="1" w:after="100" w:afterAutospacing="1"/>
-      <w:outlineLvl w:val="2"/>
-    </w:pPr>
-    <w:rPr>
-      <w:b/>
-      <w:bCs/>
-      <w:sz w:val="27"/>
-      <w:szCs w:val="27"/>
-    </w:rPr>
-  </w:style>
   <w:style w:type="character" w:default="1" w:styleId="DefaultParagraphFont">
     <w:name w:val="Default Paragraph Font"/>
     <w:uiPriority w:val="1"/>
@@ -9725,6 +10068,7 @@
   </w:style>
   <w:style w:type="character" w:styleId="Hyperlink">
     <w:name w:val="Hyperlink"/>
+    <w:uiPriority w:val="99"/>
     <w:rPr>
       <w:color w:val="0000FF"/>
       <w:u w:val="single"/>
@@ -9853,38 +10197,10 @@
       <w:u w:val="single"/>
     </w:rPr>
   </w:style>
-  <w:style w:type="character" w:customStyle="1" w:styleId="Heading3Char">
-    <w:name w:val="Heading 3 Char"/>
+  <w:style w:type="character" w:customStyle="1" w:styleId="apple-converted-space">
+    <w:name w:val="apple-converted-space"/>
     <w:basedOn w:val="DefaultParagraphFont"/>
-    <w:link w:val="Heading3"/>
-    <w:uiPriority w:val="9"/>
-    <w:rsid w:val="00C67B29"/>
-    <w:rPr>
-      <w:rFonts w:eastAsia="Times New Roman"/>
-      <w:b/>
-      <w:bCs/>
-      <w:sz w:val="27"/>
-      <w:szCs w:val="27"/>
-    </w:rPr>
-  </w:style>
-  <w:style w:type="paragraph" w:customStyle="1" w:styleId="ui-first-child">
-    <w:name w:val="ui-first-child"/>
-    <w:basedOn w:val="Normal"/>
-    <w:rsid w:val="00C67B29"/>
-    <w:pPr>
-      <w:spacing w:before="100" w:beforeAutospacing="1" w:after="100" w:afterAutospacing="1"/>
-    </w:pPr>
-  </w:style>
-  <w:style w:type="character" w:styleId="Strong">
-    <w:name w:val="Strong"/>
-    <w:basedOn w:val="DefaultParagraphFont"/>
-    <w:uiPriority w:val="22"/>
-    <w:qFormat/>
-    <w:rsid w:val="00C67B29"/>
-    <w:rPr>
-      <w:b/>
-      <w:bCs/>
-    </w:rPr>
+    <w:rsid w:val="00665E24"/>
   </w:style>
 </w:styles>
 </file>

--- a/documents/FuZhengCVwebsite.docx
+++ b/documents/FuZhengCVwebsite.docx
@@ -1142,7 +1142,19 @@
         <w:rPr>
           <w:rFonts w:eastAsia="Heiti TC Medium"/>
         </w:rPr>
-        <w:t xml:space="preserve">. “Missing Binds: How Absent Ties Unleash </w:t>
+        <w:t xml:space="preserve">. </w:t>
+      </w:r>
+      <w:r>
+        <w:rPr>
+          <w:rFonts w:eastAsia="Heiti TC Medium"/>
+        </w:rPr>
+        <w:t xml:space="preserve">2026. </w:t>
+      </w:r>
+      <w:r>
+        <w:rPr>
+          <w:rFonts w:eastAsia="Heiti TC Medium"/>
+        </w:rPr>
+        <w:t xml:space="preserve">“Missing Binds: How Absent Ties Unleash </w:t>
       </w:r>
       <w:r>
         <w:rPr>
@@ -1771,7 +1783,16 @@
           <w:iCs/>
         </w:rPr>
       </w:pPr>
-      <w:r>
+    </w:p>
+    <w:p>
+      <w:pPr>
+        <w:tabs>
+          <w:tab w:val="left" w:pos="360"/>
+          <w:tab w:val="left" w:pos="1080"/>
+        </w:tabs>
+        <w:spacing w:line="280" w:lineRule="exact"/>
+        <w:jc w:val="both"/>
+        <w:outlineLvl w:val="0"/>
         <w:rPr>
           <w:rFonts w:eastAsia="Heiti TC Medium"/>
           <w:b/>
@@ -1779,6 +1800,16 @@
           <w:i/>
           <w:iCs/>
         </w:rPr>
+      </w:pPr>
+      <w:r>
+        <w:rPr>
+          <w:rFonts w:eastAsia="Heiti TC Medium"/>
+          <w:b/>
+          <w:bCs/>
+          <w:i/>
+          <w:iCs/>
+        </w:rPr>
+        <w:lastRenderedPageBreak/>
         <w:t>Working Papers</w:t>
       </w:r>
     </w:p>
@@ -1982,7 +2013,39 @@
         <w:rPr>
           <w:rFonts w:eastAsia="Heiti TC Medium" w:hint="eastAsia"/>
         </w:rPr>
-        <w:t xml:space="preserve"> (Under Review)</w:t>
+        <w:t xml:space="preserve"> (</w:t>
+      </w:r>
+      <w:r>
+        <w:rPr>
+          <w:rFonts w:eastAsia="Heiti TC Medium"/>
+        </w:rPr>
+        <w:t>Re</w:t>
+      </w:r>
+      <w:r>
+        <w:rPr>
+          <w:rFonts w:eastAsia="Heiti TC Medium"/>
+        </w:rPr>
+        <w:t>vise</w:t>
+      </w:r>
+      <w:r>
+        <w:rPr>
+          <w:rFonts w:eastAsia="Heiti TC Medium"/>
+        </w:rPr>
+        <w:t xml:space="preserve"> and </w:t>
+      </w:r>
+      <w:proofErr w:type="gramStart"/>
+      <w:r>
+        <w:rPr>
+          <w:rFonts w:eastAsia="Heiti TC Medium"/>
+        </w:rPr>
+        <w:t>Resubmit</w:t>
+      </w:r>
+      <w:proofErr w:type="gramEnd"/>
+      <w:r>
+        <w:rPr>
+          <w:rFonts w:eastAsia="Heiti TC Medium" w:hint="eastAsia"/>
+        </w:rPr>
+        <w:t>)</w:t>
       </w:r>
       <w:r>
         <w:rPr>
@@ -2049,7 +2112,6 @@
         <w:outlineLvl w:val="0"/>
         <w:rPr>
           <w:rFonts w:eastAsia="Heiti TC Medium"/>
-          <w:lang w:eastAsia="en-US"/>
         </w:rPr>
       </w:pPr>
       <w:proofErr w:type="spellStart"/>
@@ -2140,7 +2202,83 @@
         <w:rPr>
           <w:rFonts w:eastAsia="Heiti TC Medium" w:hint="eastAsia"/>
         </w:rPr>
-        <w:t>(Manuscript under Preparation)</w:t>
+        <w:t>(</w:t>
+      </w:r>
+      <w:r>
+        <w:rPr>
+          <w:rFonts w:eastAsia="Heiti TC Medium"/>
+        </w:rPr>
+        <w:t>Under Review</w:t>
+      </w:r>
+      <w:r>
+        <w:rPr>
+          <w:rFonts w:eastAsia="Heiti TC Medium" w:hint="eastAsia"/>
+        </w:rPr>
+        <w:t>)</w:t>
+      </w:r>
+    </w:p>
+    <w:p>
+      <w:pPr>
+        <w:tabs>
+          <w:tab w:val="left" w:pos="360"/>
+          <w:tab w:val="left" w:pos="1080"/>
+        </w:tabs>
+        <w:spacing w:after="240" w:line="280" w:lineRule="exact"/>
+        <w:jc w:val="both"/>
+        <w:outlineLvl w:val="0"/>
+        <w:rPr>
+          <w:rFonts w:eastAsia="Heiti TC Medium"/>
+        </w:rPr>
+      </w:pPr>
+      <w:r>
+        <w:rPr>
+          <w:rFonts w:eastAsia="Heiti TC Medium"/>
+          <w:b/>
+          <w:bCs/>
+        </w:rPr>
+        <w:t>Zheng Fu</w:t>
+      </w:r>
+      <w:r>
+        <w:rPr>
+          <w:rFonts w:eastAsia="Heiti TC Medium" w:hint="eastAsia"/>
+        </w:rPr>
+        <w:t>, Mian Chen</w:t>
+      </w:r>
+      <w:r>
+        <w:rPr>
+          <w:rFonts w:eastAsia="Heiti TC Medium"/>
+        </w:rPr>
+        <w:t>. “</w:t>
+      </w:r>
+      <w:r>
+        <w:rPr>
+          <w:rFonts w:eastAsia="Heiti TC Medium" w:hint="eastAsia"/>
+        </w:rPr>
+        <w:t>Propaganda or Misinformation: T</w:t>
+      </w:r>
+      <w:r>
+        <w:rPr>
+          <w:rFonts w:eastAsia="Heiti TC Medium"/>
+        </w:rPr>
+        <w:t>h</w:t>
+      </w:r>
+      <w:r>
+        <w:rPr>
+          <w:rFonts w:eastAsia="Heiti TC Medium" w:hint="eastAsia"/>
+        </w:rPr>
+        <w:t>e Framing of the Misinformation Problem in U.S. Mainstream Media.</w:t>
+      </w:r>
+      <w:r>
+        <w:rPr>
+          <w:rFonts w:eastAsia="Heiti TC Medium"/>
+        </w:rPr>
+        <w:t>”</w:t>
+      </w:r>
+      <w:r>
+        <w:rPr>
+          <w:rFonts w:eastAsia="Heiti TC Medium"/>
+        </w:rPr>
+        <w:t xml:space="preserve"> (Under Review)</w:t>
       </w:r>
     </w:p>
     <w:p>
@@ -2337,76 +2475,6 @@
           <w:rFonts w:eastAsia="Heiti TC Medium" w:hint="eastAsia"/>
         </w:rPr>
         <w:t>The Imagined AI User: How Universities Govern AI Usage.</w:t>
-      </w:r>
-      <w:r>
-        <w:rPr>
-          <w:rFonts w:eastAsia="Heiti TC Medium"/>
-        </w:rPr>
-        <w:t>”</w:t>
-      </w:r>
-    </w:p>
-    <w:p>
-      <w:pPr>
-        <w:tabs>
-          <w:tab w:val="left" w:pos="360"/>
-          <w:tab w:val="left" w:pos="1080"/>
-        </w:tabs>
-        <w:spacing w:after="240" w:line="280" w:lineRule="exact"/>
-        <w:jc w:val="both"/>
-        <w:outlineLvl w:val="0"/>
-        <w:rPr>
-          <w:rFonts w:eastAsia="Heiti TC Medium"/>
-        </w:rPr>
-      </w:pPr>
-      <w:r>
-        <w:rPr>
-          <w:rFonts w:eastAsia="Heiti TC Medium"/>
-          <w:b/>
-          <w:bCs/>
-        </w:rPr>
-        <w:t>Zheng Fu</w:t>
-      </w:r>
-      <w:r>
-        <w:rPr>
-          <w:rFonts w:eastAsia="Heiti TC Medium" w:hint="eastAsia"/>
-        </w:rPr>
-        <w:t>, Mian Chen</w:t>
-      </w:r>
-      <w:r>
-        <w:rPr>
-          <w:rFonts w:eastAsia="Heiti TC Medium"/>
-        </w:rPr>
-        <w:t>. “</w:t>
-      </w:r>
-      <w:r>
-        <w:rPr>
-          <w:rFonts w:eastAsia="Heiti TC Medium" w:hint="eastAsia"/>
-        </w:rPr>
-        <w:t>Propaganda or Misinformation: T</w:t>
-      </w:r>
-      <w:r>
-        <w:rPr>
-          <w:rFonts w:eastAsia="Heiti TC Medium"/>
-        </w:rPr>
-        <w:t>h</w:t>
-      </w:r>
-      <w:r>
-        <w:rPr>
-          <w:rFonts w:eastAsia="Heiti TC Medium" w:hint="eastAsia"/>
-        </w:rPr>
-        <w:t xml:space="preserve">e Framing of the Misinformation Problem in </w:t>
-      </w:r>
-      <w:r>
-        <w:rPr>
-          <w:rFonts w:eastAsia="Heiti TC Medium" w:hint="eastAsia"/>
-        </w:rPr>
-        <w:t xml:space="preserve">U.S. </w:t>
-      </w:r>
-      <w:r>
-        <w:rPr>
-          <w:rFonts w:eastAsia="Heiti TC Medium" w:hint="eastAsia"/>
-        </w:rPr>
-        <w:t>Mainstream Media.</w:t>
       </w:r>
       <w:r>
         <w:rPr>
@@ -2789,6 +2857,156 @@
               <w:jc w:val="both"/>
               <w:rPr>
                 <w:rFonts w:eastAsia="Heiti TC Medium"/>
+                <w:bCs/>
+              </w:rPr>
+            </w:pPr>
+            <w:r>
+              <w:rPr>
+                <w:rFonts w:eastAsia="Heiti TC Medium"/>
+                <w:bCs/>
+              </w:rPr>
+              <w:t>2026</w:t>
+            </w:r>
+          </w:p>
+        </w:tc>
+        <w:tc>
+          <w:tcPr>
+            <w:tcW w:w="7735" w:type="dxa"/>
+          </w:tcPr>
+          <w:p>
+            <w:pPr>
+              <w:tabs>
+                <w:tab w:val="left" w:pos="360"/>
+                <w:tab w:val="left" w:pos="1080"/>
+                <w:tab w:val="left" w:pos="8640"/>
+              </w:tabs>
+              <w:spacing w:line="280" w:lineRule="exact"/>
+              <w:jc w:val="both"/>
+              <w:rPr>
+                <w:rFonts w:eastAsia="Heiti TC Medium"/>
+                <w:bCs/>
+              </w:rPr>
+            </w:pPr>
+            <w:r>
+              <w:rPr>
+                <w:rFonts w:eastAsia="Heiti TC Medium"/>
+                <w:bCs/>
+              </w:rPr>
+              <w:t>American Sociological Association, New York, NY</w:t>
+            </w:r>
+          </w:p>
+          <w:p>
+            <w:pPr>
+              <w:tabs>
+                <w:tab w:val="left" w:pos="360"/>
+                <w:tab w:val="left" w:pos="1080"/>
+                <w:tab w:val="left" w:pos="8640"/>
+              </w:tabs>
+              <w:spacing w:line="280" w:lineRule="exact"/>
+              <w:jc w:val="both"/>
+              <w:rPr>
+                <w:rFonts w:eastAsia="Heiti TC Medium"/>
+                <w:bCs/>
+                <w:i/>
+                <w:iCs/>
+              </w:rPr>
+            </w:pPr>
+            <w:r>
+              <w:rPr>
+                <w:rFonts w:eastAsia="Heiti TC Medium"/>
+                <w:bCs/>
+                <w:i/>
+                <w:iCs/>
+              </w:rPr>
+              <w:t xml:space="preserve">Presenting: </w:t>
+            </w:r>
+            <w:r>
+              <w:rPr>
+                <w:rFonts w:eastAsia="Heiti TC Medium"/>
+              </w:rPr>
+              <w:t>Power in the Loop: Algorithmic Governance and Legitimacy</w:t>
+            </w:r>
+            <w:r>
+              <w:rPr>
+                <w:rFonts w:eastAsia="Heiti TC Medium" w:hint="eastAsia"/>
+              </w:rPr>
+              <w:t xml:space="preserve"> under Authoritarianism</w:t>
+            </w:r>
+          </w:p>
+        </w:tc>
+      </w:tr>
+      <w:tr>
+        <w:tc>
+          <w:tcPr>
+            <w:tcW w:w="1615" w:type="dxa"/>
+          </w:tcPr>
+          <w:p>
+            <w:pPr>
+              <w:tabs>
+                <w:tab w:val="left" w:pos="360"/>
+                <w:tab w:val="left" w:pos="1080"/>
+                <w:tab w:val="left" w:pos="8640"/>
+              </w:tabs>
+              <w:spacing w:line="280" w:lineRule="exact"/>
+              <w:jc w:val="both"/>
+              <w:rPr>
+                <w:rFonts w:eastAsia="Heiti TC Medium"/>
+                <w:bCs/>
+              </w:rPr>
+            </w:pPr>
+            <w:r>
+              <w:rPr>
+                <w:rFonts w:eastAsia="Heiti TC Medium"/>
+                <w:bCs/>
+              </w:rPr>
+              <w:t>2025</w:t>
+            </w:r>
+          </w:p>
+        </w:tc>
+        <w:tc>
+          <w:tcPr>
+            <w:tcW w:w="7735" w:type="dxa"/>
+          </w:tcPr>
+          <w:p>
+            <w:pPr>
+              <w:tabs>
+                <w:tab w:val="left" w:pos="360"/>
+                <w:tab w:val="left" w:pos="1080"/>
+                <w:tab w:val="left" w:pos="8640"/>
+              </w:tabs>
+              <w:spacing w:line="280" w:lineRule="exact"/>
+              <w:jc w:val="both"/>
+              <w:rPr>
+                <w:rFonts w:eastAsia="Heiti TC Medium"/>
+                <w:bCs/>
+              </w:rPr>
+            </w:pPr>
+            <w:r>
+              <w:rPr>
+                <w:rFonts w:eastAsia="Heiti TC Medium"/>
+                <w:bCs/>
+              </w:rPr>
+              <w:t>American Sociological Association, Chicago, IL</w:t>
+            </w:r>
+          </w:p>
+        </w:tc>
+      </w:tr>
+      <w:tr>
+        <w:tc>
+          <w:tcPr>
+            <w:tcW w:w="1615" w:type="dxa"/>
+          </w:tcPr>
+          <w:p>
+            <w:pPr>
+              <w:tabs>
+                <w:tab w:val="left" w:pos="360"/>
+                <w:tab w:val="left" w:pos="1080"/>
+                <w:tab w:val="left" w:pos="8640"/>
+              </w:tabs>
+              <w:spacing w:line="280" w:lineRule="exact"/>
+              <w:jc w:val="both"/>
+              <w:rPr>
+                <w:rFonts w:eastAsia="Heiti TC Medium"/>
                 <w:b/>
                 <w:bCs/>
               </w:rPr>
@@ -3276,6 +3494,7 @@
                 <w:rFonts w:eastAsia="Heiti TC Medium"/>
                 <w:bCs/>
               </w:rPr>
+              <w:lastRenderedPageBreak/>
               <w:t>2022</w:t>
             </w:r>
           </w:p>
@@ -3496,7 +3715,6 @@
                 <w:bCs/>
                 <w:iCs/>
               </w:rPr>
-              <w:lastRenderedPageBreak/>
               <w:t>2017</w:t>
             </w:r>
           </w:p>
@@ -4513,7 +4731,7 @@
               <w:spacing w:line="280" w:lineRule="exact"/>
               <w:jc w:val="both"/>
               <w:rPr>
-                <w:rFonts w:eastAsia="Heiti TC Medium" w:hint="eastAsia"/>
+                <w:rFonts w:eastAsia="Heiti TC Medium"/>
                 <w:bCs/>
                 <w:i/>
                 <w:iCs/>
@@ -4566,7 +4784,7 @@
               <w:spacing w:line="280" w:lineRule="exact"/>
               <w:jc w:val="both"/>
               <w:rPr>
-                <w:rFonts w:eastAsia="Heiti TC Medium" w:hint="eastAsia"/>
+                <w:rFonts w:eastAsia="Heiti TC Medium"/>
                 <w:bCs/>
               </w:rPr>
             </w:pPr>
@@ -4666,7 +4884,7 @@
               <w:spacing w:line="280" w:lineRule="exact"/>
               <w:jc w:val="both"/>
               <w:rPr>
-                <w:rFonts w:eastAsia="Heiti TC Medium" w:hint="eastAsia"/>
+                <w:rFonts w:eastAsia="Heiti TC Medium"/>
                 <w:bCs/>
               </w:rPr>
             </w:pPr>
@@ -5226,6 +5444,7 @@
         <w:rPr>
           <w:rFonts w:eastAsia="Heiti TC Medium"/>
         </w:rPr>
+        <w:lastRenderedPageBreak/>
         <w:t>Coordinator of Interdisciplinary Graduate Student Seminar at Columbia University.</w:t>
       </w:r>
     </w:p>
@@ -5292,7 +5511,6 @@
         <w:rPr>
           <w:rFonts w:eastAsia="Heiti TC Medium" w:hint="eastAsia"/>
         </w:rPr>
-        <w:lastRenderedPageBreak/>
         <w:t>R</w:t>
       </w:r>
       <w:r>
@@ -5403,7 +5621,7 @@
         <v:path o:extrusionok="f" gradientshapeok="t" o:connecttype="rect"/>
         <o:lock v:ext="edit" aspectratio="t"/>
       </v:shapetype>
-      <v:shape id="_x0000_i1025" type="#_x0000_t75" style="width:12.55pt;height:12.55pt" o:bullet="t">
+      <v:shape id="_x0000_i1025" type="#_x0000_t75" style="width:12.85pt;height:12.85pt" o:bullet="t">
         <v:imagedata r:id="rId1" o:title="BD21302_"/>
       </v:shape>
     </w:pict>
